--- a/src/main/resources/templates/PhieuBaoDamQSDD.docx
+++ b/src/main/resources/templates/PhieuBaoDamQSDD.docx
@@ -158,7 +158,7 @@
                 </mc:Choice>
                 <mc:Fallback>
                   <w:pict>
-                    <v:line w14:anchorId="21B4372F" id="Straight Connector 1" o:spid="_x0000_s1026" style="position:absolute;z-index:251658752;visibility:visible;mso-wrap-style:square;mso-wrap-distance-left:9pt;mso-wrap-distance-top:0;mso-wrap-distance-right:9pt;mso-wrap-distance-bottom:0;mso-position-horizontal:absolute;mso-position-horizontal-relative:text;mso-position-vertical:absolute;mso-position-vertical-relative:text" from="63.7pt,.9pt" to="216.1pt,.9pt" o:gfxdata="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" strokecolor="#4579b8 [3044]"/>
+                    <v:line w14:anchorId="70B30477" id="Straight Connector 1" o:spid="_x0000_s1026" style="position:absolute;z-index:251658752;visibility:visible;mso-wrap-style:square;mso-wrap-distance-left:9pt;mso-wrap-distance-top:0;mso-wrap-distance-right:9pt;mso-wrap-distance-bottom:0;mso-position-horizontal:absolute;mso-position-horizontal-relative:text;mso-position-vertical:absolute;mso-position-vertical-relative:text" from="63.7pt,.9pt" to="216.1pt,.9pt" o:gfxdata="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" strokecolor="#4579b8 [3044]"/>
                   </w:pict>
                 </mc:Fallback>
               </mc:AlternateContent>
@@ -2009,23 +2009,7 @@
                 <w:sz w:val="26"/>
                 <w:szCs w:val="26"/>
               </w:rPr>
-              <w:t>{{nccccd</w:t>
-            </w:r>
-            <w:r>
-              <w:rPr>
-                <w:sz w:val="26"/>
-                <w:szCs w:val="26"/>
-              </w:rPr>
-              <w:t>nt</w:t>
-            </w:r>
-            <w:bookmarkStart w:id="0" w:name="_GoBack"/>
-            <w:bookmarkEnd w:id="0"/>
-            <w:r>
-              <w:rPr>
-                <w:sz w:val="26"/>
-                <w:szCs w:val="26"/>
-              </w:rPr>
-              <w:t>}}</w:t>
+              <w:t>{{nccccdnt}}</w:t>
             </w:r>
             <w:r>
               <w:rPr>
@@ -3166,7 +3150,19 @@
                 <w:sz w:val="24"/>
                 <w:szCs w:val="24"/>
               </w:rPr>
-              <w:t xml:space="preserve">Giấy chứng nhận Quyền sử dụng đất </w:t>
+              <w:t>{{ndnb}}</w:t>
+            </w:r>
+            <w:bookmarkStart w:id="0" w:name="_GoBack"/>
+            <w:bookmarkEnd w:id="0"/>
+            <w:r>
+              <w:rPr>
+                <w:rFonts w:eastAsia="Times New Roman" w:cs="Times New Roman"/>
+                <w:i/>
+                <w:iCs/>
+                <w:sz w:val="24"/>
+                <w:szCs w:val="24"/>
+              </w:rPr>
+              <w:t xml:space="preserve"> </w:t>
             </w:r>
           </w:p>
           <w:p>
@@ -7061,7 +7057,7 @@
 </file>
 
 <file path=customXml/itemProps1.xml><?xml version="1.0" encoding="utf-8"?>
-<ds:datastoreItem xmlns:ds="http://schemas.openxmlformats.org/officeDocument/2006/customXml" ds:itemID="{C3A537ED-0301-44FC-8C02-EBDA427B9AF4}">
+<ds:datastoreItem xmlns:ds="http://schemas.openxmlformats.org/officeDocument/2006/customXml" ds:itemID="{2F7C30B2-4E01-4DB7-8F3D-FA53C18CE672}">
   <ds:schemaRefs>
     <ds:schemaRef ds:uri="http://schemas.openxmlformats.org/officeDocument/2006/bibliography"/>
   </ds:schemaRefs>

--- a/src/main/resources/templates/PhieuBaoDamQSDD.docx
+++ b/src/main/resources/templates/PhieuBaoDamQSDD.docx
@@ -158,7 +158,7 @@
                 </mc:Choice>
                 <mc:Fallback>
                   <w:pict>
-                    <v:line w14:anchorId="70B30477" id="Straight Connector 1" o:spid="_x0000_s1026" style="position:absolute;z-index:251658752;visibility:visible;mso-wrap-style:square;mso-wrap-distance-left:9pt;mso-wrap-distance-top:0;mso-wrap-distance-right:9pt;mso-wrap-distance-bottom:0;mso-position-horizontal:absolute;mso-position-horizontal-relative:text;mso-position-vertical:absolute;mso-position-vertical-relative:text" from="63.7pt,.9pt" to="216.1pt,.9pt" o:gfxdata="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" strokecolor="#4579b8 [3044]"/>
+                    <v:line w14:anchorId="14A768A5" id="Straight Connector 1" o:spid="_x0000_s1026" style="position:absolute;z-index:251658752;visibility:visible;mso-wrap-style:square;mso-wrap-distance-left:9pt;mso-wrap-distance-top:0;mso-wrap-distance-right:9pt;mso-wrap-distance-bottom:0;mso-position-horizontal:absolute;mso-position-horizontal-relative:text;mso-position-vertical:absolute;mso-position-vertical-relative:text" from="63.7pt,.9pt" to="216.1pt,.9pt" o:gfxdata="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" strokecolor="#4579b8 [3044]"/>
                   </w:pict>
                 </mc:Fallback>
               </mc:AlternateContent>
@@ -183,7 +183,7 @@
                 <w:sz w:val="26"/>
                 <w:szCs w:val="26"/>
               </w:rPr>
-              <w:t>Chu Văn An</w:t>
+              <w:t>Hải Phòng</w:t>
             </w:r>
             <w:r>
               <w:rPr>
@@ -256,24 +256,7 @@
                 <w:sz w:val="26"/>
                 <w:szCs w:val="26"/>
               </w:rPr>
-              <w:t>Kính gửi</w:t>
-            </w:r>
-            <w:r>
-              <w:rPr>
-                <w:rFonts w:eastAsia="Times New Roman" w:cs="Times New Roman"/>
-                <w:sz w:val="26"/>
-                <w:szCs w:val="26"/>
-                <w:vertAlign w:val="superscript"/>
-              </w:rPr>
-              <w:t>2</w:t>
-            </w:r>
-            <w:r>
-              <w:rPr>
-                <w:rFonts w:eastAsia="Times New Roman" w:cs="Times New Roman"/>
-                <w:sz w:val="26"/>
-                <w:szCs w:val="26"/>
-              </w:rPr>
-              <w:t>:</w:t>
+              <w:t>Kính gửi:</w:t>
             </w:r>
             <w:r>
               <w:rPr>
@@ -626,69 +609,59 @@
               </w:rPr>
               <w:t>1. Người yêu cầu đăng ký</w:t>
             </w:r>
-            <w:r>
-              <w:rPr>
-                <w:rFonts w:eastAsia="Times New Roman" w:cs="Times New Roman"/>
-                <w:sz w:val="24"/>
-                <w:szCs w:val="24"/>
-                <w:vertAlign w:val="superscript"/>
-              </w:rPr>
-              <w:t>3</w:t>
-            </w:r>
-          </w:p>
-          <w:p>
-            <w:pPr>
-              <w:spacing w:after="0" w:line="240" w:lineRule="auto"/>
-              <w:rPr>
-                <w:rFonts w:eastAsia="Times New Roman" w:cs="Times New Roman"/>
-                <w:color w:val="222222"/>
-                <w:sz w:val="24"/>
-                <w:szCs w:val="24"/>
-              </w:rPr>
-            </w:pPr>
-            <w:r>
-              <w:rPr>
-                <w:rFonts w:eastAsia="Times New Roman" w:cs="Times New Roman"/>
-                <w:sz w:val="24"/>
-                <w:szCs w:val="24"/>
-              </w:rPr>
-              <w:t>□ Bên nhận bảo đảm □ Bên bảo đảm    </w:t>
-            </w:r>
-          </w:p>
-          <w:p>
-            <w:pPr>
-              <w:spacing w:after="0" w:line="240" w:lineRule="auto"/>
-              <w:rPr>
-                <w:rFonts w:eastAsia="Times New Roman" w:cs="Times New Roman"/>
-                <w:color w:val="222222"/>
-                <w:sz w:val="24"/>
-                <w:szCs w:val="24"/>
-              </w:rPr>
-            </w:pPr>
-            <w:r>
-              <w:rPr>
-                <w:rFonts w:eastAsia="Times New Roman" w:cs="Times New Roman"/>
-                <w:sz w:val="24"/>
-                <w:szCs w:val="24"/>
-              </w:rPr>
-              <w:t>□ Quản tài viên</w:t>
-            </w:r>
-            <w:r>
-              <w:rPr>
-                <w:rFonts w:eastAsia="Times New Roman" w:cs="Times New Roman"/>
-                <w:sz w:val="24"/>
-                <w:szCs w:val="24"/>
-                <w:vertAlign w:val="superscript"/>
-              </w:rPr>
-              <w:t>4</w:t>
-            </w:r>
-            <w:r>
-              <w:rPr>
-                <w:rFonts w:eastAsia="Times New Roman" w:cs="Times New Roman"/>
-                <w:sz w:val="24"/>
-                <w:szCs w:val="24"/>
-              </w:rPr>
-              <w:t>/Doanh nghiệp quản lý, thanh lý tài sản</w:t>
+          </w:p>
+          <w:p>
+            <w:pPr>
+              <w:spacing w:after="0" w:line="240" w:lineRule="auto"/>
+              <w:rPr>
+                <w:rFonts w:eastAsia="Times New Roman" w:cs="Times New Roman"/>
+                <w:color w:val="222222"/>
+                <w:sz w:val="24"/>
+                <w:szCs w:val="24"/>
+              </w:rPr>
+            </w:pPr>
+            <w:r>
+              <w:rPr>
+                <w:rFonts w:ascii="Segoe UI Symbol" w:eastAsia="Times New Roman" w:hAnsi="Segoe UI Symbol" w:cs="Segoe UI Symbol"/>
+                <w:sz w:val="24"/>
+                <w:szCs w:val="24"/>
+              </w:rPr>
+              <w:t>☑</w:t>
+            </w:r>
+            <w:r>
+              <w:rPr>
+                <w:rFonts w:eastAsia="Times New Roman" w:cs="Times New Roman"/>
+                <w:sz w:val="24"/>
+                <w:szCs w:val="24"/>
+              </w:rPr>
+              <w:t> Bê</w:t>
+            </w:r>
+            <w:r>
+              <w:rPr>
+                <w:rFonts w:eastAsia="Times New Roman" w:cs="Times New Roman"/>
+                <w:sz w:val="24"/>
+                <w:szCs w:val="24"/>
+              </w:rPr>
+              <w:t>n nhận bảo đảm □ Bên bảo đảm</w:t>
+            </w:r>
+          </w:p>
+          <w:p>
+            <w:pPr>
+              <w:spacing w:after="0" w:line="240" w:lineRule="auto"/>
+              <w:rPr>
+                <w:rFonts w:eastAsia="Times New Roman" w:cs="Times New Roman"/>
+                <w:color w:val="222222"/>
+                <w:sz w:val="24"/>
+                <w:szCs w:val="24"/>
+              </w:rPr>
+            </w:pPr>
+            <w:r>
+              <w:rPr>
+                <w:rFonts w:eastAsia="Times New Roman" w:cs="Times New Roman"/>
+                <w:sz w:val="24"/>
+                <w:szCs w:val="24"/>
+              </w:rPr>
+              <w:t>□ Quản tài viên/Doanh nghiệp quản lý, thanh lý tài sản</w:t>
             </w:r>
           </w:p>
           <w:p>
@@ -709,50 +682,24 @@
               </w:rPr>
               <w:t>□ Chi nhánh của pháp nhân, người đại diện</w:t>
             </w:r>
-            <w:r>
-              <w:rPr>
-                <w:rFonts w:eastAsia="Times New Roman" w:cs="Times New Roman"/>
-                <w:sz w:val="24"/>
-                <w:szCs w:val="24"/>
-                <w:vertAlign w:val="superscript"/>
-              </w:rPr>
-              <w:t>5</w:t>
-            </w:r>
-          </w:p>
-          <w:p>
-            <w:pPr>
-              <w:spacing w:after="0" w:line="240" w:lineRule="auto"/>
-              <w:rPr>
-                <w:rFonts w:eastAsia="Times New Roman" w:cs="Times New Roman"/>
-                <w:color w:val="222222"/>
-                <w:sz w:val="24"/>
-                <w:szCs w:val="24"/>
-              </w:rPr>
-            </w:pPr>
-            <w:r>
-              <w:rPr>
-                <w:rFonts w:eastAsia="Times New Roman" w:cs="Times New Roman"/>
-                <w:sz w:val="24"/>
-                <w:szCs w:val="24"/>
-              </w:rPr>
-              <w:t>Họ và tên đầy đủ đối với cá nhân</w:t>
-            </w:r>
-            <w:r>
-              <w:rPr>
-                <w:rFonts w:eastAsia="Times New Roman" w:cs="Times New Roman"/>
-                <w:sz w:val="24"/>
-                <w:szCs w:val="24"/>
-                <w:vertAlign w:val="superscript"/>
-              </w:rPr>
-              <w:t>6</w:t>
-            </w:r>
-            <w:r>
-              <w:rPr>
-                <w:rFonts w:eastAsia="Times New Roman" w:cs="Times New Roman"/>
-                <w:sz w:val="24"/>
-                <w:szCs w:val="24"/>
-              </w:rPr>
-              <w:t>/tên đầy đủ đối với tổ chức</w:t>
+          </w:p>
+          <w:p>
+            <w:pPr>
+              <w:spacing w:after="0" w:line="240" w:lineRule="auto"/>
+              <w:rPr>
+                <w:rFonts w:eastAsia="Times New Roman" w:cs="Times New Roman"/>
+                <w:color w:val="222222"/>
+                <w:sz w:val="24"/>
+                <w:szCs w:val="24"/>
+              </w:rPr>
+            </w:pPr>
+            <w:r>
+              <w:rPr>
+                <w:rFonts w:eastAsia="Times New Roman" w:cs="Times New Roman"/>
+                <w:sz w:val="24"/>
+                <w:szCs w:val="24"/>
+              </w:rPr>
+              <w:t>Họ và tên đầy đủ đối với cá nhân/tên đầy đủ đối với tổ chức</w:t>
             </w:r>
             <w:r>
               <w:rPr>
@@ -801,6 +748,15 @@
               </w:rPr>
               <w:t>QUỸ TÍN DỤNG NHÂN DÂN THÁI HỌC</w:t>
             </w:r>
+            <w:r>
+              <w:rPr>
+                <w:b/>
+                <w:bCs/>
+                <w:sz w:val="24"/>
+                <w:szCs w:val="24"/>
+              </w:rPr>
+              <w:t>{{pgd}}</w:t>
+            </w:r>
           </w:p>
           <w:p>
             <w:pPr>
@@ -827,15 +783,47 @@
                 <w:szCs w:val="24"/>
               </w:rPr>
               <w:t xml:space="preserve"> </w:t>
+            </w:r>
+            <w:r>
+              <w:rPr>
+                <w:rStyle w:val="Vnbnnidung5"/>
+                <w:sz w:val="24"/>
+              </w:rPr>
+              <w:t>{{</w:t>
+            </w:r>
+            <w:r>
+              <w:rPr>
+                <w:rStyle w:val="Vnbnnidung5"/>
+                <w:sz w:val="24"/>
+              </w:rPr>
+              <w:t>diaC</w:t>
+            </w:r>
+            <w:bookmarkStart w:id="0" w:name="_GoBack"/>
+            <w:bookmarkEnd w:id="0"/>
+            <w:r>
+              <w:rPr>
+                <w:rStyle w:val="Vnbnnidung5"/>
+                <w:sz w:val="24"/>
+              </w:rPr>
+              <w:t>hiLienHe}}</w:t>
             </w:r>
             <w:r>
               <w:rPr>
                 <w:rStyle w:val="Vnbnnidung5"/>
                 <w:rFonts w:cs="Times New Roman"/>
-                <w:sz w:val="24"/>
-                <w:szCs w:val="24"/>
-              </w:rPr>
-              <w:t>Số 178 Ninh Chấp 5, phường Chu Văn An, thành phố Hải Phòng</w:t>
+                <w:sz w:val="26"/>
+                <w:szCs w:val="24"/>
+              </w:rPr>
+              <w:t xml:space="preserve"> </w:t>
+            </w:r>
+            <w:r>
+              <w:rPr>
+                <w:rStyle w:val="Vnbnnidung5"/>
+                <w:rFonts w:cs="Times New Roman"/>
+                <w:sz w:val="24"/>
+                <w:szCs w:val="24"/>
+              </w:rPr>
+              <w:t>thành phố Hải Phòng</w:t>
             </w:r>
           </w:p>
           <w:p>
@@ -861,7 +849,7 @@
                 <w:rStyle w:val="Vnbnnidung5"/>
                 <w:b/>
               </w:rPr>
-              <w:t>VŨ XUÂN LONG</w:t>
+              <w:t>{{canBoTD}}</w:t>
             </w:r>
           </w:p>
           <w:p>
@@ -902,7 +890,7 @@
               <w:rPr>
                 <w:sz w:val="24"/>
               </w:rPr>
-              <w:t>0987858237</w:t>
+              <w:t>{{sdtCanBoTD}}</w:t>
             </w:r>
             <w:r>
               <w:rPr>
@@ -1007,26 +995,7 @@
                 <w:sz w:val="24"/>
                 <w:szCs w:val="24"/>
               </w:rPr>
-              <w:t>Hợp đồng bảo đảm</w:t>
-            </w:r>
-            <w:r>
-              <w:rPr>
-                <w:rFonts w:eastAsia="Times New Roman" w:cs="Times New Roman"/>
-                <w:sz w:val="24"/>
-                <w:szCs w:val="24"/>
-                <w:vertAlign w:val="superscript"/>
-              </w:rPr>
-              <w:t>8</w:t>
-            </w:r>
-            <w:r>
-              <w:rPr>
-                <w:rFonts w:eastAsia="Times New Roman" w:cs="Times New Roman"/>
-                <w:b/>
-                <w:bCs/>
-                <w:sz w:val="24"/>
-                <w:szCs w:val="24"/>
-              </w:rPr>
-              <w:t>: </w:t>
+              <w:t>Hợp đồng bảo đảm: </w:t>
             </w:r>
             <w:r>
               <w:rPr>
@@ -1212,15 +1181,6 @@
               </w:rPr>
               <w:t>Bên bảo đảm</w:t>
             </w:r>
-            <w:r>
-              <w:rPr>
-                <w:rFonts w:eastAsia="Times New Roman" w:cs="Times New Roman"/>
-                <w:sz w:val="24"/>
-                <w:szCs w:val="24"/>
-                <w:vertAlign w:val="superscript"/>
-              </w:rPr>
-              <w:t>9</w:t>
-            </w:r>
           </w:p>
           <w:p>
             <w:pPr>
@@ -1255,24 +1215,7 @@
                 <w:sz w:val="24"/>
                 <w:szCs w:val="24"/>
               </w:rPr>
-              <w:t>Họ và tên đầy đủ đối với cá nhân</w:t>
-            </w:r>
-            <w:r>
-              <w:rPr>
-                <w:rFonts w:eastAsia="Times New Roman" w:cs="Times New Roman"/>
-                <w:sz w:val="24"/>
-                <w:szCs w:val="24"/>
-                <w:vertAlign w:val="superscript"/>
-              </w:rPr>
-              <w:t>10</w:t>
-            </w:r>
-            <w:r>
-              <w:rPr>
-                <w:rFonts w:eastAsia="Times New Roman" w:cs="Times New Roman"/>
-                <w:sz w:val="24"/>
-                <w:szCs w:val="24"/>
-              </w:rPr>
-              <w:t>/tên đầy đủ đối với tổ chức</w:t>
+              <w:t>Họ và tên đầy đủ đối với cá nhân/tên đầy đủ đối với tổ chức</w:t>
             </w:r>
             <w:r>
               <w:rPr>
@@ -1355,7 +1298,15 @@
                 <w:sz w:val="24"/>
                 <w:szCs w:val="24"/>
               </w:rPr>
-              <w:t xml:space="preserve">Đăng ký hộ khẩu thường trú tại: </w:t>
+              <w:t>Địa chỉ thường trú</w:t>
+            </w:r>
+            <w:r>
+              <w:rPr>
+                <w:rFonts w:eastAsia="Times New Roman" w:cs="Times New Roman"/>
+                <w:sz w:val="24"/>
+                <w:szCs w:val="24"/>
+              </w:rPr>
+              <w:t xml:space="preserve">: </w:t>
             </w:r>
             <w:r>
               <w:rPr>
@@ -1407,43 +1358,34 @@
                 <w:sz w:val="24"/>
                 <w:szCs w:val="24"/>
               </w:rPr>
-              <w:t>Giấy tờ xác định tư cách pháp lý</w:t>
-            </w:r>
-            <w:r>
-              <w:rPr>
-                <w:rFonts w:eastAsia="Times New Roman" w:cs="Times New Roman"/>
-                <w:sz w:val="24"/>
-                <w:szCs w:val="24"/>
-                <w:vertAlign w:val="superscript"/>
-              </w:rPr>
-              <w:t>12</w:t>
-            </w:r>
-            <w:r>
-              <w:rPr>
-                <w:rFonts w:eastAsia="Times New Roman" w:cs="Times New Roman"/>
-                <w:sz w:val="24"/>
-                <w:szCs w:val="24"/>
-              </w:rPr>
-              <w:t>:</w:t>
-            </w:r>
-          </w:p>
-          <w:p>
-            <w:pPr>
-              <w:spacing w:after="0" w:line="240" w:lineRule="auto"/>
-              <w:rPr>
-                <w:rFonts w:eastAsia="Times New Roman" w:cs="Times New Roman"/>
-                <w:color w:val="222222"/>
-                <w:sz w:val="24"/>
-                <w:szCs w:val="24"/>
-              </w:rPr>
-            </w:pPr>
-            <w:r>
-              <w:rPr>
-                <w:rFonts w:eastAsia="Times New Roman" w:cs="Times New Roman"/>
-                <w:sz w:val="24"/>
-                <w:szCs w:val="24"/>
-              </w:rPr>
-              <w:t>□ Chứng minh nhân dân/Căn cước công dân/Chứng minh quân đội</w:t>
+              <w:t>Giấy tờ xác định tư cách pháp lý:</w:t>
+            </w:r>
+          </w:p>
+          <w:p>
+            <w:pPr>
+              <w:spacing w:after="0" w:line="240" w:lineRule="auto"/>
+              <w:rPr>
+                <w:rFonts w:eastAsia="Times New Roman" w:cs="Times New Roman"/>
+                <w:color w:val="222222"/>
+                <w:sz w:val="24"/>
+                <w:szCs w:val="24"/>
+              </w:rPr>
+            </w:pPr>
+            <w:r>
+              <w:rPr>
+                <w:rFonts w:ascii="Segoe UI Symbol" w:eastAsia="Times New Roman" w:hAnsi="Segoe UI Symbol" w:cs="Segoe UI Symbol"/>
+                <w:sz w:val="24"/>
+                <w:szCs w:val="24"/>
+              </w:rPr>
+              <w:t>☑</w:t>
+            </w:r>
+            <w:r>
+              <w:rPr>
+                <w:rFonts w:eastAsia="Times New Roman" w:cs="Times New Roman"/>
+                <w:sz w:val="24"/>
+                <w:szCs w:val="24"/>
+              </w:rPr>
+              <w:t> Chứng minh nhân dân/Căn cước công dân/Chứng minh quân đội</w:t>
             </w:r>
           </w:p>
           <w:p>
@@ -1498,19 +1440,13 @@
               <w:rPr>
                 <w:sz w:val="24"/>
               </w:rPr>
-              <w:t>Sinh</w:t>
-            </w:r>
-            <w:r>
-              <w:rPr>
-                <w:sz w:val="24"/>
-              </w:rPr>
-              <w:t xml:space="preserve"> </w:t>
-            </w:r>
-            <w:r>
-              <w:rPr>
-                <w:sz w:val="24"/>
-              </w:rPr>
-              <w:t xml:space="preserve">ngày: </w:t>
+              <w:t>Năm sinh</w:t>
+            </w:r>
+            <w:r>
+              <w:rPr>
+                <w:sz w:val="24"/>
+              </w:rPr>
+              <w:t xml:space="preserve">: </w:t>
             </w:r>
             <w:r>
               <w:rPr>
@@ -1736,41 +1672,7 @@
                 <w:sz w:val="24"/>
                 <w:szCs w:val="24"/>
               </w:rPr>
-              <w:t>Họ và tên đầy đủ đối với cá nhân</w:t>
-            </w:r>
-            <w:r>
-              <w:rPr>
-                <w:rFonts w:eastAsia="Times New Roman" w:cs="Times New Roman"/>
-                <w:sz w:val="24"/>
-                <w:szCs w:val="24"/>
-                <w:vertAlign w:val="superscript"/>
-              </w:rPr>
-              <w:t>10</w:t>
-            </w:r>
-            <w:r>
-              <w:rPr>
-                <w:rFonts w:eastAsia="Times New Roman" w:cs="Times New Roman"/>
-                <w:sz w:val="24"/>
-                <w:szCs w:val="24"/>
-              </w:rPr>
-              <w:t>/tên đầy đủ đối với tổ chức</w:t>
-            </w:r>
-            <w:r>
-              <w:rPr>
-                <w:rFonts w:eastAsia="Times New Roman" w:cs="Times New Roman"/>
-                <w:sz w:val="24"/>
-                <w:szCs w:val="24"/>
-                <w:vertAlign w:val="superscript"/>
-              </w:rPr>
-              <w:t>11</w:t>
-            </w:r>
-            <w:r>
-              <w:rPr>
-                <w:rFonts w:eastAsia="Times New Roman" w:cs="Times New Roman"/>
-                <w:sz w:val="24"/>
-                <w:szCs w:val="24"/>
-              </w:rPr>
-              <w:t>: </w:t>
+              <w:t>Họ và tên đầy đủ đối với cá nhân/tên đầy đủ đối với tổ chức: </w:t>
             </w:r>
             <w:r>
               <w:rPr>
@@ -1825,7 +1727,14 @@
                 <w:sz w:val="24"/>
                 <w:szCs w:val="24"/>
               </w:rPr>
-              <w:t xml:space="preserve">Đăng ký hộ khẩu thường trú tại: </w:t>
+              <w:t>Địa chỉ thường trú</w:t>
+            </w:r>
+            <w:r>
+              <w:rPr>
+                <w:sz w:val="24"/>
+                <w:szCs w:val="24"/>
+              </w:rPr>
+              <w:t xml:space="preserve">: </w:t>
             </w:r>
             <w:r>
               <w:rPr>
@@ -1859,42 +1768,33 @@
                 <w:sz w:val="24"/>
                 <w:szCs w:val="24"/>
               </w:rPr>
-              <w:t>3.8. Giấy tờ xác định tư cách pháp lý</w:t>
-            </w:r>
-            <w:r>
-              <w:rPr>
-                <w:rFonts w:eastAsia="Times New Roman" w:cs="Times New Roman"/>
-                <w:sz w:val="24"/>
-                <w:szCs w:val="24"/>
-                <w:vertAlign w:val="superscript"/>
-              </w:rPr>
-              <w:t>13</w:t>
-            </w:r>
-            <w:r>
-              <w:rPr>
-                <w:rFonts w:eastAsia="Times New Roman" w:cs="Times New Roman"/>
-                <w:sz w:val="24"/>
-                <w:szCs w:val="24"/>
-              </w:rPr>
-              <w:t>:</w:t>
-            </w:r>
-          </w:p>
-          <w:p>
-            <w:pPr>
-              <w:spacing w:after="0" w:line="240" w:lineRule="auto"/>
-              <w:rPr>
-                <w:rFonts w:eastAsia="Times New Roman" w:cs="Times New Roman"/>
-                <w:sz w:val="24"/>
-                <w:szCs w:val="24"/>
-              </w:rPr>
-            </w:pPr>
-            <w:r>
-              <w:rPr>
-                <w:rFonts w:eastAsia="Times New Roman" w:cs="Times New Roman"/>
-                <w:sz w:val="24"/>
-                <w:szCs w:val="24"/>
-              </w:rPr>
-              <w:t>□ Chứng minh nhân dân/Căn cước công dân/Chứng minh quân đội</w:t>
+              <w:t>3.8. Giấy tờ xác định tư cách pháp lý:</w:t>
+            </w:r>
+          </w:p>
+          <w:p>
+            <w:pPr>
+              <w:spacing w:after="0" w:line="240" w:lineRule="auto"/>
+              <w:rPr>
+                <w:rFonts w:eastAsia="Times New Roman" w:cs="Times New Roman"/>
+                <w:sz w:val="24"/>
+                <w:szCs w:val="24"/>
+              </w:rPr>
+            </w:pPr>
+            <w:r>
+              <w:rPr>
+                <w:rFonts w:ascii="Segoe UI Symbol" w:eastAsia="Times New Roman" w:hAnsi="Segoe UI Symbol" w:cs="Segoe UI Symbol"/>
+                <w:sz w:val="24"/>
+                <w:szCs w:val="24"/>
+              </w:rPr>
+              <w:t>☑</w:t>
+            </w:r>
+            <w:r>
+              <w:rPr>
+                <w:rFonts w:eastAsia="Times New Roman" w:cs="Times New Roman"/>
+                <w:sz w:val="24"/>
+                <w:szCs w:val="24"/>
+              </w:rPr>
+              <w:t> Chứng minh nhân dân/Căn cước công dân/Chứng minh quân đội</w:t>
             </w:r>
           </w:p>
           <w:p>
@@ -1944,7 +1844,13 @@
               <w:rPr>
                 <w:sz w:val="24"/>
               </w:rPr>
-              <w:t xml:space="preserve">Sinh ngày: </w:t>
+              <w:t>Năm sinh</w:t>
+            </w:r>
+            <w:r>
+              <w:rPr>
+                <w:sz w:val="24"/>
+              </w:rPr>
+              <w:t xml:space="preserve">: </w:t>
             </w:r>
             <w:r>
               <w:rPr>
@@ -2213,17 +2119,6 @@
               </w:rPr>
               <w:t>Bên nhận bảo đảm</w:t>
             </w:r>
-            <w:r>
-              <w:rPr>
-                <w:rFonts w:eastAsia="Times New Roman" w:cs="Times New Roman"/>
-                <w:b/>
-                <w:bCs/>
-                <w:sz w:val="24"/>
-                <w:szCs w:val="24"/>
-                <w:vertAlign w:val="superscript"/>
-              </w:rPr>
-              <w:t>13</w:t>
-            </w:r>
           </w:p>
           <w:p>
             <w:pPr>
@@ -2258,41 +2153,7 @@
                 <w:sz w:val="24"/>
                 <w:szCs w:val="24"/>
               </w:rPr>
-              <w:t>Họ và tên đầy đủ đối với cá nhân</w:t>
-            </w:r>
-            <w:r>
-              <w:rPr>
-                <w:rFonts w:eastAsia="Times New Roman" w:cs="Times New Roman"/>
-                <w:sz w:val="24"/>
-                <w:szCs w:val="24"/>
-                <w:vertAlign w:val="superscript"/>
-              </w:rPr>
-              <w:t>14</w:t>
-            </w:r>
-            <w:r>
-              <w:rPr>
-                <w:rFonts w:eastAsia="Times New Roman" w:cs="Times New Roman"/>
-                <w:sz w:val="24"/>
-                <w:szCs w:val="24"/>
-              </w:rPr>
-              <w:t>/tên đầy đủ đối với tổ chức</w:t>
-            </w:r>
-            <w:r>
-              <w:rPr>
-                <w:rFonts w:eastAsia="Times New Roman" w:cs="Times New Roman"/>
-                <w:sz w:val="24"/>
-                <w:szCs w:val="24"/>
-                <w:vertAlign w:val="superscript"/>
-              </w:rPr>
-              <w:t>15</w:t>
-            </w:r>
-            <w:r>
-              <w:rPr>
-                <w:rFonts w:eastAsia="Times New Roman" w:cs="Times New Roman"/>
-                <w:sz w:val="24"/>
-                <w:szCs w:val="24"/>
-              </w:rPr>
-              <w:t>: </w:t>
+              <w:t>Họ và tên đầy đủ đối với cá nhân/tên đầy đủ đối với tổ chức: </w:t>
             </w:r>
             <w:r>
               <w:rPr>
@@ -2338,77 +2199,35 @@
               </w:rPr>
               <w:t>QUỸ TÍN DỤNG NHÂN DÂN THÁI HỌC</w:t>
             </w:r>
-          </w:p>
-          <w:p>
-            <w:pPr>
-              <w:spacing w:after="0" w:line="240" w:lineRule="auto"/>
+            <w:r>
               <w:rPr>
                 <w:rStyle w:val="Vnbnnidung5"/>
                 <w:rFonts w:cs="Times New Roman"/>
-                <w:sz w:val="24"/>
-                <w:szCs w:val="24"/>
-              </w:rPr>
-            </w:pPr>
-            <w:r>
-              <w:rPr>
-                <w:rFonts w:eastAsia="Times New Roman" w:cs="Times New Roman"/>
-                <w:sz w:val="24"/>
-                <w:szCs w:val="24"/>
-              </w:rPr>
-              <w:t>4.2.</w:t>
-            </w:r>
-            <w:r>
-              <w:rPr>
-                <w:rFonts w:eastAsia="Times New Roman" w:cs="Times New Roman"/>
-                <w:color w:val="222222"/>
-                <w:sz w:val="24"/>
-                <w:szCs w:val="24"/>
-              </w:rPr>
-              <w:t> </w:t>
-            </w:r>
-            <w:r>
-              <w:rPr>
-                <w:rFonts w:eastAsia="Times New Roman" w:cs="Times New Roman"/>
-                <w:sz w:val="24"/>
-                <w:szCs w:val="24"/>
-              </w:rPr>
-              <w:t>Địa chỉ:</w:t>
-            </w:r>
-            <w:r>
-              <w:rPr>
-                <w:rFonts w:eastAsia="Times New Roman" w:cs="Times New Roman"/>
-                <w:sz w:val="24"/>
-                <w:szCs w:val="24"/>
-              </w:rPr>
-              <w:t xml:space="preserve"> </w:t>
-            </w:r>
-            <w:r>
+                <w:b/>
+                <w:sz w:val="24"/>
+                <w:szCs w:val="24"/>
+                <w:highlight w:val="white"/>
+              </w:rPr>
+              <w:t>{{pgd}}</w:t>
+            </w:r>
+          </w:p>
+          <w:p>
+            <w:pPr>
+              <w:spacing w:after="0" w:line="240" w:lineRule="auto"/>
               <w:rPr>
                 <w:rStyle w:val="Vnbnnidung5"/>
                 <w:rFonts w:cs="Times New Roman"/>
                 <w:sz w:val="24"/>
                 <w:szCs w:val="24"/>
               </w:rPr>
-              <w:t>Số 178 Ninh Chấp 5, phường Chu Văn An, thành phố Hải Phòng.</w:t>
-            </w:r>
-          </w:p>
-          <w:p>
-            <w:pPr>
-              <w:spacing w:after="0" w:line="240" w:lineRule="auto"/>
-              <w:rPr>
-                <w:rFonts w:eastAsia="Times New Roman" w:cs="Times New Roman"/>
-                <w:color w:val="222222"/>
-                <w:sz w:val="24"/>
-                <w:szCs w:val="24"/>
-              </w:rPr>
-            </w:pPr>
-            <w:r>
-              <w:rPr>
-                <w:rFonts w:eastAsia="Times New Roman" w:cs="Times New Roman"/>
-                <w:sz w:val="24"/>
-                <w:szCs w:val="24"/>
-              </w:rPr>
-              <w:t>4.3.</w:t>
+            </w:pPr>
+            <w:r>
+              <w:rPr>
+                <w:rFonts w:eastAsia="Times New Roman" w:cs="Times New Roman"/>
+                <w:sz w:val="24"/>
+                <w:szCs w:val="24"/>
+              </w:rPr>
+              <w:t>4.2.</w:t>
             </w:r>
             <w:r>
               <w:rPr>
@@ -2425,90 +2244,31 @@
                 <w:sz w:val="24"/>
                 <w:szCs w:val="24"/>
               </w:rPr>
-              <w:t>Giấy tờ xác định tư cách pháp lý</w:t>
-            </w:r>
-            <w:r>
-              <w:rPr>
-                <w:rFonts w:eastAsia="Times New Roman" w:cs="Times New Roman"/>
-                <w:sz w:val="24"/>
-                <w:szCs w:val="24"/>
-                <w:vertAlign w:val="superscript"/>
-              </w:rPr>
-              <w:t>16</w:t>
-            </w:r>
-            <w:r>
-              <w:rPr>
-                <w:rFonts w:eastAsia="Times New Roman" w:cs="Times New Roman"/>
-                <w:sz w:val="24"/>
-                <w:szCs w:val="24"/>
-              </w:rPr>
-              <w:t>:</w:t>
-            </w:r>
-          </w:p>
-          <w:p>
-            <w:pPr>
-              <w:spacing w:after="0" w:line="240" w:lineRule="auto"/>
-              <w:rPr>
-                <w:rFonts w:eastAsia="Times New Roman" w:cs="Times New Roman"/>
-                <w:color w:val="222222"/>
-                <w:sz w:val="24"/>
-                <w:szCs w:val="24"/>
-              </w:rPr>
-            </w:pPr>
-            <w:r>
-              <w:rPr>
-                <w:rFonts w:eastAsia="Times New Roman" w:cs="Times New Roman"/>
-                <w:sz w:val="24"/>
-                <w:szCs w:val="24"/>
-              </w:rPr>
-              <w:t>□ Chứng minh nhân dân/Căn cước công dân/Chứng minh quân đội</w:t>
-            </w:r>
-          </w:p>
-          <w:p>
-            <w:pPr>
-              <w:spacing w:after="0" w:line="240" w:lineRule="auto"/>
-              <w:rPr>
-                <w:rFonts w:eastAsia="Times New Roman" w:cs="Times New Roman"/>
-                <w:color w:val="222222"/>
-                <w:sz w:val="24"/>
-                <w:szCs w:val="24"/>
-              </w:rPr>
-            </w:pPr>
-            <w:r>
-              <w:rPr>
-                <w:rFonts w:eastAsia="Times New Roman" w:cs="Times New Roman"/>
-                <w:sz w:val="24"/>
-                <w:szCs w:val="24"/>
-              </w:rPr>
-              <w:t>□ Mã số thuế</w:t>
-            </w:r>
-          </w:p>
-          <w:p>
-            <w:pPr>
-              <w:spacing w:after="0" w:line="240" w:lineRule="auto"/>
-              <w:rPr>
-                <w:rFonts w:eastAsia="Times New Roman" w:cs="Times New Roman"/>
-                <w:color w:val="222222"/>
-                <w:sz w:val="24"/>
-                <w:szCs w:val="24"/>
-              </w:rPr>
-            </w:pPr>
-            <w:r>
-              <w:rPr>
-                <w:rFonts w:eastAsia="Times New Roman" w:cs="Times New Roman"/>
-                <w:sz w:val="24"/>
-                <w:szCs w:val="24"/>
-              </w:rPr>
-              <w:t>Số:</w:t>
+              <w:t>Địa chỉ:</w:t>
+            </w:r>
+            <w:r>
+              <w:rPr>
+                <w:rFonts w:eastAsia="Times New Roman" w:cs="Times New Roman"/>
+                <w:sz w:val="24"/>
+                <w:szCs w:val="24"/>
+              </w:rPr>
+              <w:t xml:space="preserve"> </w:t>
+            </w:r>
+            <w:r>
+              <w:rPr>
+                <w:rStyle w:val="Vnbnnidung5"/>
+                <w:sz w:val="24"/>
+              </w:rPr>
+              <w:t>{{diaChiLienHe}}</w:t>
             </w:r>
             <w:r>
               <w:rPr>
                 <w:rStyle w:val="Vnbnnidung5"/>
                 <w:rFonts w:cs="Times New Roman"/>
-                <w:sz w:val="24"/>
-                <w:szCs w:val="24"/>
-              </w:rPr>
-              <w:t>0800001806</w:t>
+                <w:sz w:val="26"/>
+                <w:szCs w:val="24"/>
+              </w:rPr>
+              <w:t xml:space="preserve"> </w:t>
             </w:r>
             <w:r>
               <w:rPr>
@@ -2516,112 +2276,27 @@
                 <w:rFonts w:cs="Times New Roman"/>
                 <w:sz w:val="24"/>
                 <w:szCs w:val="24"/>
-                <w:highlight w:val="white"/>
-              </w:rPr>
-              <w:tab/>
-            </w:r>
-          </w:p>
-          <w:p>
-            <w:pPr>
-              <w:spacing w:after="0" w:line="240" w:lineRule="auto"/>
-              <w:rPr>
-                <w:rFonts w:eastAsia="Times New Roman" w:cs="Times New Roman"/>
-                <w:bCs/>
-                <w:color w:val="222222"/>
-                <w:sz w:val="24"/>
-                <w:szCs w:val="24"/>
-              </w:rPr>
-            </w:pPr>
-            <w:r>
-              <w:rPr>
-                <w:rFonts w:eastAsia="Times New Roman" w:cs="Times New Roman"/>
-                <w:bCs/>
-                <w:sz w:val="24"/>
-                <w:szCs w:val="24"/>
-              </w:rPr>
-              <w:t>Cơ quan cấp:</w:t>
-            </w:r>
-            <w:r>
-              <w:rPr>
-                <w:rFonts w:eastAsia="Times New Roman" w:cs="Times New Roman"/>
-                <w:bCs/>
-                <w:sz w:val="24"/>
-                <w:szCs w:val="24"/>
-              </w:rPr>
-              <w:t xml:space="preserve"> Cục thuế tỉnh Hải Dương</w:t>
-            </w:r>
-            <w:r>
-              <w:rPr>
-                <w:rFonts w:eastAsia="Times New Roman" w:cs="Times New Roman"/>
-                <w:bCs/>
-                <w:sz w:val="24"/>
-                <w:szCs w:val="24"/>
-              </w:rPr>
-              <w:t>,  ngày</w:t>
-            </w:r>
-            <w:r>
-              <w:rPr>
-                <w:rFonts w:eastAsia="Times New Roman" w:cs="Times New Roman"/>
-                <w:bCs/>
-                <w:sz w:val="24"/>
-                <w:szCs w:val="24"/>
-              </w:rPr>
-              <w:t xml:space="preserve">17 </w:t>
-            </w:r>
-            <w:r>
-              <w:rPr>
-                <w:rFonts w:eastAsia="Times New Roman" w:cs="Times New Roman"/>
-                <w:bCs/>
-                <w:sz w:val="24"/>
-                <w:szCs w:val="24"/>
-              </w:rPr>
-              <w:t>tháng</w:t>
-            </w:r>
-            <w:r>
-              <w:rPr>
-                <w:rFonts w:eastAsia="Times New Roman" w:cs="Times New Roman"/>
-                <w:bCs/>
-                <w:sz w:val="24"/>
-                <w:szCs w:val="24"/>
-              </w:rPr>
-              <w:t xml:space="preserve"> 9 </w:t>
-            </w:r>
-            <w:r>
-              <w:rPr>
-                <w:rFonts w:eastAsia="Times New Roman" w:cs="Times New Roman"/>
-                <w:bCs/>
-                <w:sz w:val="24"/>
-                <w:szCs w:val="24"/>
-              </w:rPr>
-              <w:t>năm</w:t>
-            </w:r>
-            <w:r>
-              <w:rPr>
-                <w:rFonts w:eastAsia="Times New Roman" w:cs="Times New Roman"/>
-                <w:bCs/>
-                <w:sz w:val="24"/>
-                <w:szCs w:val="24"/>
-              </w:rPr>
-              <w:t xml:space="preserve"> 1998</w:t>
-            </w:r>
-          </w:p>
-          <w:p>
-            <w:pPr>
-              <w:spacing w:after="0" w:line="240" w:lineRule="auto"/>
-              <w:rPr>
-                <w:rFonts w:eastAsia="Times New Roman" w:cs="Times New Roman"/>
-                <w:color w:val="222222"/>
-                <w:sz w:val="24"/>
-                <w:szCs w:val="24"/>
-              </w:rPr>
-            </w:pPr>
-            <w:r>
-              <w:rPr>
-                <w:rFonts w:eastAsia="Times New Roman" w:cs="Times New Roman"/>
-                <w:sz w:val="24"/>
-                <w:szCs w:val="24"/>
-              </w:rPr>
-              <w:t>4.4.</w:t>
+              </w:rPr>
+              <w:t>thành phố Hải Phòng.</w:t>
+            </w:r>
+          </w:p>
+          <w:p>
+            <w:pPr>
+              <w:spacing w:after="0" w:line="240" w:lineRule="auto"/>
+              <w:rPr>
+                <w:rFonts w:eastAsia="Times New Roman" w:cs="Times New Roman"/>
+                <w:color w:val="222222"/>
+                <w:sz w:val="24"/>
+                <w:szCs w:val="24"/>
+              </w:rPr>
+            </w:pPr>
+            <w:r>
+              <w:rPr>
+                <w:rFonts w:eastAsia="Times New Roman" w:cs="Times New Roman"/>
+                <w:sz w:val="24"/>
+                <w:szCs w:val="24"/>
+              </w:rPr>
+              <w:t>4.3.</w:t>
             </w:r>
             <w:r>
               <w:rPr>
@@ -2638,26 +2313,81 @@
                 <w:sz w:val="24"/>
                 <w:szCs w:val="24"/>
               </w:rPr>
-              <w:t>Số điện thoại </w:t>
-            </w:r>
-            <w:r>
-              <w:rPr>
-                <w:rFonts w:eastAsia="Times New Roman" w:cs="Times New Roman"/>
-                <w:sz w:val="24"/>
-                <w:szCs w:val="24"/>
-              </w:rPr>
-              <w:t xml:space="preserve">: </w:t>
+              <w:t>Giấy tờ xác định tư cách pháp lý:</w:t>
+            </w:r>
+          </w:p>
+          <w:p>
+            <w:pPr>
+              <w:spacing w:after="0" w:line="240" w:lineRule="auto"/>
+              <w:rPr>
+                <w:rFonts w:eastAsia="Times New Roman" w:cs="Times New Roman"/>
+                <w:color w:val="222222"/>
+                <w:sz w:val="24"/>
+                <w:szCs w:val="24"/>
+              </w:rPr>
+            </w:pPr>
+            <w:r>
+              <w:rPr>
+                <w:rFonts w:eastAsia="Times New Roman" w:cs="Times New Roman"/>
+                <w:sz w:val="24"/>
+                <w:szCs w:val="24"/>
+              </w:rPr>
+              <w:t>□ Chứng minh nhân dân/Căn cước công dân/Chứng minh quân đội</w:t>
+            </w:r>
+          </w:p>
+          <w:p>
+            <w:pPr>
+              <w:spacing w:after="0" w:line="240" w:lineRule="auto"/>
+              <w:rPr>
+                <w:rFonts w:eastAsia="Times New Roman" w:cs="Times New Roman"/>
+                <w:color w:val="222222"/>
+                <w:sz w:val="24"/>
+                <w:szCs w:val="24"/>
+              </w:rPr>
+            </w:pPr>
+            <w:r>
+              <w:rPr>
+                <w:rFonts w:ascii="Segoe UI Symbol" w:eastAsia="Times New Roman" w:hAnsi="Segoe UI Symbol" w:cs="Segoe UI Symbol"/>
+                <w:sz w:val="24"/>
+                <w:szCs w:val="24"/>
+              </w:rPr>
+              <w:t>☑</w:t>
+            </w:r>
+            <w:r>
+              <w:rPr>
+                <w:rFonts w:eastAsia="Times New Roman" w:cs="Times New Roman"/>
+                <w:sz w:val="24"/>
+                <w:szCs w:val="24"/>
+              </w:rPr>
+              <w:t> Mã số thuế</w:t>
+            </w:r>
+          </w:p>
+          <w:p>
+            <w:pPr>
+              <w:spacing w:after="0" w:line="240" w:lineRule="auto"/>
+              <w:rPr>
+                <w:rFonts w:eastAsia="Times New Roman" w:cs="Times New Roman"/>
+                <w:color w:val="222222"/>
+                <w:sz w:val="24"/>
+                <w:szCs w:val="24"/>
+              </w:rPr>
+            </w:pPr>
+            <w:r>
+              <w:rPr>
+                <w:rFonts w:eastAsia="Times New Roman" w:cs="Times New Roman"/>
+                <w:sz w:val="24"/>
+                <w:szCs w:val="24"/>
+              </w:rPr>
+              <w:t>Số:</w:t>
             </w:r>
             <w:r>
               <w:rPr>
                 <w:rStyle w:val="Vnbnnidung5"/>
                 <w:rFonts w:cs="Times New Roman"/>
-                <w:i/>
-                <w:iCs/>
-                <w:sz w:val="24"/>
-                <w:szCs w:val="24"/>
-              </w:rPr>
-              <w:t xml:space="preserve">0220.3882.700; </w:t>
+                <w:sz w:val="24"/>
+                <w:szCs w:val="24"/>
+              </w:rPr>
+              <w:t>0800001806</w:t>
             </w:r>
             <w:r>
               <w:rPr>
@@ -2667,7 +2397,135 @@
                 <w:szCs w:val="24"/>
                 <w:highlight w:val="white"/>
               </w:rPr>
-              <w:t xml:space="preserve">Fax </w:t>
+              <w:tab/>
+            </w:r>
+          </w:p>
+          <w:p>
+            <w:pPr>
+              <w:spacing w:after="0" w:line="240" w:lineRule="auto"/>
+              <w:rPr>
+                <w:rFonts w:eastAsia="Times New Roman" w:cs="Times New Roman"/>
+                <w:bCs/>
+                <w:color w:val="222222"/>
+                <w:sz w:val="24"/>
+                <w:szCs w:val="24"/>
+              </w:rPr>
+            </w:pPr>
+            <w:r>
+              <w:rPr>
+                <w:rFonts w:eastAsia="Times New Roman" w:cs="Times New Roman"/>
+                <w:bCs/>
+                <w:sz w:val="24"/>
+                <w:szCs w:val="24"/>
+              </w:rPr>
+              <w:t>Cơ quan cấp:</w:t>
+            </w:r>
+            <w:r>
+              <w:rPr>
+                <w:rFonts w:eastAsia="Times New Roman" w:cs="Times New Roman"/>
+                <w:bCs/>
+                <w:sz w:val="24"/>
+                <w:szCs w:val="24"/>
+              </w:rPr>
+              <w:t xml:space="preserve"> Cục thuế tỉnh Hải Dương</w:t>
+            </w:r>
+            <w:r>
+              <w:rPr>
+                <w:rFonts w:eastAsia="Times New Roman" w:cs="Times New Roman"/>
+                <w:bCs/>
+                <w:sz w:val="24"/>
+                <w:szCs w:val="24"/>
+              </w:rPr>
+              <w:t>,  ngày</w:t>
+            </w:r>
+            <w:r>
+              <w:rPr>
+                <w:rFonts w:eastAsia="Times New Roman" w:cs="Times New Roman"/>
+                <w:bCs/>
+                <w:sz w:val="24"/>
+                <w:szCs w:val="24"/>
+              </w:rPr>
+              <w:t xml:space="preserve">17 </w:t>
+            </w:r>
+            <w:r>
+              <w:rPr>
+                <w:rFonts w:eastAsia="Times New Roman" w:cs="Times New Roman"/>
+                <w:bCs/>
+                <w:sz w:val="24"/>
+                <w:szCs w:val="24"/>
+              </w:rPr>
+              <w:t>tháng</w:t>
+            </w:r>
+            <w:r>
+              <w:rPr>
+                <w:rFonts w:eastAsia="Times New Roman" w:cs="Times New Roman"/>
+                <w:bCs/>
+                <w:sz w:val="24"/>
+                <w:szCs w:val="24"/>
+              </w:rPr>
+              <w:t xml:space="preserve"> 9 </w:t>
+            </w:r>
+            <w:r>
+              <w:rPr>
+                <w:rFonts w:eastAsia="Times New Roman" w:cs="Times New Roman"/>
+                <w:bCs/>
+                <w:sz w:val="24"/>
+                <w:szCs w:val="24"/>
+              </w:rPr>
+              <w:t>năm</w:t>
+            </w:r>
+            <w:r>
+              <w:rPr>
+                <w:rFonts w:eastAsia="Times New Roman" w:cs="Times New Roman"/>
+                <w:bCs/>
+                <w:sz w:val="24"/>
+                <w:szCs w:val="24"/>
+              </w:rPr>
+              <w:t xml:space="preserve"> 1998</w:t>
+            </w:r>
+          </w:p>
+          <w:p>
+            <w:pPr>
+              <w:spacing w:after="0" w:line="240" w:lineRule="auto"/>
+              <w:rPr>
+                <w:rFonts w:eastAsia="Times New Roman" w:cs="Times New Roman"/>
+                <w:color w:val="222222"/>
+                <w:sz w:val="24"/>
+                <w:szCs w:val="24"/>
+              </w:rPr>
+            </w:pPr>
+            <w:r>
+              <w:rPr>
+                <w:rFonts w:eastAsia="Times New Roman" w:cs="Times New Roman"/>
+                <w:sz w:val="24"/>
+                <w:szCs w:val="24"/>
+              </w:rPr>
+              <w:t>4.4.</w:t>
+            </w:r>
+            <w:r>
+              <w:rPr>
+                <w:rFonts w:eastAsia="Times New Roman" w:cs="Times New Roman"/>
+                <w:color w:val="222222"/>
+                <w:sz w:val="24"/>
+                <w:szCs w:val="24"/>
+              </w:rPr>
+              <w:t> </w:t>
+            </w:r>
+            <w:r>
+              <w:rPr>
+                <w:rFonts w:eastAsia="Times New Roman" w:cs="Times New Roman"/>
+                <w:sz w:val="24"/>
+                <w:szCs w:val="24"/>
+              </w:rPr>
+              <w:t>Số điện thoại </w:t>
+            </w:r>
+            <w:r>
+              <w:rPr>
+                <w:rFonts w:eastAsia="Times New Roman" w:cs="Times New Roman"/>
+                <w:sz w:val="24"/>
+                <w:szCs w:val="24"/>
+              </w:rPr>
+              <w:t xml:space="preserve">: </w:t>
             </w:r>
             <w:r>
               <w:rPr>
@@ -2677,22 +2535,43 @@
                 <w:iCs/>
                 <w:sz w:val="24"/>
                 <w:szCs w:val="24"/>
-                <w:highlight w:val="white"/>
-              </w:rPr>
-              <w:t>(nếu có):</w:t>
-            </w:r>
-            <w:r>
-              <w:rPr>
-                <w:rFonts w:cs="Times New Roman"/>
-                <w:sz w:val="24"/>
-                <w:szCs w:val="24"/>
-              </w:rPr>
-              <w:t xml:space="preserve"> </w:t>
+              </w:rPr>
+              <w:t xml:space="preserve">0220.3882.700; </w:t>
             </w:r>
             <w:r>
               <w:rPr>
                 <w:rStyle w:val="Vnbnnidung5"/>
                 <w:rFonts w:cs="Times New Roman"/>
+                <w:sz w:val="24"/>
+                <w:szCs w:val="24"/>
+                <w:highlight w:val="white"/>
+              </w:rPr>
+              <w:t xml:space="preserve">Fax </w:t>
+            </w:r>
+            <w:r>
+              <w:rPr>
+                <w:rStyle w:val="Vnbnnidung5"/>
+                <w:rFonts w:cs="Times New Roman"/>
+                <w:i/>
+                <w:iCs/>
+                <w:sz w:val="24"/>
+                <w:szCs w:val="24"/>
+                <w:highlight w:val="white"/>
+              </w:rPr>
+              <w:t>(nếu có):</w:t>
+            </w:r>
+            <w:r>
+              <w:rPr>
+                <w:rFonts w:cs="Times New Roman"/>
+                <w:sz w:val="24"/>
+                <w:szCs w:val="24"/>
+              </w:rPr>
+              <w:t xml:space="preserve"> </w:t>
+            </w:r>
+            <w:r>
+              <w:rPr>
+                <w:rStyle w:val="Vnbnnidung5"/>
+                <w:rFonts w:cs="Times New Roman"/>
                 <w:i/>
                 <w:iCs/>
                 <w:sz w:val="24"/>
@@ -2743,12 +2622,8 @@
               <w:rPr>
                 <w:rStyle w:val="Vnbnnidung5"/>
                 <w:i/>
-                <w:iCs/>
-                <w:sz w:val="24"/>
-                <w:szCs w:val="24"/>
-                <w:highlight w:val="white"/>
-              </w:rPr>
-              <w:t>Thaihocqtd@gmail.com</w:t>
+              </w:rPr>
+              <w:t>{{gmail}}</w:t>
             </w:r>
           </w:p>
         </w:tc>
@@ -2812,6 +2687,17 @@
               </w:rPr>
               <w:t>Mô tả tài sản bảo đảm</w:t>
             </w:r>
+          </w:p>
+          <w:p>
+            <w:pPr>
+              <w:spacing w:after="0" w:line="240" w:lineRule="auto"/>
+              <w:rPr>
+                <w:rFonts w:eastAsia="Times New Roman" w:cs="Times New Roman"/>
+                <w:color w:val="222222"/>
+                <w:sz w:val="24"/>
+                <w:szCs w:val="24"/>
+              </w:rPr>
+            </w:pPr>
             <w:r>
               <w:rPr>
                 <w:rFonts w:eastAsia="Times New Roman" w:cs="Times New Roman"/>
@@ -2819,21 +2705,18 @@
                 <w:bCs/>
                 <w:sz w:val="24"/>
                 <w:szCs w:val="24"/>
-                <w:vertAlign w:val="superscript"/>
-              </w:rPr>
-              <w:t>17</w:t>
-            </w:r>
-          </w:p>
-          <w:p>
-            <w:pPr>
-              <w:spacing w:after="0" w:line="240" w:lineRule="auto"/>
-              <w:rPr>
-                <w:rFonts w:eastAsia="Times New Roman" w:cs="Times New Roman"/>
-                <w:color w:val="222222"/>
-                <w:sz w:val="24"/>
-                <w:szCs w:val="24"/>
-              </w:rPr>
-            </w:pPr>
+              </w:rPr>
+              <w:t>5.1.</w:t>
+            </w:r>
+            <w:r>
+              <w:rPr>
+                <w:rFonts w:eastAsia="Times New Roman" w:cs="Times New Roman"/>
+                <w:color w:val="222222"/>
+                <w:sz w:val="24"/>
+                <w:szCs w:val="24"/>
+              </w:rPr>
+              <w:t> </w:t>
+            </w:r>
             <w:r>
               <w:rPr>
                 <w:rFonts w:eastAsia="Times New Roman" w:cs="Times New Roman"/>
@@ -2842,7 +2725,7 @@
                 <w:sz w:val="24"/>
                 <w:szCs w:val="24"/>
               </w:rPr>
-              <w:t>5.1.</w:t>
+              <w:t>Quyền sử dụng đất</w:t>
             </w:r>
             <w:r>
               <w:rPr>
@@ -2853,6 +2736,529 @@
               </w:rPr>
               <w:t> </w:t>
             </w:r>
+            <w:r>
+              <w:rPr>
+                <w:rFonts w:eastAsia="Times New Roman" w:cs="Times New Roman"/>
+                <w:sz w:val="24"/>
+                <w:szCs w:val="24"/>
+              </w:rPr>
+              <w:t>□</w:t>
+            </w:r>
+          </w:p>
+          <w:p>
+            <w:pPr>
+              <w:spacing w:after="120" w:line="240" w:lineRule="auto"/>
+              <w:jc w:val="both"/>
+              <w:rPr>
+                <w:sz w:val="24"/>
+              </w:rPr>
+            </w:pPr>
+            <w:r>
+              <w:rPr>
+                <w:sz w:val="24"/>
+              </w:rPr>
+              <w:t xml:space="preserve">Thửa đất số: </w:t>
+            </w:r>
+            <w:r>
+              <w:rPr>
+                <w:rFonts w:cs="Times New Roman"/>
+                <w:sz w:val="24"/>
+                <w:szCs w:val="24"/>
+              </w:rPr>
+              <w:t>{{std}}</w:t>
+            </w:r>
+            <w:r>
+              <w:rPr>
+                <w:sz w:val="24"/>
+              </w:rPr>
+              <w:t xml:space="preserve">; tờ bản đồ: </w:t>
+            </w:r>
+            <w:r>
+              <w:rPr>
+                <w:rFonts w:cs="Times New Roman"/>
+                <w:sz w:val="24"/>
+                <w:szCs w:val="24"/>
+              </w:rPr>
+              <w:t>{{sbd}}</w:t>
+            </w:r>
+          </w:p>
+          <w:p>
+            <w:pPr>
+              <w:spacing w:after="120" w:line="240" w:lineRule="auto"/>
+              <w:jc w:val="both"/>
+              <w:rPr>
+                <w:sz w:val="24"/>
+              </w:rPr>
+            </w:pPr>
+            <w:r>
+              <w:rPr>
+                <w:sz w:val="24"/>
+              </w:rPr>
+              <w:t xml:space="preserve">Địa chỉ thửa đất: </w:t>
+            </w:r>
+            <w:r>
+              <w:rPr>
+                <w:rFonts w:cs="Times New Roman"/>
+                <w:sz w:val="24"/>
+                <w:szCs w:val="24"/>
+              </w:rPr>
+              <w:t>{{dctd}}</w:t>
+            </w:r>
+          </w:p>
+          <w:p>
+            <w:pPr>
+              <w:spacing w:after="120" w:line="240" w:lineRule="auto"/>
+              <w:jc w:val="both"/>
+              <w:rPr>
+                <w:sz w:val="24"/>
+              </w:rPr>
+            </w:pPr>
+            <w:r>
+              <w:rPr>
+                <w:sz w:val="24"/>
+              </w:rPr>
+              <w:t xml:space="preserve">Diện tích: </w:t>
+            </w:r>
+            <w:r>
+              <w:rPr>
+                <w:rFonts w:cs="Times New Roman"/>
+                <w:sz w:val="24"/>
+                <w:szCs w:val="24"/>
+              </w:rPr>
+              <w:t>{{dt}}</w:t>
+            </w:r>
+            <w:r>
+              <w:rPr>
+                <w:sz w:val="24"/>
+              </w:rPr>
+              <w:t xml:space="preserve"> m2 Bằng chữ: (</w:t>
+            </w:r>
+            <w:r>
+              <w:rPr>
+                <w:rFonts w:cs="Times New Roman"/>
+                <w:sz w:val="24"/>
+                <w:szCs w:val="24"/>
+              </w:rPr>
+              <w:t>{{dtc}} mét vuông</w:t>
+            </w:r>
+            <w:r>
+              <w:rPr>
+                <w:sz w:val="24"/>
+              </w:rPr>
+              <w:t>)</w:t>
+            </w:r>
+          </w:p>
+          <w:p>
+            <w:pPr>
+              <w:spacing w:after="120" w:line="240" w:lineRule="auto"/>
+              <w:jc w:val="both"/>
+              <w:rPr>
+                <w:sz w:val="24"/>
+              </w:rPr>
+            </w:pPr>
+            <w:r>
+              <w:rPr>
+                <w:sz w:val="24"/>
+              </w:rPr>
+              <w:t xml:space="preserve">Hình thức sử dụng: </w:t>
+            </w:r>
+            <w:r>
+              <w:rPr>
+                <w:rFonts w:cs="Times New Roman"/>
+                <w:sz w:val="24"/>
+                <w:szCs w:val="24"/>
+              </w:rPr>
+              <w:t>{{htsd}}</w:t>
+            </w:r>
+          </w:p>
+          <w:p>
+            <w:pPr>
+              <w:spacing w:after="120" w:line="240" w:lineRule="auto"/>
+              <w:jc w:val="both"/>
+              <w:rPr>
+                <w:sz w:val="24"/>
+              </w:rPr>
+            </w:pPr>
+            <w:r>
+              <w:rPr>
+                <w:rFonts w:cs="Times New Roman"/>
+                <w:sz w:val="24"/>
+                <w:szCs w:val="24"/>
+              </w:rPr>
+              <w:t>{{mdsd}}</w:t>
+            </w:r>
+          </w:p>
+          <w:p>
+            <w:pPr>
+              <w:spacing w:after="0" w:line="240" w:lineRule="auto"/>
+              <w:rPr>
+                <w:rFonts w:eastAsia="Times New Roman" w:cs="Times New Roman"/>
+                <w:sz w:val="24"/>
+                <w:szCs w:val="24"/>
+              </w:rPr>
+            </w:pPr>
+            <w:r>
+              <w:rPr>
+                <w:sz w:val="24"/>
+              </w:rPr>
+              <w:t>Thời hạn sử dụng đất: Lâu dài</w:t>
+            </w:r>
+            <w:r>
+              <w:rPr>
+                <w:rFonts w:eastAsia="Times New Roman" w:cs="Times New Roman"/>
+                <w:sz w:val="24"/>
+                <w:szCs w:val="24"/>
+              </w:rPr>
+              <w:t xml:space="preserve"> </w:t>
+            </w:r>
+          </w:p>
+          <w:p>
+            <w:pPr>
+              <w:spacing w:after="0" w:line="240" w:lineRule="auto"/>
+              <w:rPr>
+                <w:rFonts w:eastAsia="Times New Roman" w:cs="Times New Roman"/>
+                <w:sz w:val="24"/>
+                <w:szCs w:val="24"/>
+              </w:rPr>
+            </w:pPr>
+            <w:r>
+              <w:rPr>
+                <w:rFonts w:eastAsia="Times New Roman" w:cs="Times New Roman"/>
+                <w:sz w:val="24"/>
+                <w:szCs w:val="24"/>
+              </w:rPr>
+              <w:t>{{ngsd}}</w:t>
+            </w:r>
+          </w:p>
+          <w:p>
+            <w:pPr>
+              <w:spacing w:after="0" w:line="240" w:lineRule="auto"/>
+              <w:rPr>
+                <w:rFonts w:eastAsia="Times New Roman" w:cs="Times New Roman"/>
+                <w:sz w:val="24"/>
+                <w:szCs w:val="24"/>
+              </w:rPr>
+            </w:pPr>
+            <w:r>
+              <w:rPr>
+                <w:rFonts w:eastAsia="Times New Roman" w:cs="Times New Roman"/>
+                <w:sz w:val="24"/>
+                <w:szCs w:val="24"/>
+              </w:rPr>
+              <w:t>{{gc}}</w:t>
+            </w:r>
+          </w:p>
+          <w:p>
+            <w:pPr>
+              <w:spacing w:after="0" w:line="240" w:lineRule="auto"/>
+              <w:rPr>
+                <w:rFonts w:eastAsia="Times New Roman" w:cs="Times New Roman"/>
+                <w:color w:val="222222"/>
+                <w:sz w:val="24"/>
+                <w:szCs w:val="24"/>
+              </w:rPr>
+            </w:pPr>
+            <w:r>
+              <w:rPr>
+                <w:rFonts w:eastAsia="Times New Roman" w:cs="Times New Roman"/>
+                <w:sz w:val="24"/>
+                <w:szCs w:val="24"/>
+              </w:rPr>
+              <w:t>(iii)</w:t>
+            </w:r>
+            <w:r>
+              <w:rPr>
+                <w:rFonts w:eastAsia="Times New Roman" w:cs="Times New Roman"/>
+                <w:color w:val="222222"/>
+                <w:sz w:val="24"/>
+                <w:szCs w:val="24"/>
+              </w:rPr>
+              <w:t> </w:t>
+            </w:r>
+            <w:r>
+              <w:rPr>
+                <w:rFonts w:eastAsia="Times New Roman" w:cs="Times New Roman"/>
+                <w:sz w:val="24"/>
+                <w:szCs w:val="24"/>
+              </w:rPr>
+              <w:t>Giấy chứng nhận đối với quyền sử dụng đất</w:t>
+            </w:r>
+          </w:p>
+          <w:p>
+            <w:pPr>
+              <w:spacing w:after="0" w:line="240" w:lineRule="auto"/>
+              <w:rPr>
+                <w:rFonts w:eastAsia="Times New Roman" w:cs="Times New Roman"/>
+                <w:i/>
+                <w:iCs/>
+                <w:color w:val="222222"/>
+                <w:sz w:val="24"/>
+                <w:szCs w:val="24"/>
+              </w:rPr>
+            </w:pPr>
+            <w:r>
+              <w:rPr>
+                <w:rFonts w:eastAsia="Times New Roman" w:cs="Times New Roman"/>
+                <w:i/>
+                <w:iCs/>
+                <w:sz w:val="24"/>
+                <w:szCs w:val="24"/>
+              </w:rPr>
+              <w:t>Tên Giấy chứng nhận: </w:t>
+            </w:r>
+            <w:r>
+              <w:rPr>
+                <w:rFonts w:eastAsia="Times New Roman" w:cs="Times New Roman"/>
+                <w:i/>
+                <w:iCs/>
+                <w:sz w:val="24"/>
+                <w:szCs w:val="24"/>
+              </w:rPr>
+              <w:t>{{ndnb}}</w:t>
+            </w:r>
+            <w:r>
+              <w:rPr>
+                <w:rFonts w:eastAsia="Times New Roman" w:cs="Times New Roman"/>
+                <w:i/>
+                <w:iCs/>
+                <w:sz w:val="24"/>
+                <w:szCs w:val="24"/>
+              </w:rPr>
+              <w:t>.</w:t>
+            </w:r>
+            <w:r>
+              <w:rPr>
+                <w:rFonts w:eastAsia="Times New Roman" w:cs="Times New Roman"/>
+                <w:i/>
+                <w:iCs/>
+                <w:sz w:val="24"/>
+                <w:szCs w:val="24"/>
+              </w:rPr>
+              <w:t xml:space="preserve"> </w:t>
+            </w:r>
+            <w:r>
+              <w:rPr>
+                <w:rFonts w:eastAsia="Times New Roman" w:cs="Times New Roman"/>
+                <w:i/>
+                <w:iCs/>
+                <w:sz w:val="24"/>
+                <w:szCs w:val="24"/>
+              </w:rPr>
+              <w:t>Số</w:t>
+            </w:r>
+            <w:r>
+              <w:rPr>
+                <w:rFonts w:eastAsia="Times New Roman" w:cs="Times New Roman"/>
+                <w:i/>
+                <w:iCs/>
+                <w:sz w:val="24"/>
+                <w:szCs w:val="24"/>
+              </w:rPr>
+              <w:t>: </w:t>
+            </w:r>
+            <w:r>
+              <w:rPr>
+                <w:rFonts w:cs="Times New Roman"/>
+                <w:sz w:val="24"/>
+                <w:szCs w:val="24"/>
+              </w:rPr>
+              <w:t>{{</w:t>
+            </w:r>
+            <w:r>
+              <w:rPr>
+                <w:rFonts w:cs="Times New Roman"/>
+                <w:sz w:val="24"/>
+                <w:szCs w:val="24"/>
+              </w:rPr>
+              <w:t>seri</w:t>
+            </w:r>
+            <w:r>
+              <w:rPr>
+                <w:rFonts w:cs="Times New Roman"/>
+                <w:sz w:val="24"/>
+                <w:szCs w:val="24"/>
+              </w:rPr>
+              <w:t>}}</w:t>
+            </w:r>
+            <w:r>
+              <w:rPr>
+                <w:rFonts w:eastAsia="Times New Roman" w:cs="Times New Roman"/>
+                <w:i/>
+                <w:iCs/>
+                <w:sz w:val="24"/>
+                <w:szCs w:val="24"/>
+              </w:rPr>
+              <w:t>, s</w:t>
+            </w:r>
+            <w:r>
+              <w:rPr>
+                <w:rFonts w:eastAsia="Times New Roman" w:cs="Times New Roman"/>
+                <w:i/>
+                <w:iCs/>
+                <w:sz w:val="24"/>
+                <w:szCs w:val="24"/>
+              </w:rPr>
+              <w:t>ố vào sổ</w:t>
+            </w:r>
+            <w:r>
+              <w:rPr>
+                <w:rFonts w:eastAsia="Times New Roman" w:cs="Times New Roman"/>
+                <w:i/>
+                <w:iCs/>
+                <w:sz w:val="24"/>
+                <w:szCs w:val="24"/>
+              </w:rPr>
+              <w:t>: </w:t>
+            </w:r>
+            <w:r>
+              <w:rPr>
+                <w:i/>
+                <w:iCs/>
+                <w:sz w:val="24"/>
+              </w:rPr>
+              <w:t>{{vsmt}}</w:t>
+            </w:r>
+            <w:r>
+              <w:rPr>
+                <w:i/>
+                <w:iCs/>
+                <w:sz w:val="24"/>
+              </w:rPr>
+              <w:t>.</w:t>
+            </w:r>
+          </w:p>
+          <w:p>
+            <w:pPr>
+              <w:spacing w:after="0" w:line="240" w:lineRule="auto"/>
+              <w:rPr>
+                <w:rFonts w:eastAsia="Times New Roman" w:cs="Times New Roman"/>
+                <w:i/>
+                <w:iCs/>
+                <w:color w:val="000000"/>
+                <w:sz w:val="24"/>
+                <w:szCs w:val="24"/>
+              </w:rPr>
+            </w:pPr>
+            <w:r>
+              <w:rPr>
+                <w:rFonts w:eastAsia="Times New Roman" w:cs="Times New Roman"/>
+                <w:i/>
+                <w:iCs/>
+                <w:sz w:val="24"/>
+                <w:szCs w:val="24"/>
+              </w:rPr>
+              <w:t>Cơ quan cấp: </w:t>
+            </w:r>
+            <w:r>
+              <w:rPr>
+                <w:rFonts w:cs="Times New Roman"/>
+                <w:sz w:val="24"/>
+                <w:szCs w:val="24"/>
+              </w:rPr>
+              <w:t>{{</w:t>
+            </w:r>
+            <w:r>
+              <w:rPr>
+                <w:rFonts w:cs="Times New Roman"/>
+                <w:sz w:val="24"/>
+                <w:szCs w:val="24"/>
+              </w:rPr>
+              <w:t>nc</w:t>
+            </w:r>
+            <w:r>
+              <w:rPr>
+                <w:rFonts w:cs="Times New Roman"/>
+                <w:sz w:val="24"/>
+                <w:szCs w:val="24"/>
+              </w:rPr>
+              <w:t>}}</w:t>
+            </w:r>
+            <w:r>
+              <w:rPr>
+                <w:rFonts w:eastAsia="Times New Roman" w:cs="Times New Roman"/>
+                <w:i/>
+                <w:iCs/>
+                <w:sz w:val="24"/>
+                <w:szCs w:val="24"/>
+              </w:rPr>
+              <w:t>,</w:t>
+            </w:r>
+            <w:r>
+              <w:rPr>
+                <w:rFonts w:eastAsia="Times New Roman" w:cs="Times New Roman"/>
+                <w:i/>
+                <w:iCs/>
+                <w:color w:val="222222"/>
+                <w:sz w:val="24"/>
+                <w:szCs w:val="24"/>
+              </w:rPr>
+              <w:t> </w:t>
+            </w:r>
+            <w:r>
+              <w:rPr>
+                <w:rFonts w:eastAsia="Times New Roman" w:cs="Times New Roman"/>
+                <w:i/>
+                <w:iCs/>
+                <w:sz w:val="24"/>
+                <w:szCs w:val="24"/>
+              </w:rPr>
+              <w:t>ngày</w:t>
+            </w:r>
+            <w:r>
+              <w:rPr>
+                <w:rFonts w:eastAsia="Times New Roman" w:cs="Times New Roman"/>
+                <w:i/>
+                <w:iCs/>
+                <w:sz w:val="24"/>
+                <w:szCs w:val="24"/>
+              </w:rPr>
+              <w:t xml:space="preserve"> cấp:</w:t>
+            </w:r>
+            <w:r>
+              <w:rPr>
+                <w:rFonts w:eastAsia="Times New Roman" w:cs="Times New Roman"/>
+                <w:i/>
+                <w:iCs/>
+                <w:sz w:val="24"/>
+                <w:szCs w:val="24"/>
+              </w:rPr>
+              <w:t xml:space="preserve"> </w:t>
+            </w:r>
+            <w:r>
+              <w:rPr>
+                <w:rFonts w:cs="Times New Roman"/>
+                <w:sz w:val="24"/>
+                <w:szCs w:val="24"/>
+              </w:rPr>
+              <w:t>{{</w:t>
+            </w:r>
+            <w:r>
+              <w:rPr>
+                <w:rFonts w:cs="Times New Roman"/>
+                <w:sz w:val="24"/>
+                <w:szCs w:val="24"/>
+              </w:rPr>
+              <w:t>ngc</w:t>
+            </w:r>
+            <w:r>
+              <w:rPr>
+                <w:rFonts w:cs="Times New Roman"/>
+                <w:sz w:val="24"/>
+                <w:szCs w:val="24"/>
+              </w:rPr>
+              <w:t>}}</w:t>
+            </w:r>
+          </w:p>
+          <w:p>
+            <w:pPr>
+              <w:spacing w:after="0" w:line="240" w:lineRule="auto"/>
+              <w:rPr>
+                <w:rFonts w:eastAsia="Times New Roman" w:cs="Times New Roman"/>
+                <w:color w:val="222222"/>
+                <w:sz w:val="24"/>
+                <w:szCs w:val="24"/>
+              </w:rPr>
+            </w:pPr>
             <w:r>
               <w:rPr>
                 <w:rFonts w:eastAsia="Times New Roman" w:cs="Times New Roman"/>
@@ -2861,7 +3267,7 @@
                 <w:sz w:val="24"/>
                 <w:szCs w:val="24"/>
               </w:rPr>
-              <w:t>Quyền sử dụng đất</w:t>
+              <w:t>5.2.</w:t>
             </w:r>
             <w:r>
               <w:rPr>
@@ -2872,506 +3278,6 @@
               </w:rPr>
               <w:t> </w:t>
             </w:r>
-            <w:r>
-              <w:rPr>
-                <w:rFonts w:eastAsia="Times New Roman" w:cs="Times New Roman"/>
-                <w:sz w:val="24"/>
-                <w:szCs w:val="24"/>
-              </w:rPr>
-              <w:t>□</w:t>
-            </w:r>
-          </w:p>
-          <w:p>
-            <w:pPr>
-              <w:spacing w:after="120" w:line="240" w:lineRule="auto"/>
-              <w:jc w:val="both"/>
-              <w:rPr>
-                <w:sz w:val="24"/>
-              </w:rPr>
-            </w:pPr>
-            <w:r>
-              <w:rPr>
-                <w:sz w:val="24"/>
-              </w:rPr>
-              <w:t xml:space="preserve">Thửa đất số: </w:t>
-            </w:r>
-            <w:r>
-              <w:rPr>
-                <w:rFonts w:cs="Times New Roman"/>
-                <w:sz w:val="24"/>
-                <w:szCs w:val="24"/>
-              </w:rPr>
-              <w:t>{{std}}</w:t>
-            </w:r>
-            <w:r>
-              <w:rPr>
-                <w:sz w:val="24"/>
-              </w:rPr>
-              <w:t xml:space="preserve">; tờ bản đồ: </w:t>
-            </w:r>
-            <w:r>
-              <w:rPr>
-                <w:rFonts w:cs="Times New Roman"/>
-                <w:sz w:val="24"/>
-                <w:szCs w:val="24"/>
-              </w:rPr>
-              <w:t>{{sbd}}</w:t>
-            </w:r>
-          </w:p>
-          <w:p>
-            <w:pPr>
-              <w:spacing w:after="120" w:line="240" w:lineRule="auto"/>
-              <w:jc w:val="both"/>
-              <w:rPr>
-                <w:sz w:val="24"/>
-              </w:rPr>
-            </w:pPr>
-            <w:r>
-              <w:rPr>
-                <w:sz w:val="24"/>
-              </w:rPr>
-              <w:t xml:space="preserve">Địa chỉ thửa đất: </w:t>
-            </w:r>
-            <w:r>
-              <w:rPr>
-                <w:rFonts w:cs="Times New Roman"/>
-                <w:sz w:val="24"/>
-                <w:szCs w:val="24"/>
-              </w:rPr>
-              <w:t>{{dctd}}</w:t>
-            </w:r>
-          </w:p>
-          <w:p>
-            <w:pPr>
-              <w:spacing w:after="120" w:line="240" w:lineRule="auto"/>
-              <w:jc w:val="both"/>
-              <w:rPr>
-                <w:sz w:val="24"/>
-              </w:rPr>
-            </w:pPr>
-            <w:r>
-              <w:rPr>
-                <w:sz w:val="24"/>
-              </w:rPr>
-              <w:t xml:space="preserve">Diện tích: </w:t>
-            </w:r>
-            <w:r>
-              <w:rPr>
-                <w:rFonts w:cs="Times New Roman"/>
-                <w:sz w:val="24"/>
-                <w:szCs w:val="24"/>
-              </w:rPr>
-              <w:t>{{dt}}</w:t>
-            </w:r>
-            <w:r>
-              <w:rPr>
-                <w:sz w:val="24"/>
-              </w:rPr>
-              <w:t xml:space="preserve"> m2 Bằng chữ: (</w:t>
-            </w:r>
-            <w:r>
-              <w:rPr>
-                <w:rFonts w:cs="Times New Roman"/>
-                <w:sz w:val="24"/>
-                <w:szCs w:val="24"/>
-              </w:rPr>
-              <w:t>{{dtc}} mét vuông</w:t>
-            </w:r>
-            <w:r>
-              <w:rPr>
-                <w:sz w:val="24"/>
-              </w:rPr>
-              <w:t>)</w:t>
-            </w:r>
-          </w:p>
-          <w:p>
-            <w:pPr>
-              <w:spacing w:after="120" w:line="240" w:lineRule="auto"/>
-              <w:jc w:val="both"/>
-              <w:rPr>
-                <w:sz w:val="24"/>
-              </w:rPr>
-            </w:pPr>
-            <w:r>
-              <w:rPr>
-                <w:sz w:val="24"/>
-              </w:rPr>
-              <w:t xml:space="preserve">Hình thức sử dụng: </w:t>
-            </w:r>
-            <w:r>
-              <w:rPr>
-                <w:rFonts w:cs="Times New Roman"/>
-                <w:sz w:val="24"/>
-                <w:szCs w:val="24"/>
-              </w:rPr>
-              <w:t>{{htsd}}</w:t>
-            </w:r>
-          </w:p>
-          <w:p>
-            <w:pPr>
-              <w:spacing w:after="120" w:line="240" w:lineRule="auto"/>
-              <w:jc w:val="both"/>
-              <w:rPr>
-                <w:sz w:val="24"/>
-              </w:rPr>
-            </w:pPr>
-            <w:r>
-              <w:rPr>
-                <w:rFonts w:cs="Times New Roman"/>
-                <w:sz w:val="24"/>
-                <w:szCs w:val="24"/>
-              </w:rPr>
-              <w:t>{{mdsd}}</w:t>
-            </w:r>
-          </w:p>
-          <w:p>
-            <w:pPr>
-              <w:spacing w:after="0" w:line="240" w:lineRule="auto"/>
-              <w:rPr>
-                <w:rFonts w:eastAsia="Times New Roman" w:cs="Times New Roman"/>
-                <w:sz w:val="24"/>
-                <w:szCs w:val="24"/>
-              </w:rPr>
-            </w:pPr>
-            <w:r>
-              <w:rPr>
-                <w:sz w:val="24"/>
-              </w:rPr>
-              <w:t>Thời hạn sử dụng đất: Lâu dài</w:t>
-            </w:r>
-            <w:r>
-              <w:rPr>
-                <w:rFonts w:eastAsia="Times New Roman" w:cs="Times New Roman"/>
-                <w:sz w:val="24"/>
-                <w:szCs w:val="24"/>
-              </w:rPr>
-              <w:t xml:space="preserve"> </w:t>
-            </w:r>
-          </w:p>
-          <w:p>
-            <w:pPr>
-              <w:spacing w:after="0" w:line="240" w:lineRule="auto"/>
-              <w:rPr>
-                <w:rFonts w:eastAsia="Times New Roman" w:cs="Times New Roman"/>
-                <w:sz w:val="24"/>
-                <w:szCs w:val="24"/>
-              </w:rPr>
-            </w:pPr>
-            <w:r>
-              <w:rPr>
-                <w:rFonts w:eastAsia="Times New Roman" w:cs="Times New Roman"/>
-                <w:sz w:val="24"/>
-                <w:szCs w:val="24"/>
-              </w:rPr>
-              <w:t>{{ngsd}}</w:t>
-            </w:r>
-          </w:p>
-          <w:p>
-            <w:pPr>
-              <w:spacing w:after="0" w:line="240" w:lineRule="auto"/>
-              <w:rPr>
-                <w:rFonts w:eastAsia="Times New Roman" w:cs="Times New Roman"/>
-                <w:sz w:val="24"/>
-                <w:szCs w:val="24"/>
-              </w:rPr>
-            </w:pPr>
-            <w:r>
-              <w:rPr>
-                <w:rFonts w:eastAsia="Times New Roman" w:cs="Times New Roman"/>
-                <w:sz w:val="24"/>
-                <w:szCs w:val="24"/>
-              </w:rPr>
-              <w:t>{{gc}}</w:t>
-            </w:r>
-          </w:p>
-          <w:p>
-            <w:pPr>
-              <w:spacing w:after="0" w:line="240" w:lineRule="auto"/>
-              <w:rPr>
-                <w:rFonts w:eastAsia="Times New Roman" w:cs="Times New Roman"/>
-                <w:color w:val="222222"/>
-                <w:sz w:val="24"/>
-                <w:szCs w:val="24"/>
-              </w:rPr>
-            </w:pPr>
-            <w:r>
-              <w:rPr>
-                <w:rFonts w:eastAsia="Times New Roman" w:cs="Times New Roman"/>
-                <w:sz w:val="24"/>
-                <w:szCs w:val="24"/>
-              </w:rPr>
-              <w:t>(iii)</w:t>
-            </w:r>
-            <w:r>
-              <w:rPr>
-                <w:rFonts w:eastAsia="Times New Roman" w:cs="Times New Roman"/>
-                <w:color w:val="222222"/>
-                <w:sz w:val="24"/>
-                <w:szCs w:val="24"/>
-              </w:rPr>
-              <w:t> </w:t>
-            </w:r>
-            <w:r>
-              <w:rPr>
-                <w:rFonts w:eastAsia="Times New Roman" w:cs="Times New Roman"/>
-                <w:sz w:val="24"/>
-                <w:szCs w:val="24"/>
-              </w:rPr>
-              <w:t>Giấy chứng nhận đối với quyền sử dụng đất</w:t>
-            </w:r>
-          </w:p>
-          <w:p>
-            <w:pPr>
-              <w:spacing w:after="0" w:line="240" w:lineRule="auto"/>
-              <w:rPr>
-                <w:rFonts w:eastAsia="Times New Roman" w:cs="Times New Roman"/>
-                <w:i/>
-                <w:iCs/>
-                <w:color w:val="222222"/>
-                <w:sz w:val="24"/>
-                <w:szCs w:val="24"/>
-              </w:rPr>
-            </w:pPr>
-            <w:r>
-              <w:rPr>
-                <w:rFonts w:eastAsia="Times New Roman" w:cs="Times New Roman"/>
-                <w:i/>
-                <w:iCs/>
-                <w:sz w:val="24"/>
-                <w:szCs w:val="24"/>
-              </w:rPr>
-              <w:t>Tên Giấy chứng nhận: </w:t>
-            </w:r>
-            <w:r>
-              <w:rPr>
-                <w:rFonts w:eastAsia="Times New Roman" w:cs="Times New Roman"/>
-                <w:i/>
-                <w:iCs/>
-                <w:sz w:val="24"/>
-                <w:szCs w:val="24"/>
-              </w:rPr>
-              <w:t>{{ndnb}}</w:t>
-            </w:r>
-            <w:bookmarkStart w:id="0" w:name="_GoBack"/>
-            <w:bookmarkEnd w:id="0"/>
-            <w:r>
-              <w:rPr>
-                <w:rFonts w:eastAsia="Times New Roman" w:cs="Times New Roman"/>
-                <w:i/>
-                <w:iCs/>
-                <w:sz w:val="24"/>
-                <w:szCs w:val="24"/>
-              </w:rPr>
-              <w:t xml:space="preserve"> </w:t>
-            </w:r>
-          </w:p>
-          <w:p>
-            <w:pPr>
-              <w:spacing w:after="0" w:line="240" w:lineRule="auto"/>
-              <w:rPr>
-                <w:rFonts w:eastAsia="Times New Roman" w:cs="Times New Roman"/>
-                <w:i/>
-                <w:iCs/>
-                <w:color w:val="222222"/>
-                <w:sz w:val="24"/>
-                <w:szCs w:val="24"/>
-              </w:rPr>
-            </w:pPr>
-            <w:r>
-              <w:rPr>
-                <w:rFonts w:eastAsia="Times New Roman" w:cs="Times New Roman"/>
-                <w:i/>
-                <w:iCs/>
-                <w:sz w:val="24"/>
-                <w:szCs w:val="24"/>
-              </w:rPr>
-              <w:t>Số phát hành: </w:t>
-            </w:r>
-            <w:r>
-              <w:rPr>
-                <w:rFonts w:cs="Times New Roman"/>
-                <w:sz w:val="24"/>
-                <w:szCs w:val="24"/>
-              </w:rPr>
-              <w:t>{{</w:t>
-            </w:r>
-            <w:r>
-              <w:rPr>
-                <w:rFonts w:cs="Times New Roman"/>
-                <w:sz w:val="24"/>
-                <w:szCs w:val="24"/>
-              </w:rPr>
-              <w:t>seri</w:t>
-            </w:r>
-            <w:r>
-              <w:rPr>
-                <w:rFonts w:cs="Times New Roman"/>
-                <w:sz w:val="24"/>
-                <w:szCs w:val="24"/>
-              </w:rPr>
-              <w:t>}}</w:t>
-            </w:r>
-            <w:r>
-              <w:rPr>
-                <w:rFonts w:eastAsia="Times New Roman" w:cs="Times New Roman"/>
-                <w:i/>
-                <w:iCs/>
-                <w:sz w:val="24"/>
-                <w:szCs w:val="24"/>
-              </w:rPr>
-              <w:t>, s</w:t>
-            </w:r>
-            <w:r>
-              <w:rPr>
-                <w:rFonts w:eastAsia="Times New Roman" w:cs="Times New Roman"/>
-                <w:i/>
-                <w:iCs/>
-                <w:sz w:val="24"/>
-                <w:szCs w:val="24"/>
-              </w:rPr>
-              <w:t>ố vào sổ cấp giấy: </w:t>
-            </w:r>
-            <w:r>
-              <w:rPr>
-                <w:i/>
-                <w:iCs/>
-                <w:sz w:val="24"/>
-              </w:rPr>
-              <w:t>{{vsmt}}</w:t>
-            </w:r>
-          </w:p>
-          <w:p>
-            <w:pPr>
-              <w:spacing w:after="0" w:line="240" w:lineRule="auto"/>
-              <w:rPr>
-                <w:rFonts w:eastAsia="Times New Roman" w:cs="Times New Roman"/>
-                <w:i/>
-                <w:iCs/>
-                <w:color w:val="000000"/>
-                <w:sz w:val="24"/>
-                <w:szCs w:val="24"/>
-              </w:rPr>
-            </w:pPr>
-            <w:r>
-              <w:rPr>
-                <w:rFonts w:eastAsia="Times New Roman" w:cs="Times New Roman"/>
-                <w:i/>
-                <w:iCs/>
-                <w:sz w:val="24"/>
-                <w:szCs w:val="24"/>
-              </w:rPr>
-              <w:t>Cơ quan cấp: </w:t>
-            </w:r>
-            <w:r>
-              <w:rPr>
-                <w:rFonts w:cs="Times New Roman"/>
-                <w:sz w:val="24"/>
-                <w:szCs w:val="24"/>
-              </w:rPr>
-              <w:t>{{</w:t>
-            </w:r>
-            <w:r>
-              <w:rPr>
-                <w:rFonts w:cs="Times New Roman"/>
-                <w:sz w:val="24"/>
-                <w:szCs w:val="24"/>
-              </w:rPr>
-              <w:t>nc</w:t>
-            </w:r>
-            <w:r>
-              <w:rPr>
-                <w:rFonts w:cs="Times New Roman"/>
-                <w:sz w:val="24"/>
-                <w:szCs w:val="24"/>
-              </w:rPr>
-              <w:t>}}</w:t>
-            </w:r>
-            <w:r>
-              <w:rPr>
-                <w:rFonts w:eastAsia="Times New Roman" w:cs="Times New Roman"/>
-                <w:i/>
-                <w:iCs/>
-                <w:sz w:val="24"/>
-                <w:szCs w:val="24"/>
-              </w:rPr>
-              <w:t>,</w:t>
-            </w:r>
-            <w:r>
-              <w:rPr>
-                <w:rFonts w:eastAsia="Times New Roman" w:cs="Times New Roman"/>
-                <w:i/>
-                <w:iCs/>
-                <w:color w:val="222222"/>
-                <w:sz w:val="24"/>
-                <w:szCs w:val="24"/>
-              </w:rPr>
-              <w:t> </w:t>
-            </w:r>
-            <w:r>
-              <w:rPr>
-                <w:rFonts w:eastAsia="Times New Roman" w:cs="Times New Roman"/>
-                <w:i/>
-                <w:iCs/>
-                <w:sz w:val="24"/>
-                <w:szCs w:val="24"/>
-              </w:rPr>
-              <w:t>ngày</w:t>
-            </w:r>
-            <w:r>
-              <w:rPr>
-                <w:rFonts w:eastAsia="Times New Roman" w:cs="Times New Roman"/>
-                <w:i/>
-                <w:iCs/>
-                <w:sz w:val="24"/>
-                <w:szCs w:val="24"/>
-              </w:rPr>
-              <w:t xml:space="preserve"> cấp:</w:t>
-            </w:r>
-            <w:r>
-              <w:rPr>
-                <w:rFonts w:eastAsia="Times New Roman" w:cs="Times New Roman"/>
-                <w:i/>
-                <w:iCs/>
-                <w:sz w:val="24"/>
-                <w:szCs w:val="24"/>
-              </w:rPr>
-              <w:t xml:space="preserve"> </w:t>
-            </w:r>
-            <w:r>
-              <w:rPr>
-                <w:rFonts w:cs="Times New Roman"/>
-                <w:sz w:val="24"/>
-                <w:szCs w:val="24"/>
-              </w:rPr>
-              <w:t>{{</w:t>
-            </w:r>
-            <w:r>
-              <w:rPr>
-                <w:rFonts w:cs="Times New Roman"/>
-                <w:sz w:val="24"/>
-                <w:szCs w:val="24"/>
-              </w:rPr>
-              <w:t>ngc</w:t>
-            </w:r>
-            <w:r>
-              <w:rPr>
-                <w:rFonts w:cs="Times New Roman"/>
-                <w:sz w:val="24"/>
-                <w:szCs w:val="24"/>
-              </w:rPr>
-              <w:t>}}</w:t>
-            </w:r>
-          </w:p>
-          <w:p>
-            <w:pPr>
-              <w:spacing w:after="0" w:line="240" w:lineRule="auto"/>
-              <w:rPr>
-                <w:rFonts w:eastAsia="Times New Roman" w:cs="Times New Roman"/>
-                <w:color w:val="222222"/>
-                <w:sz w:val="24"/>
-                <w:szCs w:val="24"/>
-              </w:rPr>
-            </w:pPr>
             <w:r>
               <w:rPr>
                 <w:rFonts w:eastAsia="Times New Roman" w:cs="Times New Roman"/>
@@ -3380,7 +3286,34 @@
                 <w:sz w:val="24"/>
                 <w:szCs w:val="24"/>
               </w:rPr>
-              <w:t>5.2.</w:t>
+              <w:t>Tài sản gắn liền với đất đã được chứng nhận quyền sở hữu </w:t>
+            </w:r>
+            <w:r>
+              <w:rPr>
+                <w:rFonts w:eastAsia="Times New Roman" w:cs="Times New Roman"/>
+                <w:sz w:val="24"/>
+                <w:szCs w:val="24"/>
+              </w:rPr>
+              <w:t>□</w:t>
+            </w:r>
+          </w:p>
+          <w:p>
+            <w:pPr>
+              <w:spacing w:after="0" w:line="240" w:lineRule="auto"/>
+              <w:rPr>
+                <w:rFonts w:eastAsia="Times New Roman" w:cs="Times New Roman"/>
+                <w:color w:val="222222"/>
+                <w:sz w:val="24"/>
+                <w:szCs w:val="24"/>
+              </w:rPr>
+            </w:pPr>
+            <w:r>
+              <w:rPr>
+                <w:rFonts w:eastAsia="Times New Roman" w:cs="Times New Roman"/>
+                <w:sz w:val="24"/>
+                <w:szCs w:val="24"/>
+              </w:rPr>
+              <w:t>(i)</w:t>
             </w:r>
             <w:r>
               <w:rPr>
@@ -3391,6 +3324,151 @@
               </w:rPr>
               <w:t> </w:t>
             </w:r>
+            <w:r>
+              <w:rPr>
+                <w:rFonts w:eastAsia="Times New Roman" w:cs="Times New Roman"/>
+                <w:sz w:val="24"/>
+                <w:szCs w:val="24"/>
+              </w:rPr>
+              <w:t>Giấy chứng nhận</w:t>
+            </w:r>
+          </w:p>
+          <w:p>
+            <w:pPr>
+              <w:spacing w:after="0" w:line="240" w:lineRule="auto"/>
+              <w:rPr>
+                <w:rFonts w:eastAsia="Times New Roman" w:cs="Times New Roman"/>
+                <w:color w:val="222222"/>
+                <w:sz w:val="24"/>
+                <w:szCs w:val="24"/>
+              </w:rPr>
+            </w:pPr>
+            <w:r>
+              <w:rPr>
+                <w:rFonts w:eastAsia="Times New Roman" w:cs="Times New Roman"/>
+                <w:i/>
+                <w:iCs/>
+                <w:sz w:val="24"/>
+                <w:szCs w:val="24"/>
+              </w:rPr>
+              <w:t>Tên Giấy chứng nhận:   </w:t>
+            </w:r>
+          </w:p>
+          <w:p>
+            <w:pPr>
+              <w:spacing w:after="0" w:line="240" w:lineRule="auto"/>
+              <w:rPr>
+                <w:rFonts w:eastAsia="Times New Roman" w:cs="Times New Roman"/>
+                <w:color w:val="222222"/>
+                <w:sz w:val="24"/>
+                <w:szCs w:val="24"/>
+              </w:rPr>
+            </w:pPr>
+            <w:r>
+              <w:rPr>
+                <w:rFonts w:eastAsia="Times New Roman" w:cs="Times New Roman"/>
+                <w:i/>
+                <w:iCs/>
+                <w:sz w:val="24"/>
+                <w:szCs w:val="24"/>
+              </w:rPr>
+              <w:t>Số phát hành:…….. :số vào sổ cấp giấy:………</w:t>
+            </w:r>
+          </w:p>
+          <w:p>
+            <w:pPr>
+              <w:spacing w:after="0" w:line="240" w:lineRule="auto"/>
+              <w:rPr>
+                <w:rFonts w:eastAsia="Times New Roman" w:cs="Times New Roman"/>
+                <w:color w:val="222222"/>
+                <w:sz w:val="24"/>
+                <w:szCs w:val="24"/>
+              </w:rPr>
+            </w:pPr>
+            <w:r>
+              <w:rPr>
+                <w:rFonts w:eastAsia="Times New Roman" w:cs="Times New Roman"/>
+                <w:i/>
+                <w:iCs/>
+                <w:sz w:val="24"/>
+                <w:szCs w:val="24"/>
+              </w:rPr>
+              <w:t>Cơ quan cấp:……., ngày…..tháng…..năm…..</w:t>
+            </w:r>
+          </w:p>
+          <w:p>
+            <w:pPr>
+              <w:spacing w:after="0" w:line="240" w:lineRule="auto"/>
+              <w:rPr>
+                <w:rFonts w:eastAsia="Times New Roman" w:cs="Times New Roman"/>
+                <w:color w:val="222222"/>
+                <w:sz w:val="24"/>
+                <w:szCs w:val="24"/>
+              </w:rPr>
+            </w:pPr>
+            <w:r>
+              <w:rPr>
+                <w:rFonts w:eastAsia="Times New Roman" w:cs="Times New Roman"/>
+                <w:sz w:val="24"/>
+                <w:szCs w:val="24"/>
+              </w:rPr>
+              <w:t>(ii)</w:t>
+            </w:r>
+            <w:r>
+              <w:rPr>
+                <w:rFonts w:eastAsia="Times New Roman" w:cs="Times New Roman"/>
+                <w:color w:val="222222"/>
+                <w:sz w:val="24"/>
+                <w:szCs w:val="24"/>
+              </w:rPr>
+              <w:t> </w:t>
+            </w:r>
+            <w:r>
+              <w:rPr>
+                <w:rFonts w:eastAsia="Times New Roman" w:cs="Times New Roman"/>
+                <w:sz w:val="24"/>
+                <w:szCs w:val="24"/>
+              </w:rPr>
+              <w:t>Số của thửa đất nơi có tài sản:….;</w:t>
+            </w:r>
+            <w:r>
+              <w:rPr>
+                <w:rFonts w:eastAsia="Times New Roman" w:cs="Times New Roman"/>
+                <w:color w:val="222222"/>
+                <w:sz w:val="24"/>
+                <w:szCs w:val="24"/>
+              </w:rPr>
+              <w:t> </w:t>
+            </w:r>
+            <w:r>
+              <w:rPr>
+                <w:rFonts w:eastAsia="Times New Roman" w:cs="Times New Roman"/>
+                <w:sz w:val="24"/>
+                <w:szCs w:val="24"/>
+              </w:rPr>
+              <w:t>Tờ bản đồ số </w:t>
+            </w:r>
+            <w:r>
+              <w:rPr>
+                <w:rFonts w:eastAsia="Times New Roman" w:cs="Times New Roman"/>
+                <w:i/>
+                <w:iCs/>
+                <w:sz w:val="24"/>
+                <w:szCs w:val="24"/>
+              </w:rPr>
+              <w:t>(nếu có):……………………………..</w:t>
+            </w:r>
+          </w:p>
+          <w:p>
+            <w:pPr>
+              <w:spacing w:after="0" w:line="240" w:lineRule="auto"/>
+              <w:rPr>
+                <w:rFonts w:eastAsia="Times New Roman" w:cs="Times New Roman"/>
+                <w:color w:val="222222"/>
+                <w:sz w:val="24"/>
+                <w:szCs w:val="24"/>
+              </w:rPr>
+            </w:pPr>
             <w:r>
               <w:rPr>
                 <w:rFonts w:eastAsia="Times New Roman" w:cs="Times New Roman"/>
@@ -3399,34 +3477,7 @@
                 <w:sz w:val="24"/>
                 <w:szCs w:val="24"/>
               </w:rPr>
-              <w:t>Tài sản gắn liền với đất đã được chứng nhận quyền sở hữu </w:t>
-            </w:r>
-            <w:r>
-              <w:rPr>
-                <w:rFonts w:eastAsia="Times New Roman" w:cs="Times New Roman"/>
-                <w:sz w:val="24"/>
-                <w:szCs w:val="24"/>
-              </w:rPr>
-              <w:t>□</w:t>
-            </w:r>
-          </w:p>
-          <w:p>
-            <w:pPr>
-              <w:spacing w:after="0" w:line="240" w:lineRule="auto"/>
-              <w:rPr>
-                <w:rFonts w:eastAsia="Times New Roman" w:cs="Times New Roman"/>
-                <w:color w:val="222222"/>
-                <w:sz w:val="24"/>
-                <w:szCs w:val="24"/>
-              </w:rPr>
-            </w:pPr>
-            <w:r>
-              <w:rPr>
-                <w:rFonts w:eastAsia="Times New Roman" w:cs="Times New Roman"/>
-                <w:sz w:val="24"/>
-                <w:szCs w:val="24"/>
-              </w:rPr>
-              <w:t>(i)</w:t>
+              <w:t>5.3.</w:t>
             </w:r>
             <w:r>
               <w:rPr>
@@ -3437,151 +3488,6 @@
               </w:rPr>
               <w:t> </w:t>
             </w:r>
-            <w:r>
-              <w:rPr>
-                <w:rFonts w:eastAsia="Times New Roman" w:cs="Times New Roman"/>
-                <w:sz w:val="24"/>
-                <w:szCs w:val="24"/>
-              </w:rPr>
-              <w:t>Giấy chứng nhận</w:t>
-            </w:r>
-          </w:p>
-          <w:p>
-            <w:pPr>
-              <w:spacing w:after="0" w:line="240" w:lineRule="auto"/>
-              <w:rPr>
-                <w:rFonts w:eastAsia="Times New Roman" w:cs="Times New Roman"/>
-                <w:color w:val="222222"/>
-                <w:sz w:val="24"/>
-                <w:szCs w:val="24"/>
-              </w:rPr>
-            </w:pPr>
-            <w:r>
-              <w:rPr>
-                <w:rFonts w:eastAsia="Times New Roman" w:cs="Times New Roman"/>
-                <w:i/>
-                <w:iCs/>
-                <w:sz w:val="24"/>
-                <w:szCs w:val="24"/>
-              </w:rPr>
-              <w:t>Tên Giấy chứng nhận:   </w:t>
-            </w:r>
-          </w:p>
-          <w:p>
-            <w:pPr>
-              <w:spacing w:after="0" w:line="240" w:lineRule="auto"/>
-              <w:rPr>
-                <w:rFonts w:eastAsia="Times New Roman" w:cs="Times New Roman"/>
-                <w:color w:val="222222"/>
-                <w:sz w:val="24"/>
-                <w:szCs w:val="24"/>
-              </w:rPr>
-            </w:pPr>
-            <w:r>
-              <w:rPr>
-                <w:rFonts w:eastAsia="Times New Roman" w:cs="Times New Roman"/>
-                <w:i/>
-                <w:iCs/>
-                <w:sz w:val="24"/>
-                <w:szCs w:val="24"/>
-              </w:rPr>
-              <w:t>Số phát hành:…….. :số vào sổ cấp giấy:………</w:t>
-            </w:r>
-          </w:p>
-          <w:p>
-            <w:pPr>
-              <w:spacing w:after="0" w:line="240" w:lineRule="auto"/>
-              <w:rPr>
-                <w:rFonts w:eastAsia="Times New Roman" w:cs="Times New Roman"/>
-                <w:color w:val="222222"/>
-                <w:sz w:val="24"/>
-                <w:szCs w:val="24"/>
-              </w:rPr>
-            </w:pPr>
-            <w:r>
-              <w:rPr>
-                <w:rFonts w:eastAsia="Times New Roman" w:cs="Times New Roman"/>
-                <w:i/>
-                <w:iCs/>
-                <w:sz w:val="24"/>
-                <w:szCs w:val="24"/>
-              </w:rPr>
-              <w:t>Cơ quan cấp:……., ngày…..tháng…..năm…..</w:t>
-            </w:r>
-          </w:p>
-          <w:p>
-            <w:pPr>
-              <w:spacing w:after="0" w:line="240" w:lineRule="auto"/>
-              <w:rPr>
-                <w:rFonts w:eastAsia="Times New Roman" w:cs="Times New Roman"/>
-                <w:color w:val="222222"/>
-                <w:sz w:val="24"/>
-                <w:szCs w:val="24"/>
-              </w:rPr>
-            </w:pPr>
-            <w:r>
-              <w:rPr>
-                <w:rFonts w:eastAsia="Times New Roman" w:cs="Times New Roman"/>
-                <w:sz w:val="24"/>
-                <w:szCs w:val="24"/>
-              </w:rPr>
-              <w:t>(ii)</w:t>
-            </w:r>
-            <w:r>
-              <w:rPr>
-                <w:rFonts w:eastAsia="Times New Roman" w:cs="Times New Roman"/>
-                <w:color w:val="222222"/>
-                <w:sz w:val="24"/>
-                <w:szCs w:val="24"/>
-              </w:rPr>
-              <w:t> </w:t>
-            </w:r>
-            <w:r>
-              <w:rPr>
-                <w:rFonts w:eastAsia="Times New Roman" w:cs="Times New Roman"/>
-                <w:sz w:val="24"/>
-                <w:szCs w:val="24"/>
-              </w:rPr>
-              <w:t>Số của thửa đất nơi có tài sản:….;</w:t>
-            </w:r>
-            <w:r>
-              <w:rPr>
-                <w:rFonts w:eastAsia="Times New Roman" w:cs="Times New Roman"/>
-                <w:color w:val="222222"/>
-                <w:sz w:val="24"/>
-                <w:szCs w:val="24"/>
-              </w:rPr>
-              <w:t> </w:t>
-            </w:r>
-            <w:r>
-              <w:rPr>
-                <w:rFonts w:eastAsia="Times New Roman" w:cs="Times New Roman"/>
-                <w:sz w:val="24"/>
-                <w:szCs w:val="24"/>
-              </w:rPr>
-              <w:t>Tờ bản đồ số </w:t>
-            </w:r>
-            <w:r>
-              <w:rPr>
-                <w:rFonts w:eastAsia="Times New Roman" w:cs="Times New Roman"/>
-                <w:i/>
-                <w:iCs/>
-                <w:sz w:val="24"/>
-                <w:szCs w:val="24"/>
-              </w:rPr>
-              <w:t>(nếu có):……………………………..</w:t>
-            </w:r>
-          </w:p>
-          <w:p>
-            <w:pPr>
-              <w:spacing w:after="0" w:line="240" w:lineRule="auto"/>
-              <w:rPr>
-                <w:rFonts w:eastAsia="Times New Roman" w:cs="Times New Roman"/>
-                <w:color w:val="222222"/>
-                <w:sz w:val="24"/>
-                <w:szCs w:val="24"/>
-              </w:rPr>
-            </w:pPr>
             <w:r>
               <w:rPr>
                 <w:rFonts w:eastAsia="Times New Roman" w:cs="Times New Roman"/>
@@ -3590,7 +3496,34 @@
                 <w:sz w:val="24"/>
                 <w:szCs w:val="24"/>
               </w:rPr>
-              <w:t>5.3.</w:t>
+              <w:t>Dự án đầu tư xây dựng nhà ở, dự án đầu tư xây dựng công trình không phải là nhà ở, dự án đầu tư nông nghiệp, dự án phát triển rừng, dự án khác có sử dụng đất </w:t>
+            </w:r>
+            <w:r>
+              <w:rPr>
+                <w:rFonts w:eastAsia="Times New Roman" w:cs="Times New Roman"/>
+                <w:sz w:val="24"/>
+                <w:szCs w:val="24"/>
+              </w:rPr>
+              <w:t>□</w:t>
+            </w:r>
+          </w:p>
+          <w:p>
+            <w:pPr>
+              <w:spacing w:after="0" w:line="240" w:lineRule="auto"/>
+              <w:rPr>
+                <w:rFonts w:eastAsia="Times New Roman" w:cs="Times New Roman"/>
+                <w:color w:val="222222"/>
+                <w:sz w:val="24"/>
+                <w:szCs w:val="24"/>
+              </w:rPr>
+            </w:pPr>
+            <w:r>
+              <w:rPr>
+                <w:rFonts w:eastAsia="Times New Roman" w:cs="Times New Roman"/>
+                <w:sz w:val="24"/>
+                <w:szCs w:val="24"/>
+              </w:rPr>
+              <w:t>(i)</w:t>
             </w:r>
             <w:r>
               <w:rPr>
@@ -3604,39 +3537,73 @@
             <w:r>
               <w:rPr>
                 <w:rFonts w:eastAsia="Times New Roman" w:cs="Times New Roman"/>
-                <w:b/>
-                <w:bCs/>
-                <w:sz w:val="24"/>
-                <w:szCs w:val="24"/>
-              </w:rPr>
-              <w:t>Dự án đầu tư xây dựng nhà ở, dự án đầu tư xây dựng công trình không phải là nhà ở, dự án đầu tư nông nghiệp, dự án phát triển rừng, dự án khác có sử dụng đất </w:t>
-            </w:r>
-            <w:r>
-              <w:rPr>
-                <w:rFonts w:eastAsia="Times New Roman" w:cs="Times New Roman"/>
-                <w:sz w:val="24"/>
-                <w:szCs w:val="24"/>
-              </w:rPr>
-              <w:t>□</w:t>
-            </w:r>
-          </w:p>
-          <w:p>
-            <w:pPr>
-              <w:spacing w:after="0" w:line="240" w:lineRule="auto"/>
-              <w:rPr>
-                <w:rFonts w:eastAsia="Times New Roman" w:cs="Times New Roman"/>
-                <w:color w:val="222222"/>
-                <w:sz w:val="24"/>
-                <w:szCs w:val="24"/>
-              </w:rPr>
-            </w:pPr>
-            <w:r>
-              <w:rPr>
-                <w:rFonts w:eastAsia="Times New Roman" w:cs="Times New Roman"/>
-                <w:sz w:val="24"/>
-                <w:szCs w:val="24"/>
-              </w:rPr>
-              <w:t>(i)</w:t>
+                <w:sz w:val="24"/>
+                <w:szCs w:val="24"/>
+              </w:rPr>
+              <w:t>Giấy chứng nhận</w:t>
+            </w:r>
+          </w:p>
+          <w:p>
+            <w:pPr>
+              <w:spacing w:after="0" w:line="240" w:lineRule="auto"/>
+              <w:rPr>
+                <w:rFonts w:eastAsia="Times New Roman" w:cs="Times New Roman"/>
+                <w:color w:val="222222"/>
+                <w:sz w:val="24"/>
+                <w:szCs w:val="24"/>
+              </w:rPr>
+            </w:pPr>
+            <w:r>
+              <w:rPr>
+                <w:rFonts w:eastAsia="Times New Roman" w:cs="Times New Roman"/>
+                <w:i/>
+                <w:iCs/>
+                <w:sz w:val="24"/>
+                <w:szCs w:val="24"/>
+              </w:rPr>
+              <w:t>Tên Giấy chứng nhận. ………………….</w:t>
+            </w:r>
+          </w:p>
+          <w:p>
+            <w:pPr>
+              <w:spacing w:after="0" w:line="240" w:lineRule="auto"/>
+              <w:rPr>
+                <w:rFonts w:eastAsia="Times New Roman" w:cs="Times New Roman"/>
+                <w:color w:val="222222"/>
+                <w:sz w:val="24"/>
+                <w:szCs w:val="24"/>
+              </w:rPr>
+            </w:pPr>
+            <w:r>
+              <w:rPr>
+                <w:rFonts w:eastAsia="Times New Roman" w:cs="Times New Roman"/>
+                <w:i/>
+                <w:iCs/>
+                <w:sz w:val="24"/>
+                <w:szCs w:val="24"/>
+              </w:rPr>
+              <w:t>Số phát hành: ………,    số vào sổ cấp giấy: ……………..</w:t>
+            </w:r>
+          </w:p>
+          <w:p>
+            <w:pPr>
+              <w:spacing w:after="0" w:line="240" w:lineRule="auto"/>
+              <w:rPr>
+                <w:rFonts w:eastAsia="Times New Roman" w:cs="Times New Roman"/>
+                <w:color w:val="222222"/>
+                <w:sz w:val="24"/>
+                <w:szCs w:val="24"/>
+              </w:rPr>
+            </w:pPr>
+            <w:r>
+              <w:rPr>
+                <w:rFonts w:eastAsia="Times New Roman" w:cs="Times New Roman"/>
+                <w:i/>
+                <w:iCs/>
+                <w:sz w:val="24"/>
+                <w:szCs w:val="24"/>
+              </w:rPr>
+              <w:t>Cơ quan cấp: …..,</w:t>
             </w:r>
             <w:r>
               <w:rPr>
@@ -3650,73 +3617,31 @@
             <w:r>
               <w:rPr>
                 <w:rFonts w:eastAsia="Times New Roman" w:cs="Times New Roman"/>
-                <w:sz w:val="24"/>
-                <w:szCs w:val="24"/>
-              </w:rPr>
-              <w:t>Giấy chứng nhận</w:t>
-            </w:r>
-          </w:p>
-          <w:p>
-            <w:pPr>
-              <w:spacing w:after="0" w:line="240" w:lineRule="auto"/>
-              <w:rPr>
-                <w:rFonts w:eastAsia="Times New Roman" w:cs="Times New Roman"/>
-                <w:color w:val="222222"/>
-                <w:sz w:val="24"/>
-                <w:szCs w:val="24"/>
-              </w:rPr>
-            </w:pPr>
-            <w:r>
-              <w:rPr>
-                <w:rFonts w:eastAsia="Times New Roman" w:cs="Times New Roman"/>
-                <w:i/>
-                <w:iCs/>
-                <w:sz w:val="24"/>
-                <w:szCs w:val="24"/>
-              </w:rPr>
-              <w:t>Tên Giấy chứng nhận. ………………….</w:t>
-            </w:r>
-          </w:p>
-          <w:p>
-            <w:pPr>
-              <w:spacing w:after="0" w:line="240" w:lineRule="auto"/>
-              <w:rPr>
-                <w:rFonts w:eastAsia="Times New Roman" w:cs="Times New Roman"/>
-                <w:color w:val="222222"/>
-                <w:sz w:val="24"/>
-                <w:szCs w:val="24"/>
-              </w:rPr>
-            </w:pPr>
-            <w:r>
-              <w:rPr>
-                <w:rFonts w:eastAsia="Times New Roman" w:cs="Times New Roman"/>
-                <w:i/>
-                <w:iCs/>
-                <w:sz w:val="24"/>
-                <w:szCs w:val="24"/>
-              </w:rPr>
-              <w:t>Số phát hành: ………,    số vào sổ cấp giấy: ……………..</w:t>
-            </w:r>
-          </w:p>
-          <w:p>
-            <w:pPr>
-              <w:spacing w:after="0" w:line="240" w:lineRule="auto"/>
-              <w:rPr>
-                <w:rFonts w:eastAsia="Times New Roman" w:cs="Times New Roman"/>
-                <w:color w:val="222222"/>
-                <w:sz w:val="24"/>
-                <w:szCs w:val="24"/>
-              </w:rPr>
-            </w:pPr>
-            <w:r>
-              <w:rPr>
-                <w:rFonts w:eastAsia="Times New Roman" w:cs="Times New Roman"/>
-                <w:i/>
-                <w:iCs/>
-                <w:sz w:val="24"/>
-                <w:szCs w:val="24"/>
-              </w:rPr>
-              <w:t>Cơ quan cấp: …..,</w:t>
+                <w:i/>
+                <w:iCs/>
+                <w:sz w:val="24"/>
+                <w:szCs w:val="24"/>
+              </w:rPr>
+              <w:t>ngày….tháng…năm……</w:t>
+            </w:r>
+          </w:p>
+          <w:p>
+            <w:pPr>
+              <w:spacing w:after="0" w:line="240" w:lineRule="auto"/>
+              <w:rPr>
+                <w:rFonts w:eastAsia="Times New Roman" w:cs="Times New Roman"/>
+                <w:color w:val="222222"/>
+                <w:sz w:val="24"/>
+                <w:szCs w:val="24"/>
+              </w:rPr>
+            </w:pPr>
+            <w:r>
+              <w:rPr>
+                <w:rFonts w:eastAsia="Times New Roman" w:cs="Times New Roman"/>
+                <w:sz w:val="24"/>
+                <w:szCs w:val="24"/>
+              </w:rPr>
+              <w:t>(ii)</w:t>
             </w:r>
             <w:r>
               <w:rPr>
@@ -3730,31 +3655,129 @@
             <w:r>
               <w:rPr>
                 <w:rFonts w:eastAsia="Times New Roman" w:cs="Times New Roman"/>
-                <w:i/>
-                <w:iCs/>
-                <w:sz w:val="24"/>
-                <w:szCs w:val="24"/>
-              </w:rPr>
-              <w:t>ngày….tháng…năm……</w:t>
-            </w:r>
-          </w:p>
-          <w:p>
-            <w:pPr>
-              <w:spacing w:after="0" w:line="240" w:lineRule="auto"/>
-              <w:rPr>
-                <w:rFonts w:eastAsia="Times New Roman" w:cs="Times New Roman"/>
-                <w:color w:val="222222"/>
-                <w:sz w:val="24"/>
-                <w:szCs w:val="24"/>
-              </w:rPr>
-            </w:pPr>
-            <w:r>
-              <w:rPr>
-                <w:rFonts w:eastAsia="Times New Roman" w:cs="Times New Roman"/>
-                <w:sz w:val="24"/>
-                <w:szCs w:val="24"/>
-              </w:rPr>
-              <w:t>(ii)</w:t>
+                <w:sz w:val="24"/>
+                <w:szCs w:val="24"/>
+              </w:rPr>
+              <w:t>Quyết định giao đất, cho thuê đất của cơ quan có thẩm quyền </w:t>
+            </w:r>
+            <w:r>
+              <w:rPr>
+                <w:rFonts w:eastAsia="Times New Roman" w:cs="Times New Roman"/>
+                <w:i/>
+                <w:iCs/>
+                <w:sz w:val="24"/>
+                <w:szCs w:val="24"/>
+              </w:rPr>
+              <w:t>(đối với dự án đầu tư xây dựng nhà ở chưa được cấp Giấy chứng nhận đối với quyền sử dụng đất)</w:t>
+            </w:r>
+          </w:p>
+          <w:p>
+            <w:pPr>
+              <w:spacing w:after="0" w:line="240" w:lineRule="auto"/>
+              <w:rPr>
+                <w:rFonts w:eastAsia="Times New Roman" w:cs="Times New Roman"/>
+                <w:color w:val="222222"/>
+                <w:sz w:val="24"/>
+                <w:szCs w:val="24"/>
+              </w:rPr>
+            </w:pPr>
+            <w:r>
+              <w:rPr>
+                <w:rFonts w:eastAsia="Times New Roman" w:cs="Times New Roman"/>
+                <w:i/>
+                <w:iCs/>
+                <w:sz w:val="24"/>
+                <w:szCs w:val="24"/>
+              </w:rPr>
+              <w:t>Tên Quyết định: ………………..</w:t>
+            </w:r>
+          </w:p>
+          <w:p>
+            <w:pPr>
+              <w:spacing w:after="0" w:line="240" w:lineRule="auto"/>
+              <w:rPr>
+                <w:rFonts w:eastAsia="Times New Roman" w:cs="Times New Roman"/>
+                <w:color w:val="222222"/>
+                <w:sz w:val="24"/>
+                <w:szCs w:val="24"/>
+              </w:rPr>
+            </w:pPr>
+            <w:r>
+              <w:rPr>
+                <w:rFonts w:eastAsia="Times New Roman" w:cs="Times New Roman"/>
+                <w:i/>
+                <w:iCs/>
+                <w:sz w:val="24"/>
+                <w:szCs w:val="24"/>
+              </w:rPr>
+              <w:t>Số:       …………….</w:t>
+            </w:r>
+          </w:p>
+          <w:p>
+            <w:pPr>
+              <w:spacing w:after="0" w:line="240" w:lineRule="auto"/>
+              <w:rPr>
+                <w:rFonts w:eastAsia="Times New Roman" w:cs="Times New Roman"/>
+                <w:color w:val="222222"/>
+                <w:sz w:val="24"/>
+                <w:szCs w:val="24"/>
+              </w:rPr>
+            </w:pPr>
+            <w:r>
+              <w:rPr>
+                <w:rFonts w:eastAsia="Times New Roman" w:cs="Times New Roman"/>
+                <w:i/>
+                <w:iCs/>
+                <w:sz w:val="24"/>
+                <w:szCs w:val="24"/>
+              </w:rPr>
+              <w:t>Cơ quan cấp:</w:t>
+            </w:r>
+            <w:r>
+              <w:rPr>
+                <w:rFonts w:eastAsia="Times New Roman" w:cs="Times New Roman"/>
+                <w:color w:val="222222"/>
+                <w:sz w:val="24"/>
+                <w:szCs w:val="24"/>
+              </w:rPr>
+              <w:t>     </w:t>
+            </w:r>
+            <w:r>
+              <w:rPr>
+                <w:rFonts w:eastAsia="Times New Roman" w:cs="Times New Roman"/>
+                <w:i/>
+                <w:iCs/>
+                <w:sz w:val="24"/>
+                <w:szCs w:val="24"/>
+              </w:rPr>
+              <w:t>…………….. ngày…..tháng….năm </w:t>
+            </w:r>
+            <w:r>
+              <w:rPr>
+                <w:rFonts w:eastAsia="Times New Roman" w:cs="Times New Roman"/>
+                <w:sz w:val="24"/>
+                <w:szCs w:val="24"/>
+              </w:rPr>
+              <w:t>….</w:t>
+            </w:r>
+          </w:p>
+          <w:p>
+            <w:pPr>
+              <w:spacing w:after="0" w:line="240" w:lineRule="auto"/>
+              <w:rPr>
+                <w:rFonts w:eastAsia="Times New Roman" w:cs="Times New Roman"/>
+                <w:color w:val="222222"/>
+                <w:sz w:val="24"/>
+                <w:szCs w:val="24"/>
+              </w:rPr>
+            </w:pPr>
+            <w:r>
+              <w:rPr>
+                <w:rFonts w:eastAsia="Times New Roman" w:cs="Times New Roman"/>
+                <w:sz w:val="24"/>
+                <w:szCs w:val="24"/>
+              </w:rPr>
+              <w:t>(iii)</w:t>
             </w:r>
             <w:r>
               <w:rPr>
@@ -3771,126 +3794,36 @@
                 <w:sz w:val="24"/>
                 <w:szCs w:val="24"/>
               </w:rPr>
-              <w:t>Quyết định giao đất, cho thuê đất của cơ quan có thẩm quyền </w:t>
-            </w:r>
-            <w:r>
-              <w:rPr>
-                <w:rFonts w:eastAsia="Times New Roman" w:cs="Times New Roman"/>
-                <w:i/>
-                <w:iCs/>
-                <w:sz w:val="24"/>
-                <w:szCs w:val="24"/>
-              </w:rPr>
-              <w:t>(đối với dự án đầu tư xây dựng nhà ở chưa được cấp Giấy chứng nhận đối với quyền sử dụng đất)</w:t>
-            </w:r>
-          </w:p>
-          <w:p>
-            <w:pPr>
-              <w:spacing w:after="0" w:line="240" w:lineRule="auto"/>
-              <w:rPr>
-                <w:rFonts w:eastAsia="Times New Roman" w:cs="Times New Roman"/>
-                <w:color w:val="222222"/>
-                <w:sz w:val="24"/>
-                <w:szCs w:val="24"/>
-              </w:rPr>
-            </w:pPr>
-            <w:r>
-              <w:rPr>
-                <w:rFonts w:eastAsia="Times New Roman" w:cs="Times New Roman"/>
-                <w:i/>
-                <w:iCs/>
-                <w:sz w:val="24"/>
-                <w:szCs w:val="24"/>
-              </w:rPr>
-              <w:t>Tên Quyết định: ………………..</w:t>
-            </w:r>
-          </w:p>
-          <w:p>
-            <w:pPr>
-              <w:spacing w:after="0" w:line="240" w:lineRule="auto"/>
-              <w:rPr>
-                <w:rFonts w:eastAsia="Times New Roman" w:cs="Times New Roman"/>
-                <w:color w:val="222222"/>
-                <w:sz w:val="24"/>
-                <w:szCs w:val="24"/>
-              </w:rPr>
-            </w:pPr>
-            <w:r>
-              <w:rPr>
-                <w:rFonts w:eastAsia="Times New Roman" w:cs="Times New Roman"/>
-                <w:i/>
-                <w:iCs/>
-                <w:sz w:val="24"/>
-                <w:szCs w:val="24"/>
-              </w:rPr>
-              <w:t>Số:       …………….</w:t>
-            </w:r>
-          </w:p>
-          <w:p>
-            <w:pPr>
-              <w:spacing w:after="0" w:line="240" w:lineRule="auto"/>
-              <w:rPr>
-                <w:rFonts w:eastAsia="Times New Roman" w:cs="Times New Roman"/>
-                <w:color w:val="222222"/>
-                <w:sz w:val="24"/>
-                <w:szCs w:val="24"/>
-              </w:rPr>
-            </w:pPr>
-            <w:r>
-              <w:rPr>
-                <w:rFonts w:eastAsia="Times New Roman" w:cs="Times New Roman"/>
-                <w:i/>
-                <w:iCs/>
-                <w:sz w:val="24"/>
-                <w:szCs w:val="24"/>
-              </w:rPr>
-              <w:t>Cơ quan cấp:</w:t>
-            </w:r>
-            <w:r>
-              <w:rPr>
-                <w:rFonts w:eastAsia="Times New Roman" w:cs="Times New Roman"/>
-                <w:color w:val="222222"/>
-                <w:sz w:val="24"/>
-                <w:szCs w:val="24"/>
-              </w:rPr>
-              <w:t>     </w:t>
-            </w:r>
-            <w:r>
-              <w:rPr>
-                <w:rFonts w:eastAsia="Times New Roman" w:cs="Times New Roman"/>
-                <w:i/>
-                <w:iCs/>
-                <w:sz w:val="24"/>
-                <w:szCs w:val="24"/>
-              </w:rPr>
-              <w:t>…………….. ngày…..tháng….năm </w:t>
-            </w:r>
-            <w:r>
-              <w:rPr>
-                <w:rFonts w:eastAsia="Times New Roman" w:cs="Times New Roman"/>
-                <w:sz w:val="24"/>
-                <w:szCs w:val="24"/>
-              </w:rPr>
-              <w:t>….</w:t>
-            </w:r>
-          </w:p>
-          <w:p>
-            <w:pPr>
-              <w:spacing w:after="0" w:line="240" w:lineRule="auto"/>
-              <w:rPr>
-                <w:rFonts w:eastAsia="Times New Roman" w:cs="Times New Roman"/>
-                <w:color w:val="222222"/>
-                <w:sz w:val="24"/>
-                <w:szCs w:val="24"/>
-              </w:rPr>
-            </w:pPr>
-            <w:r>
-              <w:rPr>
-                <w:rFonts w:eastAsia="Times New Roman" w:cs="Times New Roman"/>
-                <w:sz w:val="24"/>
-                <w:szCs w:val="24"/>
-              </w:rPr>
-              <w:t>(iii)</w:t>
+              <w:t>Số của thửa đất nơi có dự án:……. Tờ bản đồ số </w:t>
+            </w:r>
+            <w:r>
+              <w:rPr>
+                <w:rFonts w:eastAsia="Times New Roman" w:cs="Times New Roman"/>
+                <w:i/>
+                <w:iCs/>
+                <w:sz w:val="24"/>
+                <w:szCs w:val="24"/>
+              </w:rPr>
+              <w:t>(nếu có):   ………………………..</w:t>
+            </w:r>
+          </w:p>
+          <w:p>
+            <w:pPr>
+              <w:spacing w:after="0" w:line="240" w:lineRule="auto"/>
+              <w:rPr>
+                <w:rFonts w:eastAsia="Times New Roman" w:cs="Times New Roman"/>
+                <w:color w:val="222222"/>
+                <w:sz w:val="24"/>
+                <w:szCs w:val="24"/>
+              </w:rPr>
+            </w:pPr>
+            <w:r>
+              <w:rPr>
+                <w:rFonts w:eastAsia="Times New Roman" w:cs="Times New Roman"/>
+                <w:sz w:val="24"/>
+                <w:szCs w:val="24"/>
+              </w:rPr>
+              <w:t>(iv)</w:t>
             </w:r>
             <w:r>
               <w:rPr>
@@ -3907,52 +3840,6 @@
                 <w:sz w:val="24"/>
                 <w:szCs w:val="24"/>
               </w:rPr>
-              <w:t>Số của thửa đất nơi có dự án:……. Tờ bản đồ số </w:t>
-            </w:r>
-            <w:r>
-              <w:rPr>
-                <w:rFonts w:eastAsia="Times New Roman" w:cs="Times New Roman"/>
-                <w:i/>
-                <w:iCs/>
-                <w:sz w:val="24"/>
-                <w:szCs w:val="24"/>
-              </w:rPr>
-              <w:t>(nếu có):   ………………………..</w:t>
-            </w:r>
-          </w:p>
-          <w:p>
-            <w:pPr>
-              <w:spacing w:after="0" w:line="240" w:lineRule="auto"/>
-              <w:rPr>
-                <w:rFonts w:eastAsia="Times New Roman" w:cs="Times New Roman"/>
-                <w:color w:val="222222"/>
-                <w:sz w:val="24"/>
-                <w:szCs w:val="24"/>
-              </w:rPr>
-            </w:pPr>
-            <w:r>
-              <w:rPr>
-                <w:rFonts w:eastAsia="Times New Roman" w:cs="Times New Roman"/>
-                <w:sz w:val="24"/>
-                <w:szCs w:val="24"/>
-              </w:rPr>
-              <w:t>(iv)</w:t>
-            </w:r>
-            <w:r>
-              <w:rPr>
-                <w:rFonts w:eastAsia="Times New Roman" w:cs="Times New Roman"/>
-                <w:color w:val="222222"/>
-                <w:sz w:val="24"/>
-                <w:szCs w:val="24"/>
-              </w:rPr>
-              <w:t> </w:t>
-            </w:r>
-            <w:r>
-              <w:rPr>
-                <w:rFonts w:eastAsia="Times New Roman" w:cs="Times New Roman"/>
-                <w:sz w:val="24"/>
-                <w:szCs w:val="24"/>
-              </w:rPr>
               <w:t>Tên dự án:   ……………………</w:t>
             </w:r>
           </w:p>
@@ -3972,24 +3859,7 @@
                 <w:sz w:val="24"/>
                 <w:szCs w:val="24"/>
               </w:rPr>
-              <w:t>Căn cứ pháp lý xác lập dự án</w:t>
-            </w:r>
-            <w:r>
-              <w:rPr>
-                <w:rFonts w:eastAsia="Times New Roman" w:cs="Times New Roman"/>
-                <w:sz w:val="24"/>
-                <w:szCs w:val="24"/>
-                <w:vertAlign w:val="superscript"/>
-              </w:rPr>
-              <w:t>18</w:t>
-            </w:r>
-            <w:r>
-              <w:rPr>
-                <w:rFonts w:eastAsia="Times New Roman" w:cs="Times New Roman"/>
-                <w:sz w:val="24"/>
-                <w:szCs w:val="24"/>
-              </w:rPr>
-              <w:t>: ..</w:t>
+              <w:t>Căn cứ pháp lý xác lập dự án: ..</w:t>
             </w:r>
           </w:p>
           <w:p>
@@ -7057,7 +6927,7 @@
 </file>
 
 <file path=customXml/itemProps1.xml><?xml version="1.0" encoding="utf-8"?>
-<ds:datastoreItem xmlns:ds="http://schemas.openxmlformats.org/officeDocument/2006/customXml" ds:itemID="{2F7C30B2-4E01-4DB7-8F3D-FA53C18CE672}">
+<ds:datastoreItem xmlns:ds="http://schemas.openxmlformats.org/officeDocument/2006/customXml" ds:itemID="{0F535849-DB2F-40B2-AB8E-F634684A5235}">
   <ds:schemaRefs>
     <ds:schemaRef ds:uri="http://schemas.openxmlformats.org/officeDocument/2006/bibliography"/>
   </ds:schemaRefs>

--- a/src/main/resources/templates/PhieuBaoDamQSDD.docx
+++ b/src/main/resources/templates/PhieuBaoDamQSDD.docx
@@ -158,7 +158,7 @@
                 </mc:Choice>
                 <mc:Fallback>
                   <w:pict>
-                    <v:line w14:anchorId="14A768A5" id="Straight Connector 1" o:spid="_x0000_s1026" style="position:absolute;z-index:251658752;visibility:visible;mso-wrap-style:square;mso-wrap-distance-left:9pt;mso-wrap-distance-top:0;mso-wrap-distance-right:9pt;mso-wrap-distance-bottom:0;mso-position-horizontal:absolute;mso-position-horizontal-relative:text;mso-position-vertical:absolute;mso-position-vertical-relative:text" from="63.7pt,.9pt" to="216.1pt,.9pt" o:gfxdata="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" strokecolor="#4579b8 [3044]"/>
+                    <v:line w14:anchorId="1CFE105E" id="Straight Connector 1" o:spid="_x0000_s1026" style="position:absolute;z-index:251658752;visibility:visible;mso-wrap-style:square;mso-wrap-distance-left:9pt;mso-wrap-distance-top:0;mso-wrap-distance-right:9pt;mso-wrap-distance-bottom:0;mso-position-horizontal:absolute;mso-position-horizontal-relative:text;mso-position-vertical:absolute;mso-position-vertical-relative:text" from="63.7pt,.9pt" to="216.1pt,.9pt" o:gfxdata="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" strokecolor="#4579b8 [3044]"/>
                   </w:pict>
                 </mc:Fallback>
               </mc:AlternateContent>
@@ -782,30 +782,7 @@
                 <w:sz w:val="24"/>
                 <w:szCs w:val="24"/>
               </w:rPr>
-              <w:t xml:space="preserve"> </w:t>
-            </w:r>
-            <w:r>
-              <w:rPr>
-                <w:rStyle w:val="Vnbnnidung5"/>
-                <w:sz w:val="24"/>
-              </w:rPr>
-              <w:t>{{</w:t>
-            </w:r>
-            <w:r>
-              <w:rPr>
-                <w:rStyle w:val="Vnbnnidung5"/>
-                <w:sz w:val="24"/>
-              </w:rPr>
-              <w:t>diaC</w:t>
-            </w:r>
-            <w:bookmarkStart w:id="0" w:name="_GoBack"/>
-            <w:bookmarkEnd w:id="0"/>
-            <w:r>
-              <w:rPr>
-                <w:rStyle w:val="Vnbnnidung5"/>
-                <w:sz w:val="24"/>
-              </w:rPr>
-              <w:t>hiLienHe}}</w:t>
+              <w:t xml:space="preserve"> {{diaChiLienHe}}</w:t>
             </w:r>
             <w:r>
               <w:rPr>
@@ -1215,29 +1192,11 @@
                 <w:sz w:val="24"/>
                 <w:szCs w:val="24"/>
               </w:rPr>
-              <w:t>Họ và tên đầy đủ đối với cá nhân/tên đầy đủ đối với tổ chức</w:t>
-            </w:r>
-            <w:r>
-              <w:rPr>
-                <w:rFonts w:eastAsia="Times New Roman" w:cs="Times New Roman"/>
-                <w:sz w:val="24"/>
-                <w:szCs w:val="24"/>
-                <w:vertAlign w:val="superscript"/>
-              </w:rPr>
-              <w:t>11</w:t>
-            </w:r>
-            <w:r>
-              <w:rPr>
-                <w:rFonts w:eastAsia="Times New Roman" w:cs="Times New Roman"/>
-                <w:sz w:val="24"/>
-                <w:szCs w:val="24"/>
-              </w:rPr>
-              <w:t>: </w:t>
-            </w:r>
-            <w:r>
-              <w:rPr>
-                <w:rFonts w:eastAsia="Times New Roman" w:cs="Times New Roman"/>
-                <w:i/>
+              <w:t>Họ và tên đầy đủ đối với cá nhân/tên đầy đủ đối với tổ chức: </w:t>
+            </w:r>
+            <w:r>
+              <w:rPr>
+                <w:rFonts w:eastAsia="Times New Roman" w:cs="Times New Roman"/>
                 <w:iCs/>
                 <w:sz w:val="24"/>
                 <w:szCs w:val="24"/>
@@ -1248,12 +1207,409 @@
           <w:p>
             <w:pPr>
               <w:spacing w:after="0" w:line="240" w:lineRule="auto"/>
+              <w:rPr>
+                <w:rFonts w:cs="Times New Roman"/>
+                <w:sz w:val="24"/>
+                <w:szCs w:val="24"/>
+              </w:rPr>
+            </w:pPr>
+            <w:r>
               <w:rPr>
                 <w:rFonts w:cs="Times New Roman"/>
                 <w:b/>
                 <w:sz w:val="24"/>
                 <w:szCs w:val="24"/>
               </w:rPr>
+              <w:t>{{khbd}}</w:t>
+            </w:r>
+            <w:r>
+              <w:rPr>
+                <w:rFonts w:cs="Times New Roman"/>
+                <w:sz w:val="24"/>
+                <w:szCs w:val="24"/>
+              </w:rPr>
+              <w:t xml:space="preserve">     </w:t>
+            </w:r>
+            <w:r>
+              <w:rPr>
+                <w:sz w:val="24"/>
+              </w:rPr>
+              <w:t xml:space="preserve">Năm sinh: </w:t>
+            </w:r>
+            <w:r>
+              <w:rPr>
+                <w:rFonts w:cs="Times New Roman"/>
+                <w:sz w:val="24"/>
+                <w:szCs w:val="24"/>
+              </w:rPr>
+              <w:t>{{nskhbd}}</w:t>
+            </w:r>
+            <w:r>
+              <w:rPr>
+                <w:sz w:val="24"/>
+              </w:rPr>
+              <w:t>;</w:t>
+            </w:r>
+          </w:p>
+          <w:p>
+            <w:pPr>
+              <w:spacing w:after="0" w:line="240" w:lineRule="auto"/>
+              <w:rPr>
+                <w:rStyle w:val="Vnbnnidung5"/>
+                <w:rFonts w:eastAsia="Times New Roman" w:cs="Times New Roman"/>
+                <w:color w:val="222222"/>
+                <w:sz w:val="24"/>
+                <w:szCs w:val="24"/>
+              </w:rPr>
+            </w:pPr>
+            <w:r>
+              <w:rPr>
+                <w:rFonts w:eastAsia="Times New Roman" w:cs="Times New Roman"/>
+                <w:sz w:val="24"/>
+                <w:szCs w:val="24"/>
+              </w:rPr>
+              <w:t>3.2.</w:t>
+            </w:r>
+            <w:r>
+              <w:rPr>
+                <w:rFonts w:eastAsia="Times New Roman" w:cs="Times New Roman"/>
+                <w:sz w:val="24"/>
+                <w:szCs w:val="24"/>
+              </w:rPr>
+              <w:t xml:space="preserve"> </w:t>
+            </w:r>
+            <w:r>
+              <w:rPr>
+                <w:rFonts w:eastAsia="Times New Roman" w:cs="Times New Roman"/>
+                <w:sz w:val="24"/>
+                <w:szCs w:val="24"/>
+              </w:rPr>
+              <w:t>Địa chỉ thường trú</w:t>
+            </w:r>
+            <w:r>
+              <w:rPr>
+                <w:rFonts w:eastAsia="Times New Roman" w:cs="Times New Roman"/>
+                <w:sz w:val="24"/>
+                <w:szCs w:val="24"/>
+              </w:rPr>
+              <w:t>: {{dckhbd}}</w:t>
+            </w:r>
+            <w:r>
+              <w:rPr>
+                <w:rFonts w:eastAsia="Times New Roman" w:cs="Times New Roman"/>
+                <w:sz w:val="24"/>
+                <w:szCs w:val="24"/>
+              </w:rPr>
+              <w:t>.</w:t>
+            </w:r>
+          </w:p>
+          <w:p>
+            <w:pPr>
+              <w:spacing w:after="0" w:line="240" w:lineRule="auto"/>
+              <w:rPr>
+                <w:rFonts w:eastAsia="Times New Roman" w:cs="Times New Roman"/>
+                <w:color w:val="222222"/>
+                <w:sz w:val="24"/>
+                <w:szCs w:val="24"/>
+              </w:rPr>
+            </w:pPr>
+            <w:r>
+              <w:rPr>
+                <w:rFonts w:eastAsia="Times New Roman" w:cs="Times New Roman"/>
+                <w:sz w:val="24"/>
+                <w:szCs w:val="24"/>
+              </w:rPr>
+              <w:t>3.3.</w:t>
+            </w:r>
+            <w:r>
+              <w:rPr>
+                <w:rFonts w:eastAsia="Times New Roman" w:cs="Times New Roman"/>
+                <w:color w:val="222222"/>
+                <w:sz w:val="24"/>
+                <w:szCs w:val="24"/>
+              </w:rPr>
+              <w:t> </w:t>
+            </w:r>
+            <w:r>
+              <w:rPr>
+                <w:rFonts w:eastAsia="Times New Roman" w:cs="Times New Roman"/>
+                <w:sz w:val="24"/>
+                <w:szCs w:val="24"/>
+              </w:rPr>
+              <w:t>Giấy tờ xác định tư cách pháp lý:</w:t>
+            </w:r>
+          </w:p>
+          <w:p>
+            <w:pPr>
+              <w:spacing w:after="0" w:line="240" w:lineRule="auto"/>
+              <w:rPr>
+                <w:rFonts w:eastAsia="Times New Roman" w:cs="Times New Roman"/>
+                <w:color w:val="222222"/>
+                <w:sz w:val="24"/>
+                <w:szCs w:val="24"/>
+              </w:rPr>
+            </w:pPr>
+            <w:r>
+              <w:rPr>
+                <w:rFonts w:ascii="Segoe UI Symbol" w:eastAsia="Times New Roman" w:hAnsi="Segoe UI Symbol" w:cs="Segoe UI Symbol"/>
+                <w:sz w:val="24"/>
+                <w:szCs w:val="24"/>
+              </w:rPr>
+              <w:t>☑</w:t>
+            </w:r>
+            <w:r>
+              <w:rPr>
+                <w:rFonts w:eastAsia="Times New Roman" w:cs="Times New Roman"/>
+                <w:sz w:val="24"/>
+                <w:szCs w:val="24"/>
+              </w:rPr>
+              <w:t> Chứng minh nhân dân/Căn cước công dân/Chứng minh quân đội</w:t>
+            </w:r>
+          </w:p>
+          <w:p>
+            <w:pPr>
+              <w:spacing w:after="0" w:line="240" w:lineRule="auto"/>
+              <w:rPr>
+                <w:rFonts w:eastAsia="Times New Roman" w:cs="Times New Roman"/>
+                <w:color w:val="222222"/>
+                <w:sz w:val="24"/>
+                <w:szCs w:val="24"/>
+              </w:rPr>
+            </w:pPr>
+            <w:r>
+              <w:rPr>
+                <w:rFonts w:eastAsia="Times New Roman" w:cs="Times New Roman"/>
+                <w:sz w:val="24"/>
+                <w:szCs w:val="24"/>
+              </w:rPr>
+              <w:t>□ Hộ chiếu        □ Thẻ thường trú</w:t>
+            </w:r>
+          </w:p>
+          <w:p>
+            <w:pPr>
+              <w:spacing w:after="0" w:line="240" w:lineRule="auto"/>
+              <w:rPr>
+                <w:rFonts w:eastAsia="Times New Roman" w:cs="Times New Roman"/>
+                <w:color w:val="222222"/>
+                <w:sz w:val="24"/>
+                <w:szCs w:val="24"/>
+              </w:rPr>
+            </w:pPr>
+            <w:r>
+              <w:rPr>
+                <w:rFonts w:eastAsia="Times New Roman" w:cs="Times New Roman"/>
+                <w:sz w:val="24"/>
+                <w:szCs w:val="24"/>
+              </w:rPr>
+              <w:t>□ Mã số thuế</w:t>
+            </w:r>
+          </w:p>
+          <w:p>
+            <w:pPr>
+              <w:spacing w:after="0" w:line="240" w:lineRule="auto"/>
+              <w:rPr>
+                <w:rFonts w:eastAsia="Times New Roman" w:cs="Times New Roman"/>
+                <w:color w:val="222222"/>
+                <w:sz w:val="24"/>
+                <w:szCs w:val="24"/>
+              </w:rPr>
+            </w:pPr>
+            <w:r>
+              <w:rPr>
+                <w:sz w:val="24"/>
+                <w:szCs w:val="24"/>
+              </w:rPr>
+              <w:t>CCCD số:</w:t>
+            </w:r>
+            <w:r>
+              <w:rPr>
+                <w:rFonts w:cs="Times New Roman"/>
+                <w:sz w:val="24"/>
+                <w:szCs w:val="24"/>
+              </w:rPr>
+              <w:t xml:space="preserve"> {{cccdkhbd}}</w:t>
+            </w:r>
+            <w:r>
+              <w:rPr>
+                <w:sz w:val="24"/>
+                <w:szCs w:val="24"/>
+              </w:rPr>
+              <w:t>; Ngày cấp:</w:t>
+            </w:r>
+            <w:r>
+              <w:rPr>
+                <w:rFonts w:cs="Times New Roman"/>
+                <w:sz w:val="24"/>
+                <w:szCs w:val="24"/>
+              </w:rPr>
+              <w:t xml:space="preserve"> {{ngckhbd}}</w:t>
+            </w:r>
+            <w:r>
+              <w:rPr>
+                <w:sz w:val="24"/>
+                <w:szCs w:val="24"/>
+              </w:rPr>
+              <w:t>; Nơi cấ</w:t>
+            </w:r>
+            <w:r>
+              <w:rPr>
+                <w:sz w:val="24"/>
+                <w:szCs w:val="24"/>
+              </w:rPr>
+              <w:t>p: {{nccccdkhbd}}</w:t>
+            </w:r>
+            <w:r>
+              <w:rPr>
+                <w:sz w:val="24"/>
+              </w:rPr>
+              <w:t>.</w:t>
+            </w:r>
+            <w:r>
+              <w:rPr>
+                <w:rFonts w:eastAsia="Times New Roman" w:cs="Times New Roman"/>
+                <w:sz w:val="24"/>
+                <w:szCs w:val="24"/>
+              </w:rPr>
+              <w:t>                </w:t>
+            </w:r>
+          </w:p>
+          <w:p>
+            <w:pPr>
+              <w:spacing w:after="0" w:line="240" w:lineRule="auto"/>
+              <w:rPr>
+                <w:rFonts w:eastAsia="Times New Roman" w:cs="Times New Roman"/>
+                <w:color w:val="222222"/>
+                <w:sz w:val="24"/>
+                <w:szCs w:val="24"/>
+              </w:rPr>
+            </w:pPr>
+            <w:r>
+              <w:rPr>
+                <w:rFonts w:eastAsia="Times New Roman" w:cs="Times New Roman"/>
+                <w:sz w:val="24"/>
+                <w:szCs w:val="24"/>
+              </w:rPr>
+              <w:t>3.4. Thuộc đối tượng không phải nộp phí đăng ký □</w:t>
+            </w:r>
+          </w:p>
+          <w:p>
+            <w:pPr>
+              <w:spacing w:after="0" w:line="240" w:lineRule="auto"/>
+              <w:rPr>
+                <w:rFonts w:eastAsia="Times New Roman" w:cs="Times New Roman"/>
+                <w:i/>
+                <w:iCs/>
+                <w:sz w:val="24"/>
+                <w:szCs w:val="24"/>
+              </w:rPr>
+            </w:pPr>
+            <w:r>
+              <w:rPr>
+                <w:rFonts w:eastAsia="Times New Roman" w:cs="Times New Roman"/>
+                <w:sz w:val="24"/>
+                <w:szCs w:val="24"/>
+              </w:rPr>
+              <w:t>3.5.</w:t>
+            </w:r>
+            <w:r>
+              <w:rPr>
+                <w:rFonts w:eastAsia="Times New Roman" w:cs="Times New Roman"/>
+                <w:color w:val="222222"/>
+                <w:sz w:val="24"/>
+                <w:szCs w:val="24"/>
+              </w:rPr>
+              <w:t> </w:t>
+            </w:r>
+            <w:r>
+              <w:rPr>
+                <w:rFonts w:eastAsia="Times New Roman" w:cs="Times New Roman"/>
+                <w:sz w:val="24"/>
+                <w:szCs w:val="24"/>
+              </w:rPr>
+              <w:t>Số điện thoại </w:t>
+            </w:r>
+            <w:r>
+              <w:rPr>
+                <w:rFonts w:eastAsia="Times New Roman" w:cs="Times New Roman"/>
+                <w:iCs/>
+                <w:sz w:val="24"/>
+                <w:szCs w:val="24"/>
+              </w:rPr>
+              <w:t>(nếu có</w:t>
+            </w:r>
+            <w:r>
+              <w:rPr>
+                <w:rFonts w:eastAsia="Times New Roman" w:cs="Times New Roman"/>
+                <w:i/>
+                <w:iCs/>
+                <w:sz w:val="24"/>
+                <w:szCs w:val="24"/>
+              </w:rPr>
+              <w:t>):…..</w:t>
+            </w:r>
+            <w:r>
+              <w:rPr>
+                <w:rFonts w:eastAsia="Times New Roman" w:cs="Times New Roman"/>
+                <w:sz w:val="24"/>
+                <w:szCs w:val="24"/>
+              </w:rPr>
+              <w:t>Fax </w:t>
+            </w:r>
+            <w:r>
+              <w:rPr>
+                <w:rFonts w:eastAsia="Times New Roman" w:cs="Times New Roman"/>
+                <w:iCs/>
+                <w:sz w:val="24"/>
+                <w:szCs w:val="24"/>
+              </w:rPr>
+              <w:t>(nếu có):……</w:t>
+            </w:r>
+            <w:r>
+              <w:rPr>
+                <w:rFonts w:eastAsia="Times New Roman" w:cs="Times New Roman"/>
+                <w:sz w:val="24"/>
+                <w:szCs w:val="24"/>
+              </w:rPr>
+              <w:t>Thư điện tử </w:t>
+            </w:r>
+            <w:r>
+              <w:rPr>
+                <w:rFonts w:eastAsia="Times New Roman" w:cs="Times New Roman"/>
+                <w:iCs/>
+                <w:sz w:val="24"/>
+                <w:szCs w:val="24"/>
+              </w:rPr>
+              <w:t>(nếu có):………………..</w:t>
+            </w:r>
+          </w:p>
+          <w:p>
+            <w:pPr>
+              <w:spacing w:after="0" w:line="240" w:lineRule="auto"/>
+              <w:rPr>
+                <w:rFonts w:eastAsia="Times New Roman" w:cs="Times New Roman"/>
+                <w:iCs/>
+                <w:sz w:val="24"/>
+                <w:szCs w:val="24"/>
+              </w:rPr>
+            </w:pPr>
+            <w:r>
+              <w:rPr>
+                <w:rFonts w:eastAsia="Times New Roman" w:cs="Times New Roman"/>
+                <w:iCs/>
+                <w:sz w:val="24"/>
+                <w:szCs w:val="24"/>
+              </w:rPr>
+              <w:t>{{ntbdd4}}</w:t>
+            </w:r>
+          </w:p>
+          <w:p>
+            <w:pPr>
+              <w:spacing w:after="0"/>
+              <w:rPr>
+                <w:rFonts w:cs="Times New Roman"/>
+                <w:sz w:val="24"/>
+                <w:szCs w:val="24"/>
+              </w:rPr>
             </w:pPr>
             <w:r>
               <w:rPr>
@@ -1262,800 +1618,155 @@
                 <w:sz w:val="24"/>
                 <w:szCs w:val="24"/>
               </w:rPr>
-              <w:t xml:space="preserve">{{kh}} </w:t>
-            </w:r>
-          </w:p>
-          <w:p>
-            <w:pPr>
-              <w:spacing w:after="0" w:line="240" w:lineRule="auto"/>
-              <w:rPr>
-                <w:rStyle w:val="Vnbnnidung5"/>
-                <w:rFonts w:eastAsia="Times New Roman" w:cs="Times New Roman"/>
-                <w:color w:val="222222"/>
-                <w:sz w:val="24"/>
-                <w:szCs w:val="24"/>
-              </w:rPr>
-            </w:pPr>
-            <w:r>
-              <w:rPr>
-                <w:rFonts w:eastAsia="Times New Roman" w:cs="Times New Roman"/>
-                <w:sz w:val="24"/>
-                <w:szCs w:val="24"/>
-              </w:rPr>
-              <w:t>3.2.</w:t>
-            </w:r>
-            <w:r>
-              <w:rPr>
-                <w:rFonts w:eastAsia="Times New Roman" w:cs="Times New Roman"/>
-                <w:sz w:val="24"/>
-                <w:szCs w:val="24"/>
-              </w:rPr>
-              <w:t xml:space="preserve"> </w:t>
-            </w:r>
-            <w:r>
-              <w:rPr>
-                <w:rFonts w:eastAsia="Times New Roman" w:cs="Times New Roman"/>
-                <w:sz w:val="24"/>
-                <w:szCs w:val="24"/>
-              </w:rPr>
-              <w:t>Địa chỉ thường trú</w:t>
-            </w:r>
-            <w:r>
-              <w:rPr>
-                <w:rFonts w:eastAsia="Times New Roman" w:cs="Times New Roman"/>
-                <w:sz w:val="24"/>
-                <w:szCs w:val="24"/>
-              </w:rPr>
-              <w:t xml:space="preserve">: </w:t>
-            </w:r>
-            <w:r>
-              <w:rPr>
-                <w:rFonts w:cs="Times New Roman"/>
-                <w:sz w:val="24"/>
-                <w:szCs w:val="24"/>
-              </w:rPr>
-              <w:t>{{ttkh}}</w:t>
-            </w:r>
-            <w:r>
-              <w:rPr>
-                <w:rFonts w:eastAsia="Times New Roman" w:cs="Times New Roman"/>
-                <w:sz w:val="24"/>
-                <w:szCs w:val="24"/>
-              </w:rPr>
-              <w:t>.</w:t>
-            </w:r>
-          </w:p>
-          <w:p>
-            <w:pPr>
-              <w:spacing w:after="0" w:line="240" w:lineRule="auto"/>
-              <w:rPr>
-                <w:rFonts w:eastAsia="Times New Roman" w:cs="Times New Roman"/>
-                <w:color w:val="222222"/>
-                <w:sz w:val="24"/>
-                <w:szCs w:val="24"/>
-              </w:rPr>
-            </w:pPr>
-            <w:r>
-              <w:rPr>
-                <w:rFonts w:eastAsia="Times New Roman" w:cs="Times New Roman"/>
-                <w:sz w:val="24"/>
-                <w:szCs w:val="24"/>
-              </w:rPr>
-              <w:t>3.3.</w:t>
-            </w:r>
-            <w:r>
-              <w:rPr>
-                <w:rFonts w:eastAsia="Times New Roman" w:cs="Times New Roman"/>
-                <w:color w:val="222222"/>
-                <w:sz w:val="24"/>
-                <w:szCs w:val="24"/>
-              </w:rPr>
-              <w:t> </w:t>
-            </w:r>
-            <w:r>
-              <w:rPr>
-                <w:rFonts w:eastAsia="Times New Roman" w:cs="Times New Roman"/>
-                <w:sz w:val="24"/>
-                <w:szCs w:val="24"/>
-              </w:rPr>
-              <w:t>Giấy tờ xác định tư cách pháp lý:</w:t>
-            </w:r>
-          </w:p>
-          <w:p>
-            <w:pPr>
-              <w:spacing w:after="0" w:line="240" w:lineRule="auto"/>
-              <w:rPr>
-                <w:rFonts w:eastAsia="Times New Roman" w:cs="Times New Roman"/>
-                <w:color w:val="222222"/>
-                <w:sz w:val="24"/>
-                <w:szCs w:val="24"/>
-              </w:rPr>
-            </w:pPr>
-            <w:r>
-              <w:rPr>
-                <w:rFonts w:ascii="Segoe UI Symbol" w:eastAsia="Times New Roman" w:hAnsi="Segoe UI Symbol" w:cs="Segoe UI Symbol"/>
-                <w:sz w:val="24"/>
-                <w:szCs w:val="24"/>
-              </w:rPr>
-              <w:t>☑</w:t>
-            </w:r>
-            <w:r>
-              <w:rPr>
-                <w:rFonts w:eastAsia="Times New Roman" w:cs="Times New Roman"/>
-                <w:sz w:val="24"/>
-                <w:szCs w:val="24"/>
-              </w:rPr>
-              <w:t> Chứng minh nhân dân/Căn cước công dân/Chứng minh quân đội</w:t>
-            </w:r>
-          </w:p>
-          <w:p>
-            <w:pPr>
-              <w:spacing w:after="0" w:line="240" w:lineRule="auto"/>
-              <w:rPr>
-                <w:rFonts w:eastAsia="Times New Roman" w:cs="Times New Roman"/>
-                <w:color w:val="222222"/>
-                <w:sz w:val="24"/>
-                <w:szCs w:val="24"/>
-              </w:rPr>
-            </w:pPr>
-            <w:r>
-              <w:rPr>
-                <w:rFonts w:eastAsia="Times New Roman" w:cs="Times New Roman"/>
-                <w:sz w:val="24"/>
-                <w:szCs w:val="24"/>
-              </w:rPr>
-              <w:t>□ Hộ chiếu        □ Thẻ thường trú</w:t>
-            </w:r>
-          </w:p>
-          <w:p>
-            <w:pPr>
-              <w:spacing w:after="0" w:line="240" w:lineRule="auto"/>
-              <w:rPr>
-                <w:rFonts w:eastAsia="Times New Roman" w:cs="Times New Roman"/>
-                <w:color w:val="222222"/>
-                <w:sz w:val="24"/>
-                <w:szCs w:val="24"/>
-              </w:rPr>
-            </w:pPr>
-            <w:r>
-              <w:rPr>
-                <w:rFonts w:eastAsia="Times New Roman" w:cs="Times New Roman"/>
-                <w:sz w:val="24"/>
-                <w:szCs w:val="24"/>
-              </w:rPr>
-              <w:t>□ Mã số thuế</w:t>
-            </w:r>
-          </w:p>
-          <w:p>
-            <w:pPr>
-              <w:spacing w:after="0" w:line="240" w:lineRule="auto"/>
-              <w:rPr>
-                <w:rFonts w:eastAsia="Times New Roman" w:cs="Times New Roman"/>
-                <w:color w:val="222222"/>
-                <w:sz w:val="24"/>
-                <w:szCs w:val="24"/>
-              </w:rPr>
-            </w:pPr>
-            <w:r>
-              <w:rPr>
-                <w:sz w:val="24"/>
-              </w:rPr>
-              <w:t>Năm sinh</w:t>
-            </w:r>
-            <w:r>
-              <w:rPr>
-                <w:sz w:val="24"/>
-              </w:rPr>
-              <w:t xml:space="preserve">: </w:t>
-            </w:r>
-            <w:r>
-              <w:rPr>
-                <w:rFonts w:cs="Times New Roman"/>
-                <w:sz w:val="24"/>
-                <w:szCs w:val="24"/>
-              </w:rPr>
-              <w:t>{{nskh}}</w:t>
-            </w:r>
-            <w:r>
-              <w:rPr>
-                <w:sz w:val="24"/>
-              </w:rPr>
-              <w:t xml:space="preserve">; </w:t>
-            </w:r>
-            <w:r>
-              <w:rPr>
-                <w:sz w:val="24"/>
-                <w:szCs w:val="24"/>
-              </w:rPr>
-              <w:t>CCCD số:</w:t>
-            </w:r>
-            <w:r>
-              <w:rPr>
-                <w:rFonts w:cs="Times New Roman"/>
-                <w:sz w:val="24"/>
-                <w:szCs w:val="24"/>
-              </w:rPr>
-              <w:t xml:space="preserve"> {{cccdkh}}</w:t>
-            </w:r>
-            <w:r>
-              <w:rPr>
-                <w:sz w:val="24"/>
-                <w:szCs w:val="24"/>
-              </w:rPr>
-              <w:t>; Ngày cấp:</w:t>
-            </w:r>
-            <w:r>
-              <w:rPr>
-                <w:rFonts w:cs="Times New Roman"/>
-                <w:sz w:val="24"/>
-                <w:szCs w:val="24"/>
-              </w:rPr>
-              <w:t xml:space="preserve"> {{nckh}}</w:t>
-            </w:r>
-            <w:r>
-              <w:rPr>
-                <w:sz w:val="24"/>
-                <w:szCs w:val="24"/>
-              </w:rPr>
-              <w:t xml:space="preserve">; Nơi cấp: </w:t>
-            </w:r>
-            <w:r>
-              <w:rPr>
-                <w:sz w:val="26"/>
-                <w:szCs w:val="26"/>
-              </w:rPr>
-              <w:t>{{nccccdkh}}</w:t>
-            </w:r>
-            <w:r>
-              <w:rPr>
-                <w:sz w:val="24"/>
-              </w:rPr>
-              <w:t>.</w:t>
-            </w:r>
-            <w:r>
-              <w:rPr>
-                <w:rFonts w:eastAsia="Times New Roman" w:cs="Times New Roman"/>
-                <w:sz w:val="24"/>
-                <w:szCs w:val="24"/>
-              </w:rPr>
-              <w:t>                </w:t>
-            </w:r>
-          </w:p>
-          <w:p>
-            <w:pPr>
-              <w:spacing w:after="0" w:line="240" w:lineRule="auto"/>
-              <w:rPr>
-                <w:rFonts w:eastAsia="Times New Roman" w:cs="Times New Roman"/>
-                <w:color w:val="222222"/>
-                <w:sz w:val="24"/>
-                <w:szCs w:val="24"/>
-              </w:rPr>
-            </w:pPr>
-            <w:r>
-              <w:rPr>
-                <w:rFonts w:eastAsia="Times New Roman" w:cs="Times New Roman"/>
-                <w:sz w:val="24"/>
-                <w:szCs w:val="24"/>
-              </w:rPr>
-              <w:t>3.4. Thuộc đối tượng không phải nộp phí đăng ký □</w:t>
-            </w:r>
-          </w:p>
-          <w:p>
-            <w:pPr>
-              <w:spacing w:after="0" w:line="240" w:lineRule="auto"/>
-              <w:rPr>
-                <w:rFonts w:eastAsia="Times New Roman" w:cs="Times New Roman"/>
-                <w:i/>
-                <w:iCs/>
-                <w:sz w:val="24"/>
-                <w:szCs w:val="24"/>
-              </w:rPr>
-            </w:pPr>
-            <w:r>
-              <w:rPr>
-                <w:rFonts w:eastAsia="Times New Roman" w:cs="Times New Roman"/>
-                <w:sz w:val="24"/>
-                <w:szCs w:val="24"/>
-              </w:rPr>
-              <w:t>3.5.</w:t>
-            </w:r>
-            <w:r>
-              <w:rPr>
-                <w:rFonts w:eastAsia="Times New Roman" w:cs="Times New Roman"/>
-                <w:color w:val="222222"/>
-                <w:sz w:val="24"/>
-                <w:szCs w:val="24"/>
-              </w:rPr>
-              <w:t> </w:t>
-            </w:r>
-            <w:r>
-              <w:rPr>
-                <w:rFonts w:eastAsia="Times New Roman" w:cs="Times New Roman"/>
-                <w:sz w:val="24"/>
-                <w:szCs w:val="24"/>
-              </w:rPr>
-              <w:t>Số điện thoại </w:t>
-            </w:r>
-            <w:r>
-              <w:rPr>
-                <w:rFonts w:eastAsia="Times New Roman" w:cs="Times New Roman"/>
-                <w:i/>
-                <w:iCs/>
-                <w:sz w:val="24"/>
-                <w:szCs w:val="24"/>
-              </w:rPr>
-              <w:t>(nếu có):…..</w:t>
-            </w:r>
-            <w:r>
-              <w:rPr>
-                <w:rFonts w:eastAsia="Times New Roman" w:cs="Times New Roman"/>
-                <w:sz w:val="24"/>
-                <w:szCs w:val="24"/>
-              </w:rPr>
-              <w:t>Fax </w:t>
-            </w:r>
-            <w:r>
-              <w:rPr>
-                <w:rFonts w:eastAsia="Times New Roman" w:cs="Times New Roman"/>
-                <w:i/>
-                <w:iCs/>
-                <w:sz w:val="24"/>
-                <w:szCs w:val="24"/>
-              </w:rPr>
-              <w:t>(nếu có):……</w:t>
-            </w:r>
-            <w:r>
-              <w:rPr>
-                <w:rFonts w:eastAsia="Times New Roman" w:cs="Times New Roman"/>
-                <w:sz w:val="24"/>
-                <w:szCs w:val="24"/>
-              </w:rPr>
-              <w:t>Thư điện tử </w:t>
-            </w:r>
-            <w:r>
-              <w:rPr>
-                <w:rFonts w:eastAsia="Times New Roman" w:cs="Times New Roman"/>
-                <w:i/>
-                <w:iCs/>
-                <w:sz w:val="24"/>
-                <w:szCs w:val="24"/>
-              </w:rPr>
-              <w:t>(nếu có):………………..</w:t>
-            </w:r>
-          </w:p>
-          <w:p>
-            <w:pPr>
-              <w:spacing w:after="0" w:line="240" w:lineRule="auto"/>
-              <w:rPr>
-                <w:rFonts w:eastAsia="Times New Roman" w:cs="Times New Roman"/>
-                <w:color w:val="222222"/>
-                <w:sz w:val="24"/>
-                <w:szCs w:val="24"/>
-              </w:rPr>
-            </w:pPr>
-            <w:r>
-              <w:rPr>
-                <w:rFonts w:eastAsia="Times New Roman" w:cs="Times New Roman"/>
-                <w:sz w:val="24"/>
-                <w:szCs w:val="24"/>
-              </w:rPr>
-              <w:t>3.</w:t>
-            </w:r>
-            <w:r>
-              <w:rPr>
-                <w:rFonts w:eastAsia="Times New Roman" w:cs="Times New Roman"/>
-                <w:sz w:val="24"/>
-                <w:szCs w:val="24"/>
-              </w:rPr>
-              <w:t>6</w:t>
-            </w:r>
-            <w:r>
-              <w:rPr>
-                <w:rFonts w:eastAsia="Times New Roman" w:cs="Times New Roman"/>
-                <w:sz w:val="24"/>
-                <w:szCs w:val="24"/>
-              </w:rPr>
-              <w:t>.</w:t>
-            </w:r>
-            <w:r>
-              <w:rPr>
-                <w:rFonts w:eastAsia="Times New Roman" w:cs="Times New Roman"/>
-                <w:color w:val="222222"/>
-                <w:sz w:val="24"/>
-                <w:szCs w:val="24"/>
-              </w:rPr>
-              <w:t> </w:t>
-            </w:r>
-            <w:r>
-              <w:rPr>
-                <w:rFonts w:eastAsia="Times New Roman" w:cs="Times New Roman"/>
-                <w:sz w:val="24"/>
-                <w:szCs w:val="24"/>
-              </w:rPr>
-              <w:t>Họ và tên đầy đủ đối với cá nhân/tên đầy đủ đối với tổ chức: </w:t>
-            </w:r>
-            <w:r>
-              <w:rPr>
-                <w:rFonts w:eastAsia="Times New Roman" w:cs="Times New Roman"/>
-                <w:i/>
-                <w:iCs/>
-                <w:sz w:val="24"/>
-                <w:szCs w:val="24"/>
-              </w:rPr>
-              <w:t>(viết chữ IN HOA)</w:t>
-            </w:r>
-          </w:p>
-          <w:p>
-            <w:pPr>
-              <w:spacing w:after="0"/>
+              <w:t>{{ntbd}}</w:t>
+            </w:r>
+            <w:r>
               <w:rPr>
                 <w:rFonts w:cs="Times New Roman"/>
                 <w:b/>
                 <w:sz w:val="24"/>
                 <w:szCs w:val="24"/>
               </w:rPr>
-            </w:pPr>
+              <w:t xml:space="preserve"> </w:t>
+            </w:r>
             <w:r>
               <w:rPr>
                 <w:rFonts w:cs="Times New Roman"/>
-                <w:b/>
-                <w:sz w:val="24"/>
-                <w:szCs w:val="24"/>
-              </w:rPr>
-              <w:t>{{ntkh}}</w:t>
+                <w:sz w:val="24"/>
+                <w:szCs w:val="24"/>
+              </w:rPr>
+              <w:t>{{ntbdd5}}</w:t>
             </w:r>
           </w:p>
           <w:p>
             <w:pPr>
               <w:spacing w:after="0"/>
               <w:rPr>
-                <w:rStyle w:val="Vnbnnidung5"/>
-                <w:sz w:val="24"/>
-                <w:szCs w:val="24"/>
-              </w:rPr>
-            </w:pPr>
-            <w:r>
-              <w:rPr>
-                <w:rFonts w:eastAsia="Times New Roman" w:cs="Times New Roman"/>
-                <w:sz w:val="24"/>
-                <w:szCs w:val="24"/>
-              </w:rPr>
-              <w:t xml:space="preserve">3.7. </w:t>
-            </w:r>
-            <w:r>
-              <w:rPr>
-                <w:sz w:val="24"/>
-                <w:szCs w:val="24"/>
-              </w:rPr>
-              <w:t>Địa chỉ thường trú</w:t>
-            </w:r>
-            <w:r>
-              <w:rPr>
-                <w:sz w:val="24"/>
-                <w:szCs w:val="24"/>
-              </w:rPr>
-              <w:t xml:space="preserve">: </w:t>
-            </w:r>
-            <w:r>
-              <w:rPr>
-                <w:rFonts w:cs="Times New Roman"/>
-                <w:sz w:val="24"/>
-                <w:szCs w:val="24"/>
-              </w:rPr>
-              <w:t>{{ttnt}}</w:t>
-            </w:r>
-            <w:r>
-              <w:rPr>
-                <w:sz w:val="24"/>
-                <w:szCs w:val="24"/>
-              </w:rPr>
-              <w:t>.</w:t>
-            </w:r>
-          </w:p>
-          <w:p>
-            <w:pPr>
-              <w:spacing w:after="0" w:line="240" w:lineRule="auto"/>
-              <w:jc w:val="both"/>
-              <w:rPr>
-                <w:rFonts w:eastAsia="Times New Roman" w:cs="Times New Roman"/>
-                <w:sz w:val="24"/>
-                <w:szCs w:val="24"/>
-              </w:rPr>
-            </w:pPr>
-            <w:r>
-              <w:rPr>
-                <w:rFonts w:eastAsia="Times New Roman" w:cs="Times New Roman"/>
-                <w:sz w:val="24"/>
-                <w:szCs w:val="24"/>
-              </w:rPr>
-              <w:t>3.8. Giấy tờ xác định tư cách pháp lý:</w:t>
-            </w:r>
-          </w:p>
-          <w:p>
-            <w:pPr>
-              <w:spacing w:after="0" w:line="240" w:lineRule="auto"/>
-              <w:rPr>
-                <w:rFonts w:eastAsia="Times New Roman" w:cs="Times New Roman"/>
-                <w:sz w:val="24"/>
-                <w:szCs w:val="24"/>
-              </w:rPr>
-            </w:pPr>
-            <w:r>
-              <w:rPr>
-                <w:rFonts w:ascii="Segoe UI Symbol" w:eastAsia="Times New Roman" w:hAnsi="Segoe UI Symbol" w:cs="Segoe UI Symbol"/>
-                <w:sz w:val="24"/>
-                <w:szCs w:val="24"/>
-              </w:rPr>
-              <w:t>☑</w:t>
-            </w:r>
-            <w:r>
-              <w:rPr>
-                <w:rFonts w:eastAsia="Times New Roman" w:cs="Times New Roman"/>
-                <w:sz w:val="24"/>
-                <w:szCs w:val="24"/>
-              </w:rPr>
-              <w:t> Chứng minh nhân dân/Căn cước công dân/Chứng minh quân đội</w:t>
-            </w:r>
-          </w:p>
-          <w:p>
-            <w:pPr>
-              <w:spacing w:after="0" w:line="240" w:lineRule="auto"/>
-              <w:rPr>
-                <w:rFonts w:eastAsia="Times New Roman" w:cs="Times New Roman"/>
-                <w:sz w:val="24"/>
-                <w:szCs w:val="24"/>
-              </w:rPr>
-            </w:pPr>
-            <w:r>
-              <w:rPr>
-                <w:rFonts w:eastAsia="Times New Roman" w:cs="Times New Roman"/>
-                <w:sz w:val="24"/>
-                <w:szCs w:val="24"/>
-              </w:rPr>
-              <w:t>□ Hộ chiếu        □ Thẻ thường trú</w:t>
-            </w:r>
-          </w:p>
-          <w:p>
-            <w:pPr>
-              <w:spacing w:after="0" w:line="240" w:lineRule="auto"/>
-              <w:rPr>
-                <w:rFonts w:eastAsia="Times New Roman" w:cs="Times New Roman"/>
-                <w:sz w:val="24"/>
-                <w:szCs w:val="24"/>
-              </w:rPr>
-            </w:pPr>
-            <w:r>
-              <w:rPr>
-                <w:rFonts w:eastAsia="Times New Roman" w:cs="Times New Roman"/>
-                <w:sz w:val="24"/>
-                <w:szCs w:val="24"/>
-              </w:rPr>
-              <w:t>□ Mã số thuế</w:t>
-            </w:r>
-          </w:p>
-          <w:p>
-            <w:pPr>
-              <w:spacing w:after="0" w:line="240" w:lineRule="auto"/>
-              <w:rPr>
-                <w:sz w:val="24"/>
-              </w:rPr>
-            </w:pPr>
-            <w:r>
-              <w:rPr>
-                <w:sz w:val="24"/>
-              </w:rPr>
-              <w:t>Năm sinh</w:t>
-            </w:r>
-            <w:r>
-              <w:rPr>
-                <w:sz w:val="24"/>
-              </w:rPr>
-              <w:t xml:space="preserve">: </w:t>
-            </w:r>
-            <w:r>
-              <w:rPr>
-                <w:rFonts w:cs="Times New Roman"/>
-                <w:sz w:val="24"/>
-                <w:szCs w:val="24"/>
-              </w:rPr>
-              <w:t>{{nsnt}}</w:t>
-            </w:r>
-            <w:r>
-              <w:rPr>
-                <w:sz w:val="24"/>
-              </w:rPr>
-              <w:t xml:space="preserve">; </w:t>
-            </w:r>
-            <w:r>
-              <w:rPr>
-                <w:sz w:val="24"/>
-                <w:szCs w:val="24"/>
-              </w:rPr>
-              <w:t xml:space="preserve">CCCD số: </w:t>
-            </w:r>
-            <w:r>
-              <w:rPr>
-                <w:rFonts w:cs="Times New Roman"/>
-                <w:sz w:val="24"/>
-                <w:szCs w:val="24"/>
-              </w:rPr>
-              <w:t>{{cccdnt}}</w:t>
-            </w:r>
-            <w:r>
-              <w:rPr>
-                <w:sz w:val="24"/>
-                <w:szCs w:val="24"/>
-              </w:rPr>
-              <w:t xml:space="preserve">; Cấp ngày: </w:t>
-            </w:r>
-            <w:r>
-              <w:rPr>
-                <w:rFonts w:cs="Times New Roman"/>
-                <w:sz w:val="24"/>
-                <w:szCs w:val="24"/>
-              </w:rPr>
-              <w:t>{{ncnt}}</w:t>
-            </w:r>
-            <w:r>
-              <w:rPr>
-                <w:sz w:val="24"/>
-                <w:szCs w:val="24"/>
-              </w:rPr>
-              <w:t>; Nơi cấp:</w:t>
-            </w:r>
-            <w:r>
-              <w:rPr>
-                <w:sz w:val="24"/>
-                <w:szCs w:val="24"/>
-              </w:rPr>
-              <w:t xml:space="preserve"> </w:t>
-            </w:r>
-            <w:r>
-              <w:rPr>
-                <w:sz w:val="26"/>
-                <w:szCs w:val="26"/>
-              </w:rPr>
-              <w:t>{{nccccdnt}}</w:t>
-            </w:r>
-            <w:r>
-              <w:rPr>
-                <w:sz w:val="24"/>
-              </w:rPr>
-              <w:t xml:space="preserve">.              </w:t>
-            </w:r>
-          </w:p>
-          <w:p>
-            <w:pPr>
-              <w:spacing w:after="0" w:line="240" w:lineRule="auto"/>
-              <w:rPr>
-                <w:rFonts w:eastAsia="Times New Roman" w:cs="Times New Roman"/>
-                <w:color w:val="222222"/>
-                <w:sz w:val="24"/>
-                <w:szCs w:val="24"/>
-              </w:rPr>
-            </w:pPr>
-            <w:r>
-              <w:rPr>
-                <w:rFonts w:eastAsia="Times New Roman" w:cs="Times New Roman"/>
-                <w:sz w:val="24"/>
-                <w:szCs w:val="24"/>
-              </w:rPr>
-              <w:t>3.</w:t>
-            </w:r>
-            <w:r>
-              <w:rPr>
-                <w:rFonts w:eastAsia="Times New Roman" w:cs="Times New Roman"/>
-                <w:sz w:val="24"/>
-                <w:szCs w:val="24"/>
-              </w:rPr>
-              <w:t>9</w:t>
-            </w:r>
-            <w:r>
-              <w:rPr>
-                <w:rFonts w:eastAsia="Times New Roman" w:cs="Times New Roman"/>
-                <w:sz w:val="24"/>
-                <w:szCs w:val="24"/>
-              </w:rPr>
-              <w:t>. Thuộc đối tượng không phải nộp phí đăng ký □</w:t>
-            </w:r>
-          </w:p>
-          <w:p>
-            <w:pPr>
-              <w:spacing w:after="0" w:line="240" w:lineRule="auto"/>
-              <w:rPr>
-                <w:rFonts w:eastAsia="Times New Roman" w:cs="Times New Roman"/>
-                <w:color w:val="222222"/>
-                <w:sz w:val="24"/>
-                <w:szCs w:val="24"/>
-              </w:rPr>
-            </w:pPr>
-            <w:r>
-              <w:rPr>
-                <w:rFonts w:eastAsia="Times New Roman" w:cs="Times New Roman"/>
-                <w:sz w:val="24"/>
-                <w:szCs w:val="24"/>
-              </w:rPr>
-              <w:t>3.</w:t>
-            </w:r>
-            <w:r>
-              <w:rPr>
-                <w:rFonts w:eastAsia="Times New Roman" w:cs="Times New Roman"/>
-                <w:sz w:val="24"/>
-                <w:szCs w:val="24"/>
-              </w:rPr>
-              <w:t>10</w:t>
-            </w:r>
-            <w:r>
-              <w:rPr>
-                <w:rFonts w:eastAsia="Times New Roman" w:cs="Times New Roman"/>
-                <w:sz w:val="24"/>
-                <w:szCs w:val="24"/>
-              </w:rPr>
-              <w:t>.</w:t>
-            </w:r>
-            <w:r>
-              <w:rPr>
-                <w:rFonts w:eastAsia="Times New Roman" w:cs="Times New Roman"/>
-                <w:color w:val="222222"/>
-                <w:sz w:val="24"/>
-                <w:szCs w:val="24"/>
-              </w:rPr>
-              <w:t> </w:t>
-            </w:r>
-            <w:r>
-              <w:rPr>
-                <w:rFonts w:eastAsia="Times New Roman" w:cs="Times New Roman"/>
-                <w:sz w:val="24"/>
-                <w:szCs w:val="24"/>
-              </w:rPr>
-              <w:t>Số điện thoại </w:t>
-            </w:r>
-            <w:r>
-              <w:rPr>
-                <w:rFonts w:eastAsia="Times New Roman" w:cs="Times New Roman"/>
-                <w:i/>
-                <w:iCs/>
-                <w:sz w:val="24"/>
-                <w:szCs w:val="24"/>
-              </w:rPr>
-              <w:t>(nếu có):…..</w:t>
-            </w:r>
-            <w:r>
-              <w:rPr>
-                <w:rFonts w:eastAsia="Times New Roman" w:cs="Times New Roman"/>
-                <w:sz w:val="24"/>
-                <w:szCs w:val="24"/>
-              </w:rPr>
-              <w:t>Fax </w:t>
-            </w:r>
-            <w:r>
-              <w:rPr>
-                <w:rFonts w:eastAsia="Times New Roman" w:cs="Times New Roman"/>
-                <w:i/>
-                <w:iCs/>
-                <w:sz w:val="24"/>
-                <w:szCs w:val="24"/>
-              </w:rPr>
-              <w:t>(nếu có):……</w:t>
-            </w:r>
-            <w:r>
-              <w:rPr>
-                <w:rFonts w:eastAsia="Times New Roman" w:cs="Times New Roman"/>
-                <w:sz w:val="24"/>
-                <w:szCs w:val="24"/>
-              </w:rPr>
-              <w:t>Thư điện tử </w:t>
-            </w:r>
-            <w:r>
-              <w:rPr>
-                <w:rFonts w:eastAsia="Times New Roman" w:cs="Times New Roman"/>
-                <w:i/>
-                <w:iCs/>
-                <w:sz w:val="24"/>
-                <w:szCs w:val="24"/>
-              </w:rPr>
-              <w:t>(nếu có):………………..</w:t>
-            </w:r>
+                <w:rFonts w:eastAsia="Times New Roman" w:cs="Times New Roman"/>
+                <w:sz w:val="24"/>
+              </w:rPr>
+            </w:pPr>
+            <w:r>
+              <w:rPr>
+                <w:rFonts w:eastAsia="Times New Roman" w:cs="Times New Roman"/>
+                <w:sz w:val="24"/>
+              </w:rPr>
+              <w:t>{{ntbdd6}}</w:t>
+            </w:r>
+          </w:p>
+          <w:p>
+            <w:pPr>
+              <w:spacing w:after="0"/>
+              <w:rPr>
+                <w:rFonts w:eastAsia="Times New Roman" w:cs="Times New Roman"/>
+                <w:sz w:val="24"/>
+              </w:rPr>
+            </w:pPr>
+            <w:r>
+              <w:rPr>
+                <w:rFonts w:eastAsia="Times New Roman" w:cs="Times New Roman"/>
+                <w:sz w:val="24"/>
+              </w:rPr>
+              <w:t>{{ntbdd7}}</w:t>
+            </w:r>
+          </w:p>
+          <w:p>
+            <w:pPr>
+              <w:spacing w:after="0"/>
+              <w:rPr>
+                <w:rFonts w:eastAsia="Times New Roman" w:cs="Times New Roman"/>
+                <w:sz w:val="24"/>
+              </w:rPr>
+            </w:pPr>
+            <w:r>
+              <w:rPr>
+                <w:rFonts w:eastAsia="Times New Roman" w:cs="Times New Roman"/>
+                <w:sz w:val="24"/>
+              </w:rPr>
+              <w:t>{{ntbdd8}}</w:t>
+            </w:r>
+          </w:p>
+          <w:p>
+            <w:pPr>
+              <w:spacing w:after="0"/>
+              <w:rPr>
+                <w:rFonts w:eastAsia="Times New Roman" w:cs="Times New Roman"/>
+                <w:sz w:val="24"/>
+              </w:rPr>
+            </w:pPr>
+            <w:r>
+              <w:rPr>
+                <w:rFonts w:eastAsia="Times New Roman" w:cs="Times New Roman"/>
+                <w:sz w:val="24"/>
+              </w:rPr>
+              <w:t>{{ntbdd9}}</w:t>
+            </w:r>
+          </w:p>
+          <w:p>
+            <w:pPr>
+              <w:spacing w:after="0"/>
+              <w:rPr>
+                <w:rFonts w:eastAsia="Times New Roman" w:cs="Times New Roman"/>
+                <w:sz w:val="24"/>
+              </w:rPr>
+            </w:pPr>
+            <w:r>
+              <w:rPr>
+                <w:rFonts w:eastAsia="Times New Roman" w:cs="Times New Roman"/>
+                <w:sz w:val="24"/>
+              </w:rPr>
+              <w:t>{{ntbdd10}}</w:t>
+            </w:r>
+          </w:p>
+          <w:p>
+            <w:pPr>
+              <w:spacing w:after="0"/>
+              <w:rPr>
+                <w:rFonts w:eastAsia="Times New Roman" w:cs="Times New Roman"/>
+                <w:sz w:val="24"/>
+              </w:rPr>
+            </w:pPr>
+            <w:r>
+              <w:rPr>
+                <w:rFonts w:eastAsia="Times New Roman" w:cs="Times New Roman"/>
+                <w:sz w:val="24"/>
+              </w:rPr>
+              <w:t>{{ntbdd11}}</w:t>
+            </w:r>
+          </w:p>
+          <w:p>
+            <w:pPr>
+              <w:spacing w:after="0"/>
+              <w:rPr>
+                <w:rFonts w:eastAsia="Times New Roman" w:cs="Times New Roman"/>
+                <w:sz w:val="24"/>
+              </w:rPr>
+            </w:pPr>
+            <w:r>
+              <w:rPr>
+                <w:rFonts w:eastAsia="Times New Roman" w:cs="Times New Roman"/>
+                <w:sz w:val="24"/>
+              </w:rPr>
+              <w:t>{{ntbdd12}}</w:t>
+            </w:r>
+          </w:p>
+          <w:p>
+            <w:pPr>
+              <w:spacing w:after="0"/>
+              <w:rPr>
+                <w:sz w:val="20"/>
+                <w:szCs w:val="24"/>
+              </w:rPr>
+            </w:pPr>
+            <w:r>
+              <w:rPr>
+                <w:rFonts w:eastAsia="Times New Roman" w:cs="Times New Roman"/>
+                <w:sz w:val="24"/>
+              </w:rPr>
+              <w:t>{{ntbdd13}}</w:t>
+            </w:r>
+            <w:bookmarkStart w:id="0" w:name="_GoBack"/>
+            <w:bookmarkEnd w:id="0"/>
           </w:p>
         </w:tc>
       </w:tr>
@@ -3054,64 +2765,40 @@
                 <w:sz w:val="24"/>
                 <w:szCs w:val="24"/>
               </w:rPr>
+              <w:t>: {{seri}}</w:t>
+            </w:r>
+            <w:r>
+              <w:rPr>
+                <w:rFonts w:eastAsia="Times New Roman" w:cs="Times New Roman"/>
+                <w:i/>
+                <w:iCs/>
+                <w:sz w:val="24"/>
+                <w:szCs w:val="24"/>
+              </w:rPr>
+              <w:t>, s</w:t>
+            </w:r>
+            <w:r>
+              <w:rPr>
+                <w:rFonts w:eastAsia="Times New Roman" w:cs="Times New Roman"/>
+                <w:i/>
+                <w:iCs/>
+                <w:sz w:val="24"/>
+                <w:szCs w:val="24"/>
+              </w:rPr>
+              <w:t>ố vào sổ</w:t>
+            </w:r>
+            <w:r>
+              <w:rPr>
+                <w:rFonts w:eastAsia="Times New Roman" w:cs="Times New Roman"/>
+                <w:i/>
+                <w:iCs/>
+                <w:sz w:val="24"/>
+                <w:szCs w:val="24"/>
+              </w:rPr>
               <w:t>: </w:t>
             </w:r>
             <w:r>
               <w:rPr>
-                <w:rFonts w:cs="Times New Roman"/>
-                <w:sz w:val="24"/>
-                <w:szCs w:val="24"/>
-              </w:rPr>
-              <w:t>{{</w:t>
-            </w:r>
-            <w:r>
-              <w:rPr>
-                <w:rFonts w:cs="Times New Roman"/>
-                <w:sz w:val="24"/>
-                <w:szCs w:val="24"/>
-              </w:rPr>
-              <w:t>seri</w:t>
-            </w:r>
-            <w:r>
-              <w:rPr>
-                <w:rFonts w:cs="Times New Roman"/>
-                <w:sz w:val="24"/>
-                <w:szCs w:val="24"/>
-              </w:rPr>
-              <w:t>}}</w:t>
-            </w:r>
-            <w:r>
-              <w:rPr>
-                <w:rFonts w:eastAsia="Times New Roman" w:cs="Times New Roman"/>
-                <w:i/>
-                <w:iCs/>
-                <w:sz w:val="24"/>
-                <w:szCs w:val="24"/>
-              </w:rPr>
-              <w:t>, s</w:t>
-            </w:r>
-            <w:r>
-              <w:rPr>
-                <w:rFonts w:eastAsia="Times New Roman" w:cs="Times New Roman"/>
-                <w:i/>
-                <w:iCs/>
-                <w:sz w:val="24"/>
-                <w:szCs w:val="24"/>
-              </w:rPr>
-              <w:t>ố vào sổ</w:t>
-            </w:r>
-            <w:r>
-              <w:rPr>
-                <w:rFonts w:eastAsia="Times New Roman" w:cs="Times New Roman"/>
-                <w:i/>
-                <w:iCs/>
-                <w:sz w:val="24"/>
-                <w:szCs w:val="24"/>
-              </w:rPr>
-              <w:t>: </w:t>
-            </w:r>
-            <w:r>
-              <w:rPr>
                 <w:i/>
                 <w:iCs/>
                 <w:sz w:val="24"/>
@@ -3147,31 +2834,7 @@
                 <w:sz w:val="24"/>
                 <w:szCs w:val="24"/>
               </w:rPr>
-              <w:t>Cơ quan cấp: </w:t>
-            </w:r>
-            <w:r>
-              <w:rPr>
-                <w:rFonts w:cs="Times New Roman"/>
-                <w:sz w:val="24"/>
-                <w:szCs w:val="24"/>
-              </w:rPr>
-              <w:t>{{</w:t>
-            </w:r>
-            <w:r>
-              <w:rPr>
-                <w:rFonts w:cs="Times New Roman"/>
-                <w:sz w:val="24"/>
-                <w:szCs w:val="24"/>
-              </w:rPr>
-              <w:t>nc</w:t>
-            </w:r>
-            <w:r>
-              <w:rPr>
-                <w:rFonts w:cs="Times New Roman"/>
-                <w:sz w:val="24"/>
-                <w:szCs w:val="24"/>
-              </w:rPr>
-              <w:t>}}</w:t>
+              <w:t>Cơ quan cấp: {{nc}}</w:t>
             </w:r>
             <w:r>
               <w:rPr>
@@ -3222,31 +2885,7 @@
                 <w:sz w:val="24"/>
                 <w:szCs w:val="24"/>
               </w:rPr>
-              <w:t xml:space="preserve"> </w:t>
-            </w:r>
-            <w:r>
-              <w:rPr>
-                <w:rFonts w:cs="Times New Roman"/>
-                <w:sz w:val="24"/>
-                <w:szCs w:val="24"/>
-              </w:rPr>
-              <w:t>{{</w:t>
-            </w:r>
-            <w:r>
-              <w:rPr>
-                <w:rFonts w:cs="Times New Roman"/>
-                <w:sz w:val="24"/>
-                <w:szCs w:val="24"/>
-              </w:rPr>
-              <w:t>ngc</w:t>
-            </w:r>
-            <w:r>
-              <w:rPr>
-                <w:rFonts w:cs="Times New Roman"/>
-                <w:sz w:val="24"/>
-                <w:szCs w:val="24"/>
-              </w:rPr>
-              <w:t>}}</w:t>
+              <w:t xml:space="preserve"> {{ngc}}.</w:t>
             </w:r>
           </w:p>
           <w:p>
@@ -4791,24 +4430,7 @@
                 <w:szCs w:val="24"/>
               </w:rPr>
               <w:lastRenderedPageBreak/>
-              <w:t>6. Giấy tờ kèm theo</w:t>
-            </w:r>
-            <w:r>
-              <w:rPr>
-                <w:rFonts w:eastAsia="Times New Roman" w:cs="Times New Roman"/>
-                <w:sz w:val="24"/>
-                <w:szCs w:val="24"/>
-                <w:vertAlign w:val="superscript"/>
-              </w:rPr>
-              <w:t>19</w:t>
-            </w:r>
-            <w:r>
-              <w:rPr>
-                <w:rFonts w:eastAsia="Times New Roman" w:cs="Times New Roman"/>
-                <w:sz w:val="24"/>
-                <w:szCs w:val="24"/>
-              </w:rPr>
-              <w:t>:</w:t>
+              <w:t>6. Giấy tờ kèm theo:</w:t>
             </w:r>
           </w:p>
           <w:p>
@@ -5513,21 +5135,95 @@
               <w:rPr>
                 <w:rFonts w:eastAsia="Times New Roman" w:cs="Times New Roman"/>
                 <w:b/>
-                <w:iCs/>
-                <w:sz w:val="24"/>
-                <w:szCs w:val="24"/>
-              </w:rPr>
-            </w:pPr>
-            <w:r>
+                <w:bCs/>
+                <w:sz w:val="24"/>
+                <w:szCs w:val="24"/>
+              </w:rPr>
+            </w:pPr>
+          </w:p>
+          <w:p>
+            <w:pPr>
+              <w:spacing w:after="0" w:line="240" w:lineRule="auto"/>
+              <w:ind w:hanging="1659"/>
+              <w:jc w:val="center"/>
               <w:rPr>
                 <w:rFonts w:eastAsia="Times New Roman" w:cs="Times New Roman"/>
                 <w:b/>
-                <w:iCs/>
-                <w:sz w:val="24"/>
-                <w:szCs w:val="24"/>
-              </w:rPr>
-              <w:t xml:space="preserve">                         </w:t>
-            </w:r>
+                <w:bCs/>
+                <w:sz w:val="24"/>
+                <w:szCs w:val="24"/>
+              </w:rPr>
+            </w:pPr>
+          </w:p>
+          <w:p>
+            <w:pPr>
+              <w:spacing w:after="0" w:line="240" w:lineRule="auto"/>
+              <w:ind w:hanging="1659"/>
+              <w:jc w:val="center"/>
+              <w:rPr>
+                <w:rFonts w:eastAsia="Times New Roman" w:cs="Times New Roman"/>
+                <w:b/>
+                <w:bCs/>
+                <w:sz w:val="24"/>
+                <w:szCs w:val="24"/>
+              </w:rPr>
+            </w:pPr>
+          </w:p>
+          <w:p>
+            <w:pPr>
+              <w:spacing w:after="0" w:line="240" w:lineRule="auto"/>
+              <w:ind w:hanging="1659"/>
+              <w:jc w:val="center"/>
+              <w:rPr>
+                <w:rFonts w:eastAsia="Times New Roman" w:cs="Times New Roman"/>
+                <w:b/>
+                <w:bCs/>
+                <w:sz w:val="24"/>
+                <w:szCs w:val="24"/>
+              </w:rPr>
+            </w:pPr>
+          </w:p>
+          <w:p>
+            <w:pPr>
+              <w:spacing w:after="0" w:line="240" w:lineRule="auto"/>
+              <w:ind w:hanging="1659"/>
+              <w:jc w:val="center"/>
+              <w:rPr>
+                <w:rFonts w:eastAsia="Times New Roman" w:cs="Times New Roman"/>
+                <w:b/>
+                <w:bCs/>
+                <w:sz w:val="24"/>
+                <w:szCs w:val="24"/>
+              </w:rPr>
+            </w:pPr>
+          </w:p>
+          <w:p>
+            <w:pPr>
+              <w:spacing w:after="0" w:line="240" w:lineRule="auto"/>
+              <w:ind w:hanging="1659"/>
+              <w:jc w:val="center"/>
+              <w:rPr>
+                <w:rFonts w:eastAsia="Times New Roman" w:cs="Times New Roman"/>
+                <w:b/>
+                <w:bCs/>
+                <w:sz w:val="24"/>
+                <w:szCs w:val="24"/>
+              </w:rPr>
+            </w:pPr>
+          </w:p>
+          <w:p>
+            <w:pPr>
+              <w:spacing w:after="0" w:line="240" w:lineRule="auto"/>
+              <w:ind w:hanging="1659"/>
+              <w:jc w:val="center"/>
+              <w:rPr>
+                <w:rFonts w:eastAsia="Times New Roman" w:cs="Times New Roman"/>
+                <w:b/>
+                <w:iCs/>
+                <w:sz w:val="24"/>
+                <w:szCs w:val="24"/>
+              </w:rPr>
+            </w:pPr>
           </w:p>
           <w:p>
             <w:pPr>
@@ -5917,6 +5613,14 @@
             <w:r>
               <w:rPr>
                 <w:rFonts w:eastAsia="Times New Roman" w:cs="Times New Roman"/>
+                <w:sz w:val="24"/>
+                <w:szCs w:val="24"/>
+              </w:rPr>
+              <w:t xml:space="preserve"> QSDĐ của {{ndtbd}}</w:t>
+            </w:r>
+            <w:r>
+              <w:rPr>
+                <w:rFonts w:eastAsia="Times New Roman" w:cs="Times New Roman"/>
                 <w:color w:val="222222"/>
                 <w:sz w:val="24"/>
                 <w:szCs w:val="24"/>
@@ -6021,7 +5725,17 @@
                 <w:sz w:val="24"/>
                 <w:szCs w:val="24"/>
               </w:rPr>
-              <w:t>…ngày….tháng  ….năm…….</w:t>
+              <w:t xml:space="preserve">Hải Phòng </w:t>
+            </w:r>
+            <w:r>
+              <w:rPr>
+                <w:rFonts w:eastAsia="Times New Roman" w:cs="Times New Roman"/>
+                <w:i/>
+                <w:iCs/>
+                <w:sz w:val="24"/>
+                <w:szCs w:val="24"/>
+              </w:rPr>
+              <w:t>ngày….tháng  ….năm…….</w:t>
             </w:r>
           </w:p>
           <w:p>
@@ -6927,7 +6641,7 @@
 </file>
 
 <file path=customXml/itemProps1.xml><?xml version="1.0" encoding="utf-8"?>
-<ds:datastoreItem xmlns:ds="http://schemas.openxmlformats.org/officeDocument/2006/customXml" ds:itemID="{0F535849-DB2F-40B2-AB8E-F634684A5235}">
+<ds:datastoreItem xmlns:ds="http://schemas.openxmlformats.org/officeDocument/2006/customXml" ds:itemID="{BF0BCD14-8F05-44E8-9607-F0786D22D4F8}">
   <ds:schemaRefs>
     <ds:schemaRef ds:uri="http://schemas.openxmlformats.org/officeDocument/2006/bibliography"/>
   </ds:schemaRefs>

--- a/src/main/resources/templates/PhieuBaoDamQSDD.docx
+++ b/src/main/resources/templates/PhieuBaoDamQSDD.docx
@@ -158,7 +158,7 @@
                 </mc:Choice>
                 <mc:Fallback>
                   <w:pict>
-                    <v:line w14:anchorId="1CFE105E" id="Straight Connector 1" o:spid="_x0000_s1026" style="position:absolute;z-index:251658752;visibility:visible;mso-wrap-style:square;mso-wrap-distance-left:9pt;mso-wrap-distance-top:0;mso-wrap-distance-right:9pt;mso-wrap-distance-bottom:0;mso-position-horizontal:absolute;mso-position-horizontal-relative:text;mso-position-vertical:absolute;mso-position-vertical-relative:text" from="63.7pt,.9pt" to="216.1pt,.9pt" o:gfxdata="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" strokecolor="#4579b8 [3044]"/>
+                    <v:line w14:anchorId="38F53BA1" id="Straight Connector 1" o:spid="_x0000_s1026" style="position:absolute;z-index:251658752;visibility:visible;mso-wrap-style:square;mso-wrap-distance-left:9pt;mso-wrap-distance-top:0;mso-wrap-distance-right:9pt;mso-wrap-distance-bottom:0;mso-position-horizontal:absolute;mso-position-horizontal-relative:text;mso-position-vertical:absolute;mso-position-vertical-relative:text" from="63.7pt,.9pt" to="216.1pt,.9pt" o:gfxdata="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" strokecolor="#4579b8 [3044]"/>
                   </w:pict>
                 </mc:Fallback>
               </mc:AlternateContent>
@@ -442,18 +442,6 @@
               </w:rPr>
               <w:t> </w:t>
             </w:r>
-          </w:p>
-          <w:p>
-            <w:pPr>
-              <w:spacing w:after="0" w:line="240" w:lineRule="auto"/>
-              <w:jc w:val="center"/>
-              <w:rPr>
-                <w:rFonts w:eastAsia="Times New Roman" w:cs="Times New Roman"/>
-                <w:color w:val="222222"/>
-                <w:sz w:val="26"/>
-                <w:szCs w:val="26"/>
-              </w:rPr>
-            </w:pPr>
             <w:r>
               <w:rPr>
                 <w:rFonts w:eastAsia="Times New Roman" w:cs="Times New Roman"/>
@@ -1384,17 +1372,15 @@
               </w:rPr>
               <w:t>□ Hộ chiếu        □ Thẻ thường trú</w:t>
             </w:r>
-          </w:p>
-          <w:p>
-            <w:pPr>
-              <w:spacing w:after="0" w:line="240" w:lineRule="auto"/>
-              <w:rPr>
-                <w:rFonts w:eastAsia="Times New Roman" w:cs="Times New Roman"/>
-                <w:color w:val="222222"/>
-                <w:sz w:val="24"/>
-                <w:szCs w:val="24"/>
-              </w:rPr>
-            </w:pPr>
+            <w:r>
+              <w:rPr>
+                <w:rFonts w:eastAsia="Times New Roman" w:cs="Times New Roman"/>
+                <w:color w:val="222222"/>
+                <w:sz w:val="24"/>
+                <w:szCs w:val="24"/>
+              </w:rPr>
+              <w:t xml:space="preserve">          </w:t>
+            </w:r>
             <w:r>
               <w:rPr>
                 <w:rFonts w:eastAsia="Times New Roman" w:cs="Times New Roman"/>
@@ -1748,22 +1734,6 @@
                 <w:sz w:val="24"/>
               </w:rPr>
               <w:t>{{ntbdd12}}</w:t>
-            </w:r>
-          </w:p>
-          <w:p>
-            <w:pPr>
-              <w:spacing w:after="0"/>
-              <w:rPr>
-                <w:sz w:val="20"/>
-                <w:szCs w:val="24"/>
-              </w:rPr>
-            </w:pPr>
-            <w:r>
-              <w:rPr>
-                <w:rFonts w:eastAsia="Times New Roman" w:cs="Times New Roman"/>
-                <w:sz w:val="24"/>
-              </w:rPr>
-              <w:t>{{ntbdd13}}</w:t>
             </w:r>
             <w:bookmarkStart w:id="0" w:name="_GoBack"/>
             <w:bookmarkEnd w:id="0"/>
@@ -3557,7 +3527,18 @@
                 <w:sz w:val="24"/>
                 <w:szCs w:val="24"/>
               </w:rPr>
-              <w:t>hình thành trong tương lai, tài sản khác gắn liền với đất hình thành trong tương lai </w:t>
+              <w:t xml:space="preserve">hình thành trong tương lai, tài sản khác gắn liền với đất hình thành trong tương </w:t>
+            </w:r>
+            <w:r>
+              <w:rPr>
+                <w:rFonts w:eastAsia="Times New Roman" w:cs="Times New Roman"/>
+                <w:b/>
+                <w:bCs/>
+                <w:sz w:val="24"/>
+                <w:szCs w:val="24"/>
+              </w:rPr>
+              <w:lastRenderedPageBreak/>
+              <w:t>lai </w:t>
             </w:r>
             <w:r>
               <w:rPr>
@@ -3603,7 +3584,6 @@
                 <w:sz w:val="24"/>
                 <w:szCs w:val="24"/>
               </w:rPr>
-              <w:lastRenderedPageBreak/>
               <w:t>(i)</w:t>
             </w:r>
             <w:r>
@@ -5098,156 +5078,6 @@
                 <w:rFonts w:eastAsia="Times New Roman" w:cs="Times New Roman"/>
                 <w:b/>
                 <w:bCs/>
-                <w:sz w:val="24"/>
-                <w:szCs w:val="24"/>
-              </w:rPr>
-            </w:pPr>
-            <w:r>
-              <w:rPr>
-                <w:rFonts w:eastAsia="Times New Roman" w:cs="Times New Roman"/>
-                <w:b/>
-                <w:bCs/>
-                <w:sz w:val="24"/>
-                <w:szCs w:val="24"/>
-              </w:rPr>
-              <w:t>B</w:t>
-            </w:r>
-          </w:p>
-          <w:p>
-            <w:pPr>
-              <w:spacing w:after="0" w:line="240" w:lineRule="auto"/>
-              <w:ind w:hanging="1659"/>
-              <w:jc w:val="center"/>
-              <w:rPr>
-                <w:rFonts w:eastAsia="Times New Roman" w:cs="Times New Roman"/>
-                <w:b/>
-                <w:bCs/>
-                <w:sz w:val="24"/>
-                <w:szCs w:val="24"/>
-              </w:rPr>
-            </w:pPr>
-          </w:p>
-          <w:p>
-            <w:pPr>
-              <w:spacing w:after="0" w:line="240" w:lineRule="auto"/>
-              <w:ind w:hanging="1659"/>
-              <w:jc w:val="center"/>
-              <w:rPr>
-                <w:rFonts w:eastAsia="Times New Roman" w:cs="Times New Roman"/>
-                <w:b/>
-                <w:bCs/>
-                <w:sz w:val="24"/>
-                <w:szCs w:val="24"/>
-              </w:rPr>
-            </w:pPr>
-          </w:p>
-          <w:p>
-            <w:pPr>
-              <w:spacing w:after="0" w:line="240" w:lineRule="auto"/>
-              <w:ind w:hanging="1659"/>
-              <w:jc w:val="center"/>
-              <w:rPr>
-                <w:rFonts w:eastAsia="Times New Roman" w:cs="Times New Roman"/>
-                <w:b/>
-                <w:bCs/>
-                <w:sz w:val="24"/>
-                <w:szCs w:val="24"/>
-              </w:rPr>
-            </w:pPr>
-          </w:p>
-          <w:p>
-            <w:pPr>
-              <w:spacing w:after="0" w:line="240" w:lineRule="auto"/>
-              <w:ind w:hanging="1659"/>
-              <w:jc w:val="center"/>
-              <w:rPr>
-                <w:rFonts w:eastAsia="Times New Roman" w:cs="Times New Roman"/>
-                <w:b/>
-                <w:bCs/>
-                <w:sz w:val="24"/>
-                <w:szCs w:val="24"/>
-              </w:rPr>
-            </w:pPr>
-          </w:p>
-          <w:p>
-            <w:pPr>
-              <w:spacing w:after="0" w:line="240" w:lineRule="auto"/>
-              <w:ind w:hanging="1659"/>
-              <w:jc w:val="center"/>
-              <w:rPr>
-                <w:rFonts w:eastAsia="Times New Roman" w:cs="Times New Roman"/>
-                <w:b/>
-                <w:bCs/>
-                <w:sz w:val="24"/>
-                <w:szCs w:val="24"/>
-              </w:rPr>
-            </w:pPr>
-          </w:p>
-          <w:p>
-            <w:pPr>
-              <w:spacing w:after="0" w:line="240" w:lineRule="auto"/>
-              <w:ind w:hanging="1659"/>
-              <w:jc w:val="center"/>
-              <w:rPr>
-                <w:rFonts w:eastAsia="Times New Roman" w:cs="Times New Roman"/>
-                <w:b/>
-                <w:bCs/>
-                <w:sz w:val="24"/>
-                <w:szCs w:val="24"/>
-              </w:rPr>
-            </w:pPr>
-          </w:p>
-          <w:p>
-            <w:pPr>
-              <w:spacing w:after="0" w:line="240" w:lineRule="auto"/>
-              <w:ind w:hanging="1659"/>
-              <w:jc w:val="center"/>
-              <w:rPr>
-                <w:rFonts w:eastAsia="Times New Roman" w:cs="Times New Roman"/>
-                <w:b/>
-                <w:bCs/>
-                <w:sz w:val="24"/>
-                <w:szCs w:val="24"/>
-              </w:rPr>
-            </w:pPr>
-          </w:p>
-          <w:p>
-            <w:pPr>
-              <w:spacing w:after="0" w:line="240" w:lineRule="auto"/>
-              <w:ind w:hanging="1659"/>
-              <w:jc w:val="center"/>
-              <w:rPr>
-                <w:rFonts w:eastAsia="Times New Roman" w:cs="Times New Roman"/>
-                <w:b/>
-                <w:iCs/>
-                <w:sz w:val="24"/>
-                <w:szCs w:val="24"/>
-              </w:rPr>
-            </w:pPr>
-          </w:p>
-          <w:p>
-            <w:pPr>
-              <w:spacing w:after="0" w:line="240" w:lineRule="auto"/>
-              <w:ind w:hanging="1659"/>
-              <w:jc w:val="center"/>
-              <w:rPr>
-                <w:rFonts w:eastAsia="Times New Roman" w:cs="Times New Roman"/>
-                <w:b/>
-                <w:iCs/>
-                <w:sz w:val="24"/>
-                <w:szCs w:val="24"/>
-              </w:rPr>
-            </w:pPr>
-          </w:p>
-          <w:p>
-            <w:pPr>
-              <w:spacing w:after="0" w:line="240" w:lineRule="auto"/>
-              <w:ind w:hanging="1659"/>
-              <w:jc w:val="center"/>
-              <w:rPr>
-                <w:rFonts w:eastAsia="Times New Roman" w:cs="Times New Roman"/>
-                <w:b/>
-                <w:iCs/>
                 <w:sz w:val="24"/>
                 <w:szCs w:val="24"/>
               </w:rPr>
@@ -5827,7 +5657,7 @@
     </w:p>
     <w:sectPr>
       <w:pgSz w:w="11906" w:h="16838" w:code="9"/>
-      <w:pgMar w:top="1440" w:right="1440" w:bottom="1440" w:left="1440" w:header="720" w:footer="720" w:gutter="0"/>
+      <w:pgMar w:top="1440" w:right="1440" w:bottom="2160" w:left="1440" w:header="720" w:footer="720" w:gutter="0"/>
       <w:cols w:space="720"/>
       <w:docGrid w:linePitch="381"/>
     </w:sectPr>
@@ -6641,7 +6471,7 @@
 </file>
 
 <file path=customXml/itemProps1.xml><?xml version="1.0" encoding="utf-8"?>
-<ds:datastoreItem xmlns:ds="http://schemas.openxmlformats.org/officeDocument/2006/customXml" ds:itemID="{BF0BCD14-8F05-44E8-9607-F0786D22D4F8}">
+<ds:datastoreItem xmlns:ds="http://schemas.openxmlformats.org/officeDocument/2006/customXml" ds:itemID="{B3ABC201-0ADE-4D2B-B694-D0503062B43C}">
   <ds:schemaRefs>
     <ds:schemaRef ds:uri="http://schemas.openxmlformats.org/officeDocument/2006/bibliography"/>
   </ds:schemaRefs>

--- a/src/main/resources/templates/PhieuBaoDamQSDD.docx
+++ b/src/main/resources/templates/PhieuBaoDamQSDD.docx
@@ -13,8 +13,8 @@
         <w:tblLook w:val="04A0" w:firstRow="1" w:lastRow="0" w:firstColumn="1" w:lastColumn="0" w:noHBand="0" w:noVBand="1"/>
       </w:tblPr>
       <w:tblGrid>
-        <w:gridCol w:w="5671"/>
-        <w:gridCol w:w="4357"/>
+        <w:gridCol w:w="5697"/>
+        <w:gridCol w:w="4381"/>
       </w:tblGrid>
       <w:tr>
         <w:trPr>
@@ -158,7 +158,7 @@
                 </mc:Choice>
                 <mc:Fallback>
                   <w:pict>
-                    <v:line w14:anchorId="6E24052B" id="Straight Connector 1" o:spid="_x0000_s1026" style="position:absolute;z-index:251658752;visibility:visible;mso-wrap-style:square;mso-wrap-distance-left:9pt;mso-wrap-distance-top:0;mso-wrap-distance-right:9pt;mso-wrap-distance-bottom:0;mso-position-horizontal:absolute;mso-position-horizontal-relative:text;mso-position-vertical:absolute;mso-position-vertical-relative:text" from="63.7pt,.9pt" to="216.1pt,.9pt" o:gfxdata="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" strokecolor="#4579b8 [3044]"/>
+                    <v:line w14:anchorId="481EF5A1" id="Straight Connector 1" o:spid="_x0000_s1026" style="position:absolute;z-index:251658752;visibility:visible;mso-wrap-style:square;mso-wrap-distance-left:9pt;mso-wrap-distance-top:0;mso-wrap-distance-right:9pt;mso-wrap-distance-bottom:0;mso-position-horizontal:absolute;mso-position-horizontal-relative:text;mso-position-vertical:absolute;mso-position-vertical-relative:text" from="63.7pt,.9pt" to="216.1pt,.9pt" o:gfxdata="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" strokecolor="#4579b8 [3044]"/>
                   </w:pict>
                 </mc:Fallback>
               </mc:AlternateContent>
@@ -509,8 +509,8 @@
         <w:tblLook w:val="04A0" w:firstRow="1" w:lastRow="0" w:firstColumn="1" w:lastColumn="0" w:noHBand="0" w:noVBand="1"/>
       </w:tblPr>
       <w:tblGrid>
-        <w:gridCol w:w="3818"/>
-        <w:gridCol w:w="5755"/>
+        <w:gridCol w:w="3837"/>
+        <w:gridCol w:w="5783"/>
       </w:tblGrid>
       <w:tr>
         <w:trPr>
@@ -681,24 +681,7 @@
                 <w:sz w:val="24"/>
                 <w:szCs w:val="24"/>
               </w:rPr>
-              <w:t>Họ và tên đầy đủ đối với cá nhân/tên đầy đủ đối với tổ chức</w:t>
-            </w:r>
-            <w:r>
-              <w:rPr>
-                <w:rFonts w:eastAsia="Times New Roman" w:cs="Times New Roman"/>
-                <w:sz w:val="24"/>
-                <w:szCs w:val="24"/>
-                <w:vertAlign w:val="superscript"/>
-              </w:rPr>
-              <w:t>7</w:t>
-            </w:r>
-            <w:r>
-              <w:rPr>
-                <w:rFonts w:eastAsia="Times New Roman" w:cs="Times New Roman"/>
-                <w:sz w:val="24"/>
-                <w:szCs w:val="24"/>
-              </w:rPr>
-              <w:t>: </w:t>
+              <w:t>Họ và tên đầy đủ đối với cá nhân/tên đầy đủ đối với tổ chức: </w:t>
             </w:r>
             <w:r>
               <w:rPr>
@@ -764,16 +747,7 @@
                 <w:sz w:val="24"/>
                 <w:szCs w:val="24"/>
               </w:rPr>
-              <w:t xml:space="preserve"> {{diaChiLienHe}}</w:t>
-            </w:r>
-            <w:r>
-              <w:rPr>
-                <w:rStyle w:val="Vnbnnidung5"/>
-                <w:rFonts w:cs="Times New Roman"/>
-                <w:sz w:val="26"/>
-                <w:szCs w:val="24"/>
-              </w:rPr>
-              <w:t xml:space="preserve"> </w:t>
+              <w:t xml:space="preserve"> {{diaChiLienHe}} </w:t>
             </w:r>
             <w:r>
               <w:rPr>
@@ -1764,7 +1738,6 @@
                 <w:sz w:val="24"/>
                 <w:szCs w:val="24"/>
               </w:rPr>
-              <w:lastRenderedPageBreak/>
               <w:t>4.</w:t>
             </w:r>
             <w:r>
@@ -1999,6 +1972,7 @@
                 <w:sz w:val="24"/>
                 <w:szCs w:val="24"/>
               </w:rPr>
+              <w:lastRenderedPageBreak/>
               <w:t>□ Chứng minh nhân dân/Căn cước công dân/Chứng minh quân đội</w:t>
             </w:r>
           </w:p>
@@ -2331,6 +2305,7 @@
                 <w:sz w:val="24"/>
                 <w:szCs w:val="24"/>
               </w:rPr>
+              <w:lastRenderedPageBreak/>
               <w:t>5.</w:t>
             </w:r>
             <w:r>
@@ -2496,7 +2471,20 @@
               <w:rPr>
                 <w:sz w:val="24"/>
               </w:rPr>
-              <w:t xml:space="preserve"> m2 Bằng chữ: (</w:t>
+              <w:t xml:space="preserve"> m</w:t>
+            </w:r>
+            <w:r>
+              <w:rPr>
+                <w:sz w:val="24"/>
+                <w:vertAlign w:val="superscript"/>
+              </w:rPr>
+              <w:t>2</w:t>
+            </w:r>
+            <w:r>
+              <w:rPr>
+                <w:sz w:val="24"/>
+              </w:rPr>
+              <w:t xml:space="preserve"> Bằng chữ: (</w:t>
             </w:r>
             <w:r>
               <w:rPr>
@@ -2566,7 +2554,13 @@
               <w:rPr>
                 <w:sz w:val="24"/>
               </w:rPr>
-              <w:t>Thời hạn sử dụng đất: Lâu dài</w:t>
+              <w:t>Thời hạn sử dụng đấ</w:t>
+            </w:r>
+            <w:r>
+              <w:rPr>
+                <w:sz w:val="24"/>
+              </w:rPr>
+              <w:t>t: {{thsd}}</w:t>
             </w:r>
             <w:r>
               <w:rPr>
@@ -3511,336 +3505,326 @@
                 <w:sz w:val="24"/>
                 <w:szCs w:val="24"/>
               </w:rPr>
-              <w:t xml:space="preserve">hình thành trong tương lai, tài sản khác gắn liền với đất hình thành trong tương </w:t>
-            </w:r>
-            <w:r>
-              <w:rPr>
-                <w:rFonts w:eastAsia="Times New Roman" w:cs="Times New Roman"/>
-                <w:b/>
-                <w:bCs/>
+              <w:t>hình thành trong tương lai, tài sản khác gắn liền với đất hình thành trong tương lai </w:t>
+            </w:r>
+            <w:r>
+              <w:rPr>
+                <w:rFonts w:eastAsia="Times New Roman" w:cs="Times New Roman"/>
+                <w:sz w:val="24"/>
+                <w:szCs w:val="24"/>
+              </w:rPr>
+              <w:t>□</w:t>
+            </w:r>
+          </w:p>
+          <w:p>
+            <w:pPr>
+              <w:spacing w:after="0" w:line="240" w:lineRule="auto"/>
+              <w:rPr>
+                <w:rFonts w:eastAsia="Times New Roman" w:cs="Times New Roman"/>
+                <w:color w:val="222222"/>
+                <w:sz w:val="24"/>
+                <w:szCs w:val="24"/>
+              </w:rPr>
+            </w:pPr>
+            <w:r>
+              <w:rPr>
+                <w:rFonts w:eastAsia="Times New Roman" w:cs="Times New Roman"/>
+                <w:sz w:val="24"/>
+                <w:szCs w:val="24"/>
+              </w:rPr>
+              <w:t>5.4.1. Bên bảo đảm đồng thời là người sử dụng đất □</w:t>
+            </w:r>
+          </w:p>
+          <w:p>
+            <w:pPr>
+              <w:spacing w:after="0" w:line="240" w:lineRule="auto"/>
+              <w:rPr>
+                <w:rFonts w:eastAsia="Times New Roman" w:cs="Times New Roman"/>
+                <w:color w:val="222222"/>
+                <w:sz w:val="24"/>
+                <w:szCs w:val="24"/>
+              </w:rPr>
+            </w:pPr>
+            <w:r>
+              <w:rPr>
+                <w:rFonts w:eastAsia="Times New Roman" w:cs="Times New Roman"/>
+                <w:sz w:val="24"/>
+                <w:szCs w:val="24"/>
+              </w:rPr>
+              <w:t>(i)</w:t>
+            </w:r>
+            <w:r>
+              <w:rPr>
+                <w:rFonts w:eastAsia="Times New Roman" w:cs="Times New Roman"/>
+                <w:color w:val="222222"/>
+                <w:sz w:val="24"/>
+                <w:szCs w:val="24"/>
+              </w:rPr>
+              <w:t> </w:t>
+            </w:r>
+            <w:r>
+              <w:rPr>
+                <w:rFonts w:eastAsia="Times New Roman" w:cs="Times New Roman"/>
+                <w:sz w:val="24"/>
+                <w:szCs w:val="24"/>
+              </w:rPr>
+              <w:t>Giấy chứng nhận đối với quyền sử dụng đất</w:t>
+            </w:r>
+          </w:p>
+          <w:p>
+            <w:pPr>
+              <w:spacing w:after="0" w:line="240" w:lineRule="auto"/>
+              <w:rPr>
+                <w:rFonts w:eastAsia="Times New Roman" w:cs="Times New Roman"/>
+                <w:color w:val="222222"/>
+                <w:sz w:val="24"/>
+                <w:szCs w:val="24"/>
+              </w:rPr>
+            </w:pPr>
+            <w:r>
+              <w:rPr>
+                <w:rFonts w:eastAsia="Times New Roman" w:cs="Times New Roman"/>
+                <w:i/>
+                <w:iCs/>
+                <w:sz w:val="24"/>
+                <w:szCs w:val="24"/>
+              </w:rPr>
+              <w:t>Tên Giấy chứng nhận:…………………..</w:t>
+            </w:r>
+            <w:r>
+              <w:rPr>
+                <w:rFonts w:eastAsia="Times New Roman" w:cs="Times New Roman"/>
+                <w:color w:val="222222"/>
+                <w:sz w:val="24"/>
+                <w:szCs w:val="24"/>
+              </w:rPr>
+              <w:t>  </w:t>
+            </w:r>
+          </w:p>
+          <w:p>
+            <w:pPr>
+              <w:spacing w:after="0" w:line="240" w:lineRule="auto"/>
+              <w:rPr>
+                <w:rFonts w:eastAsia="Times New Roman" w:cs="Times New Roman"/>
+                <w:color w:val="222222"/>
+                <w:sz w:val="24"/>
+                <w:szCs w:val="24"/>
+              </w:rPr>
+            </w:pPr>
+            <w:r>
+              <w:rPr>
+                <w:rFonts w:eastAsia="Times New Roman" w:cs="Times New Roman"/>
+                <w:i/>
+                <w:iCs/>
+                <w:sz w:val="24"/>
+                <w:szCs w:val="24"/>
+              </w:rPr>
+              <w:t>Số phát hành: ……..,     số vào sổ cấp giấy: …………………….</w:t>
+            </w:r>
+            <w:r>
+              <w:rPr>
+                <w:rFonts w:eastAsia="Times New Roman" w:cs="Times New Roman"/>
+                <w:color w:val="222222"/>
+                <w:sz w:val="24"/>
+                <w:szCs w:val="24"/>
+              </w:rPr>
+              <w:t>   </w:t>
+            </w:r>
+          </w:p>
+          <w:p>
+            <w:pPr>
+              <w:spacing w:after="0" w:line="240" w:lineRule="auto"/>
+              <w:rPr>
+                <w:rFonts w:eastAsia="Times New Roman" w:cs="Times New Roman"/>
+                <w:color w:val="222222"/>
+                <w:sz w:val="24"/>
+                <w:szCs w:val="24"/>
+              </w:rPr>
+            </w:pPr>
+            <w:r>
+              <w:rPr>
+                <w:rFonts w:eastAsia="Times New Roman" w:cs="Times New Roman"/>
+                <w:i/>
+                <w:iCs/>
+                <w:sz w:val="24"/>
+                <w:szCs w:val="24"/>
+              </w:rPr>
+              <w:t>Cơ quan cấp: …..,</w:t>
+            </w:r>
+            <w:r>
+              <w:rPr>
+                <w:rFonts w:eastAsia="Times New Roman" w:cs="Times New Roman"/>
+                <w:color w:val="222222"/>
+                <w:sz w:val="24"/>
+                <w:szCs w:val="24"/>
+              </w:rPr>
+              <w:t> </w:t>
+            </w:r>
+            <w:r>
+              <w:rPr>
+                <w:rFonts w:eastAsia="Times New Roman" w:cs="Times New Roman"/>
+                <w:i/>
+                <w:iCs/>
+                <w:sz w:val="24"/>
+                <w:szCs w:val="24"/>
+              </w:rPr>
+              <w:t>ngày….tháng…năm……</w:t>
+            </w:r>
+          </w:p>
+          <w:p>
+            <w:pPr>
+              <w:spacing w:after="0" w:line="240" w:lineRule="auto"/>
+              <w:rPr>
+                <w:rFonts w:eastAsia="Times New Roman" w:cs="Times New Roman"/>
+                <w:color w:val="222222"/>
+                <w:sz w:val="24"/>
+                <w:szCs w:val="24"/>
+              </w:rPr>
+            </w:pPr>
+            <w:r>
+              <w:rPr>
+                <w:rFonts w:eastAsia="Times New Roman" w:cs="Times New Roman"/>
+                <w:sz w:val="24"/>
+                <w:szCs w:val="24"/>
+              </w:rPr>
+              <w:t>(ii)</w:t>
+            </w:r>
+            <w:r>
+              <w:rPr>
+                <w:rFonts w:eastAsia="Times New Roman" w:cs="Times New Roman"/>
+                <w:color w:val="222222"/>
+                <w:sz w:val="24"/>
+                <w:szCs w:val="24"/>
+              </w:rPr>
+              <w:t> </w:t>
+            </w:r>
+            <w:r>
+              <w:rPr>
+                <w:rFonts w:eastAsia="Times New Roman" w:cs="Times New Roman"/>
+                <w:sz w:val="24"/>
+                <w:szCs w:val="24"/>
+              </w:rPr>
+              <w:t>Số của thửa đất nơi có tài sản:……….;          Tờ bản đồ số </w:t>
+            </w:r>
+            <w:r>
+              <w:rPr>
+                <w:rFonts w:eastAsia="Times New Roman" w:cs="Times New Roman"/>
+                <w:i/>
+                <w:iCs/>
+                <w:sz w:val="24"/>
+                <w:szCs w:val="24"/>
+              </w:rPr>
+              <w:t>(nếu có):  ………………..</w:t>
+            </w:r>
+          </w:p>
+          <w:p>
+            <w:pPr>
+              <w:spacing w:after="0" w:line="240" w:lineRule="auto"/>
+              <w:rPr>
+                <w:rFonts w:eastAsia="Times New Roman" w:cs="Times New Roman"/>
+                <w:color w:val="222222"/>
+                <w:sz w:val="24"/>
+                <w:szCs w:val="24"/>
+              </w:rPr>
+            </w:pPr>
+            <w:r>
+              <w:rPr>
+                <w:rFonts w:eastAsia="Times New Roman" w:cs="Times New Roman"/>
+                <w:sz w:val="24"/>
+                <w:szCs w:val="24"/>
+              </w:rPr>
+              <w:t>(iii)</w:t>
+            </w:r>
+            <w:r>
+              <w:rPr>
+                <w:rFonts w:eastAsia="Times New Roman" w:cs="Times New Roman"/>
+                <w:color w:val="222222"/>
+                <w:sz w:val="24"/>
+                <w:szCs w:val="24"/>
+              </w:rPr>
+              <w:t> </w:t>
+            </w:r>
+            <w:r>
+              <w:rPr>
+                <w:rFonts w:eastAsia="Times New Roman" w:cs="Times New Roman"/>
+                <w:sz w:val="24"/>
+                <w:szCs w:val="24"/>
+              </w:rPr>
+              <w:t>Mô tả nhà ở hình thành trong tương lai, tài sản khác gắn liền với đất hình thành trong tương lai:</w:t>
+            </w:r>
+          </w:p>
+          <w:p>
+            <w:pPr>
+              <w:spacing w:after="0" w:line="240" w:lineRule="auto"/>
+              <w:rPr>
+                <w:rFonts w:eastAsia="Times New Roman" w:cs="Times New Roman"/>
+                <w:color w:val="222222"/>
+                <w:sz w:val="24"/>
+                <w:szCs w:val="24"/>
+              </w:rPr>
+            </w:pPr>
+            <w:r>
+              <w:rPr>
+                <w:rFonts w:eastAsia="Times New Roman" w:cs="Times New Roman"/>
+                <w:sz w:val="24"/>
+                <w:szCs w:val="24"/>
+              </w:rPr>
+              <w:t>……………………………….</w:t>
+            </w:r>
+          </w:p>
+          <w:p>
+            <w:pPr>
+              <w:spacing w:after="0" w:line="240" w:lineRule="auto"/>
+              <w:rPr>
+                <w:rFonts w:eastAsia="Times New Roman" w:cs="Times New Roman"/>
+                <w:color w:val="222222"/>
+                <w:sz w:val="24"/>
+                <w:szCs w:val="24"/>
+              </w:rPr>
+            </w:pPr>
+            <w:r>
+              <w:rPr>
+                <w:rFonts w:eastAsia="Times New Roman" w:cs="Times New Roman"/>
+                <w:sz w:val="24"/>
+                <w:szCs w:val="24"/>
+              </w:rPr>
+              <w:t>5.4.2.</w:t>
+            </w:r>
+            <w:r>
+              <w:rPr>
+                <w:rFonts w:eastAsia="Times New Roman" w:cs="Times New Roman"/>
+                <w:color w:val="222222"/>
+                <w:sz w:val="24"/>
+                <w:szCs w:val="24"/>
+              </w:rPr>
+              <w:t> </w:t>
+            </w:r>
+            <w:r>
+              <w:rPr>
+                <w:rFonts w:eastAsia="Times New Roman" w:cs="Times New Roman"/>
+                <w:sz w:val="24"/>
+                <w:szCs w:val="24"/>
+              </w:rPr>
+              <w:t>Bên bảo đảm không đồng thời là người sử dụng đất □</w:t>
+            </w:r>
+          </w:p>
+          <w:p>
+            <w:pPr>
+              <w:spacing w:after="0" w:line="240" w:lineRule="auto"/>
+              <w:rPr>
+                <w:rFonts w:eastAsia="Times New Roman" w:cs="Times New Roman"/>
+                <w:color w:val="222222"/>
+                <w:sz w:val="24"/>
+                <w:szCs w:val="24"/>
+              </w:rPr>
+            </w:pPr>
+            <w:r>
+              <w:rPr>
+                <w:rFonts w:eastAsia="Times New Roman" w:cs="Times New Roman"/>
                 <w:sz w:val="24"/>
                 <w:szCs w:val="24"/>
               </w:rPr>
               <w:lastRenderedPageBreak/>
-              <w:t>lai </w:t>
-            </w:r>
-            <w:r>
-              <w:rPr>
-                <w:rFonts w:eastAsia="Times New Roman" w:cs="Times New Roman"/>
-                <w:sz w:val="24"/>
-                <w:szCs w:val="24"/>
-              </w:rPr>
-              <w:t>□</w:t>
-            </w:r>
-          </w:p>
-          <w:p>
-            <w:pPr>
-              <w:spacing w:after="0" w:line="240" w:lineRule="auto"/>
-              <w:rPr>
-                <w:rFonts w:eastAsia="Times New Roman" w:cs="Times New Roman"/>
-                <w:color w:val="222222"/>
-                <w:sz w:val="24"/>
-                <w:szCs w:val="24"/>
-              </w:rPr>
-            </w:pPr>
-            <w:r>
-              <w:rPr>
-                <w:rFonts w:eastAsia="Times New Roman" w:cs="Times New Roman"/>
-                <w:sz w:val="24"/>
-                <w:szCs w:val="24"/>
-              </w:rPr>
-              <w:t>5.4.1. Bên bảo đảm đồng thời là người sử dụng đất □</w:t>
-            </w:r>
-          </w:p>
-          <w:p>
-            <w:pPr>
-              <w:spacing w:after="0" w:line="240" w:lineRule="auto"/>
-              <w:rPr>
-                <w:rFonts w:eastAsia="Times New Roman" w:cs="Times New Roman"/>
-                <w:color w:val="222222"/>
-                <w:sz w:val="24"/>
-                <w:szCs w:val="24"/>
-              </w:rPr>
-            </w:pPr>
-            <w:r>
-              <w:rPr>
-                <w:rFonts w:eastAsia="Times New Roman" w:cs="Times New Roman"/>
-                <w:sz w:val="24"/>
-                <w:szCs w:val="24"/>
-              </w:rPr>
-              <w:t>(i)</w:t>
-            </w:r>
-            <w:r>
-              <w:rPr>
-                <w:rFonts w:eastAsia="Times New Roman" w:cs="Times New Roman"/>
-                <w:color w:val="222222"/>
-                <w:sz w:val="24"/>
-                <w:szCs w:val="24"/>
-              </w:rPr>
-              <w:t> </w:t>
-            </w:r>
-            <w:r>
-              <w:rPr>
-                <w:rFonts w:eastAsia="Times New Roman" w:cs="Times New Roman"/>
-                <w:sz w:val="24"/>
-                <w:szCs w:val="24"/>
-              </w:rPr>
-              <w:t>Giấy chứng nhận đối với quyền sử dụng đất</w:t>
-            </w:r>
-          </w:p>
-          <w:p>
-            <w:pPr>
-              <w:spacing w:after="0" w:line="240" w:lineRule="auto"/>
-              <w:rPr>
-                <w:rFonts w:eastAsia="Times New Roman" w:cs="Times New Roman"/>
-                <w:color w:val="222222"/>
-                <w:sz w:val="24"/>
-                <w:szCs w:val="24"/>
-              </w:rPr>
-            </w:pPr>
-            <w:r>
-              <w:rPr>
-                <w:rFonts w:eastAsia="Times New Roman" w:cs="Times New Roman"/>
-                <w:i/>
-                <w:iCs/>
-                <w:sz w:val="24"/>
-                <w:szCs w:val="24"/>
-              </w:rPr>
-              <w:t>Tên Giấy chứng nhận:…………………..</w:t>
-            </w:r>
-            <w:r>
-              <w:rPr>
-                <w:rFonts w:eastAsia="Times New Roman" w:cs="Times New Roman"/>
-                <w:color w:val="222222"/>
-                <w:sz w:val="24"/>
-                <w:szCs w:val="24"/>
-              </w:rPr>
-              <w:t>  </w:t>
-            </w:r>
-          </w:p>
-          <w:p>
-            <w:pPr>
-              <w:spacing w:after="0" w:line="240" w:lineRule="auto"/>
-              <w:rPr>
-                <w:rFonts w:eastAsia="Times New Roman" w:cs="Times New Roman"/>
-                <w:color w:val="222222"/>
-                <w:sz w:val="24"/>
-                <w:szCs w:val="24"/>
-              </w:rPr>
-            </w:pPr>
-            <w:r>
-              <w:rPr>
-                <w:rFonts w:eastAsia="Times New Roman" w:cs="Times New Roman"/>
-                <w:i/>
-                <w:iCs/>
-                <w:sz w:val="24"/>
-                <w:szCs w:val="24"/>
-              </w:rPr>
-              <w:t>Số phát hành: ……..,     số vào sổ cấp giấy: …………………….</w:t>
-            </w:r>
-            <w:r>
-              <w:rPr>
-                <w:rFonts w:eastAsia="Times New Roman" w:cs="Times New Roman"/>
-                <w:color w:val="222222"/>
-                <w:sz w:val="24"/>
-                <w:szCs w:val="24"/>
-              </w:rPr>
-              <w:t>   </w:t>
-            </w:r>
-          </w:p>
-          <w:p>
-            <w:pPr>
-              <w:spacing w:after="0" w:line="240" w:lineRule="auto"/>
-              <w:rPr>
-                <w:rFonts w:eastAsia="Times New Roman" w:cs="Times New Roman"/>
-                <w:color w:val="222222"/>
-                <w:sz w:val="24"/>
-                <w:szCs w:val="24"/>
-              </w:rPr>
-            </w:pPr>
-            <w:r>
-              <w:rPr>
-                <w:rFonts w:eastAsia="Times New Roman" w:cs="Times New Roman"/>
-                <w:i/>
-                <w:iCs/>
-                <w:sz w:val="24"/>
-                <w:szCs w:val="24"/>
-              </w:rPr>
-              <w:t>Cơ quan cấp: …..,</w:t>
-            </w:r>
-            <w:r>
-              <w:rPr>
-                <w:rFonts w:eastAsia="Times New Roman" w:cs="Times New Roman"/>
-                <w:color w:val="222222"/>
-                <w:sz w:val="24"/>
-                <w:szCs w:val="24"/>
-              </w:rPr>
-              <w:t> </w:t>
-            </w:r>
-            <w:r>
-              <w:rPr>
-                <w:rFonts w:eastAsia="Times New Roman" w:cs="Times New Roman"/>
-                <w:i/>
-                <w:iCs/>
-                <w:sz w:val="24"/>
-                <w:szCs w:val="24"/>
-              </w:rPr>
-              <w:t>ngày….tháng…năm……</w:t>
-            </w:r>
-          </w:p>
-          <w:p>
-            <w:pPr>
-              <w:spacing w:after="0" w:line="240" w:lineRule="auto"/>
-              <w:rPr>
-                <w:rFonts w:eastAsia="Times New Roman" w:cs="Times New Roman"/>
-                <w:color w:val="222222"/>
-                <w:sz w:val="24"/>
-                <w:szCs w:val="24"/>
-              </w:rPr>
-            </w:pPr>
-            <w:r>
-              <w:rPr>
-                <w:rFonts w:eastAsia="Times New Roman" w:cs="Times New Roman"/>
-                <w:sz w:val="24"/>
-                <w:szCs w:val="24"/>
-              </w:rPr>
-              <w:t>(ii)</w:t>
-            </w:r>
-            <w:r>
-              <w:rPr>
-                <w:rFonts w:eastAsia="Times New Roman" w:cs="Times New Roman"/>
-                <w:color w:val="222222"/>
-                <w:sz w:val="24"/>
-                <w:szCs w:val="24"/>
-              </w:rPr>
-              <w:t> </w:t>
-            </w:r>
-            <w:r>
-              <w:rPr>
-                <w:rFonts w:eastAsia="Times New Roman" w:cs="Times New Roman"/>
-                <w:sz w:val="24"/>
-                <w:szCs w:val="24"/>
-              </w:rPr>
-              <w:t>Số của thửa đất nơi có tài sản:……….;          Tờ bản đồ số </w:t>
-            </w:r>
-            <w:r>
-              <w:rPr>
-                <w:rFonts w:eastAsia="Times New Roman" w:cs="Times New Roman"/>
-                <w:i/>
-                <w:iCs/>
-                <w:sz w:val="24"/>
-                <w:szCs w:val="24"/>
-              </w:rPr>
-              <w:t>(nếu có):  ………………..</w:t>
-            </w:r>
-          </w:p>
-          <w:p>
-            <w:pPr>
-              <w:spacing w:after="0" w:line="240" w:lineRule="auto"/>
-              <w:rPr>
-                <w:rFonts w:eastAsia="Times New Roman" w:cs="Times New Roman"/>
-                <w:color w:val="222222"/>
-                <w:sz w:val="24"/>
-                <w:szCs w:val="24"/>
-              </w:rPr>
-            </w:pPr>
-            <w:r>
-              <w:rPr>
-                <w:rFonts w:eastAsia="Times New Roman" w:cs="Times New Roman"/>
-                <w:sz w:val="24"/>
-                <w:szCs w:val="24"/>
-              </w:rPr>
-              <w:t>(iii)</w:t>
-            </w:r>
-            <w:r>
-              <w:rPr>
-                <w:rFonts w:eastAsia="Times New Roman" w:cs="Times New Roman"/>
-                <w:color w:val="222222"/>
-                <w:sz w:val="24"/>
-                <w:szCs w:val="24"/>
-              </w:rPr>
-              <w:t> </w:t>
-            </w:r>
-            <w:r>
-              <w:rPr>
-                <w:rFonts w:eastAsia="Times New Roman" w:cs="Times New Roman"/>
-                <w:sz w:val="24"/>
-                <w:szCs w:val="24"/>
-              </w:rPr>
-              <w:t>Mô tả nhà ở hình thành trong tương lai, tài sản khác gắn liền với đất hình thành trong tương lai:</w:t>
-            </w:r>
-          </w:p>
-          <w:p>
-            <w:pPr>
-              <w:spacing w:after="0" w:line="240" w:lineRule="auto"/>
-              <w:rPr>
-                <w:rFonts w:eastAsia="Times New Roman" w:cs="Times New Roman"/>
-                <w:color w:val="222222"/>
-                <w:sz w:val="24"/>
-                <w:szCs w:val="24"/>
-              </w:rPr>
-            </w:pPr>
-            <w:r>
-              <w:rPr>
-                <w:rFonts w:eastAsia="Times New Roman" w:cs="Times New Roman"/>
-                <w:sz w:val="24"/>
-                <w:szCs w:val="24"/>
-              </w:rPr>
-              <w:t>……………………………….</w:t>
-            </w:r>
-          </w:p>
-          <w:p>
-            <w:pPr>
-              <w:spacing w:after="0" w:line="240" w:lineRule="auto"/>
-              <w:rPr>
-                <w:rFonts w:eastAsia="Times New Roman" w:cs="Times New Roman"/>
-                <w:color w:val="222222"/>
-                <w:sz w:val="24"/>
-                <w:szCs w:val="24"/>
-              </w:rPr>
-            </w:pPr>
-            <w:r>
-              <w:rPr>
-                <w:rFonts w:eastAsia="Times New Roman" w:cs="Times New Roman"/>
-                <w:sz w:val="24"/>
-                <w:szCs w:val="24"/>
-              </w:rPr>
-              <w:t>5.4.2.</w:t>
-            </w:r>
-            <w:r>
-              <w:rPr>
-                <w:rFonts w:eastAsia="Times New Roman" w:cs="Times New Roman"/>
-                <w:color w:val="222222"/>
-                <w:sz w:val="24"/>
-                <w:szCs w:val="24"/>
-              </w:rPr>
-              <w:t> </w:t>
-            </w:r>
-            <w:r>
-              <w:rPr>
-                <w:rFonts w:eastAsia="Times New Roman" w:cs="Times New Roman"/>
-                <w:sz w:val="24"/>
-                <w:szCs w:val="24"/>
-              </w:rPr>
-              <w:t>Bên bảo đảm không đồng thời là người sử dụng đất □</w:t>
-            </w:r>
-          </w:p>
-          <w:p>
-            <w:pPr>
-              <w:spacing w:after="0" w:line="240" w:lineRule="auto"/>
-              <w:rPr>
-                <w:rFonts w:eastAsia="Times New Roman" w:cs="Times New Roman"/>
-                <w:color w:val="222222"/>
-                <w:sz w:val="24"/>
-                <w:szCs w:val="24"/>
-              </w:rPr>
-            </w:pPr>
-            <w:r>
-              <w:rPr>
-                <w:rFonts w:eastAsia="Times New Roman" w:cs="Times New Roman"/>
-                <w:sz w:val="24"/>
-                <w:szCs w:val="24"/>
-              </w:rPr>
               <w:t>(i)</w:t>
             </w:r>
             <w:r>
@@ -4926,8 +4910,8 @@
         <w:jc w:val="center"/>
         <w:rPr>
           <w:rFonts w:eastAsia="Times New Roman" w:cs="Times New Roman"/>
-          <w:b/>
-          <w:bCs/>
+          <w:i/>
+          <w:iCs/>
           <w:sz w:val="24"/>
           <w:szCs w:val="24"/>
         </w:rPr>
@@ -4942,6 +4926,408 @@
         </w:rPr>
         <w:t xml:space="preserve">               (nếu có), đóng dấu (nếu có)                                                 đóng dấu (nếu có)</w:t>
       </w:r>
+    </w:p>
+    <w:p>
+      <w:pPr>
+        <w:spacing w:after="0" w:line="240" w:lineRule="auto"/>
+        <w:ind w:firstLine="720"/>
+        <w:jc w:val="center"/>
+        <w:rPr>
+          <w:rFonts w:eastAsia="Times New Roman" w:cs="Times New Roman"/>
+          <w:i/>
+          <w:iCs/>
+          <w:sz w:val="24"/>
+          <w:szCs w:val="24"/>
+        </w:rPr>
+      </w:pPr>
+    </w:p>
+    <w:p>
+      <w:pPr>
+        <w:spacing w:after="0" w:line="240" w:lineRule="auto"/>
+        <w:ind w:firstLine="720"/>
+        <w:jc w:val="center"/>
+        <w:rPr>
+          <w:rFonts w:eastAsia="Times New Roman" w:cs="Times New Roman"/>
+          <w:i/>
+          <w:iCs/>
+          <w:sz w:val="24"/>
+          <w:szCs w:val="24"/>
+        </w:rPr>
+      </w:pPr>
+    </w:p>
+    <w:p>
+      <w:pPr>
+        <w:spacing w:after="0" w:line="240" w:lineRule="auto"/>
+        <w:ind w:firstLine="720"/>
+        <w:jc w:val="center"/>
+        <w:rPr>
+          <w:rFonts w:eastAsia="Times New Roman" w:cs="Times New Roman"/>
+          <w:i/>
+          <w:iCs/>
+          <w:sz w:val="24"/>
+          <w:szCs w:val="24"/>
+        </w:rPr>
+      </w:pPr>
+    </w:p>
+    <w:p>
+      <w:pPr>
+        <w:spacing w:after="0" w:line="240" w:lineRule="auto"/>
+        <w:ind w:firstLine="720"/>
+        <w:jc w:val="center"/>
+        <w:rPr>
+          <w:rFonts w:eastAsia="Times New Roman" w:cs="Times New Roman"/>
+          <w:i/>
+          <w:iCs/>
+          <w:sz w:val="24"/>
+          <w:szCs w:val="24"/>
+        </w:rPr>
+      </w:pPr>
+    </w:p>
+    <w:p>
+      <w:pPr>
+        <w:spacing w:after="0" w:line="240" w:lineRule="auto"/>
+        <w:ind w:firstLine="720"/>
+        <w:jc w:val="center"/>
+        <w:rPr>
+          <w:rFonts w:eastAsia="Times New Roman" w:cs="Times New Roman"/>
+          <w:i/>
+          <w:iCs/>
+          <w:sz w:val="24"/>
+          <w:szCs w:val="24"/>
+        </w:rPr>
+      </w:pPr>
+    </w:p>
+    <w:p>
+      <w:pPr>
+        <w:spacing w:after="0" w:line="240" w:lineRule="auto"/>
+        <w:ind w:firstLine="720"/>
+        <w:jc w:val="center"/>
+        <w:rPr>
+          <w:rFonts w:eastAsia="Times New Roman" w:cs="Times New Roman"/>
+          <w:i/>
+          <w:iCs/>
+          <w:sz w:val="24"/>
+          <w:szCs w:val="24"/>
+        </w:rPr>
+      </w:pPr>
+    </w:p>
+    <w:p>
+      <w:pPr>
+        <w:spacing w:after="0" w:line="240" w:lineRule="auto"/>
+        <w:ind w:firstLine="720"/>
+        <w:jc w:val="center"/>
+        <w:rPr>
+          <w:rFonts w:eastAsia="Times New Roman" w:cs="Times New Roman"/>
+          <w:i/>
+          <w:iCs/>
+          <w:sz w:val="24"/>
+          <w:szCs w:val="24"/>
+        </w:rPr>
+      </w:pPr>
+    </w:p>
+    <w:p>
+      <w:pPr>
+        <w:spacing w:after="0" w:line="240" w:lineRule="auto"/>
+        <w:ind w:firstLine="720"/>
+        <w:jc w:val="center"/>
+        <w:rPr>
+          <w:rFonts w:eastAsia="Times New Roman" w:cs="Times New Roman"/>
+          <w:i/>
+          <w:iCs/>
+          <w:sz w:val="24"/>
+          <w:szCs w:val="24"/>
+        </w:rPr>
+      </w:pPr>
+    </w:p>
+    <w:p>
+      <w:pPr>
+        <w:spacing w:after="0" w:line="240" w:lineRule="auto"/>
+        <w:ind w:firstLine="720"/>
+        <w:jc w:val="center"/>
+        <w:rPr>
+          <w:rFonts w:eastAsia="Times New Roman" w:cs="Times New Roman"/>
+          <w:i/>
+          <w:iCs/>
+          <w:sz w:val="24"/>
+          <w:szCs w:val="24"/>
+        </w:rPr>
+      </w:pPr>
+    </w:p>
+    <w:p>
+      <w:pPr>
+        <w:spacing w:after="0" w:line="240" w:lineRule="auto"/>
+        <w:ind w:firstLine="720"/>
+        <w:jc w:val="center"/>
+        <w:rPr>
+          <w:rFonts w:eastAsia="Times New Roman" w:cs="Times New Roman"/>
+          <w:i/>
+          <w:iCs/>
+          <w:sz w:val="24"/>
+          <w:szCs w:val="24"/>
+        </w:rPr>
+      </w:pPr>
+    </w:p>
+    <w:p>
+      <w:pPr>
+        <w:spacing w:after="0" w:line="240" w:lineRule="auto"/>
+        <w:ind w:firstLine="720"/>
+        <w:jc w:val="center"/>
+        <w:rPr>
+          <w:rFonts w:eastAsia="Times New Roman" w:cs="Times New Roman"/>
+          <w:i/>
+          <w:iCs/>
+          <w:sz w:val="24"/>
+          <w:szCs w:val="24"/>
+        </w:rPr>
+      </w:pPr>
+    </w:p>
+    <w:p>
+      <w:pPr>
+        <w:spacing w:after="0" w:line="240" w:lineRule="auto"/>
+        <w:ind w:firstLine="720"/>
+        <w:jc w:val="center"/>
+        <w:rPr>
+          <w:rFonts w:eastAsia="Times New Roman" w:cs="Times New Roman"/>
+          <w:i/>
+          <w:iCs/>
+          <w:sz w:val="24"/>
+          <w:szCs w:val="24"/>
+        </w:rPr>
+      </w:pPr>
+    </w:p>
+    <w:p>
+      <w:pPr>
+        <w:spacing w:after="0" w:line="240" w:lineRule="auto"/>
+        <w:ind w:firstLine="720"/>
+        <w:jc w:val="center"/>
+        <w:rPr>
+          <w:rFonts w:eastAsia="Times New Roman" w:cs="Times New Roman"/>
+          <w:i/>
+          <w:iCs/>
+          <w:sz w:val="24"/>
+          <w:szCs w:val="24"/>
+        </w:rPr>
+      </w:pPr>
+    </w:p>
+    <w:p>
+      <w:pPr>
+        <w:spacing w:after="0" w:line="240" w:lineRule="auto"/>
+        <w:ind w:firstLine="720"/>
+        <w:jc w:val="center"/>
+        <w:rPr>
+          <w:rFonts w:eastAsia="Times New Roman" w:cs="Times New Roman"/>
+          <w:i/>
+          <w:iCs/>
+          <w:sz w:val="24"/>
+          <w:szCs w:val="24"/>
+        </w:rPr>
+      </w:pPr>
+    </w:p>
+    <w:p>
+      <w:pPr>
+        <w:spacing w:after="0" w:line="240" w:lineRule="auto"/>
+        <w:ind w:firstLine="720"/>
+        <w:jc w:val="center"/>
+        <w:rPr>
+          <w:rFonts w:eastAsia="Times New Roman" w:cs="Times New Roman"/>
+          <w:i/>
+          <w:iCs/>
+          <w:sz w:val="24"/>
+          <w:szCs w:val="24"/>
+        </w:rPr>
+      </w:pPr>
+    </w:p>
+    <w:p>
+      <w:pPr>
+        <w:spacing w:after="0" w:line="240" w:lineRule="auto"/>
+        <w:ind w:firstLine="720"/>
+        <w:jc w:val="center"/>
+        <w:rPr>
+          <w:rFonts w:eastAsia="Times New Roman" w:cs="Times New Roman"/>
+          <w:i/>
+          <w:iCs/>
+          <w:sz w:val="24"/>
+          <w:szCs w:val="24"/>
+        </w:rPr>
+      </w:pPr>
+    </w:p>
+    <w:p>
+      <w:pPr>
+        <w:spacing w:after="0" w:line="240" w:lineRule="auto"/>
+        <w:ind w:firstLine="720"/>
+        <w:jc w:val="center"/>
+        <w:rPr>
+          <w:rFonts w:eastAsia="Times New Roman" w:cs="Times New Roman"/>
+          <w:b/>
+          <w:color w:val="222222"/>
+          <w:sz w:val="24"/>
+          <w:szCs w:val="24"/>
+        </w:rPr>
+      </w:pPr>
+      <w:r>
+        <w:rPr>
+          <w:rFonts w:eastAsia="Times New Roman" w:cs="Times New Roman"/>
+          <w:b/>
+          <w:color w:val="222222"/>
+          <w:sz w:val="24"/>
+          <w:szCs w:val="24"/>
+        </w:rPr>
+        <w:t xml:space="preserve"> </w:t>
+      </w:r>
+    </w:p>
+    <w:p>
+      <w:pPr>
+        <w:spacing w:after="0" w:line="240" w:lineRule="auto"/>
+        <w:ind w:firstLine="720"/>
+        <w:jc w:val="center"/>
+        <w:rPr>
+          <w:rFonts w:eastAsia="Times New Roman" w:cs="Times New Roman"/>
+          <w:b/>
+          <w:color w:val="222222"/>
+          <w:sz w:val="24"/>
+          <w:szCs w:val="24"/>
+        </w:rPr>
+      </w:pPr>
+    </w:p>
+    <w:p>
+      <w:pPr>
+        <w:spacing w:after="0" w:line="240" w:lineRule="auto"/>
+        <w:ind w:firstLine="720"/>
+        <w:jc w:val="center"/>
+        <w:rPr>
+          <w:rFonts w:eastAsia="Times New Roman" w:cs="Times New Roman"/>
+          <w:b/>
+          <w:color w:val="222222"/>
+          <w:sz w:val="24"/>
+          <w:szCs w:val="24"/>
+        </w:rPr>
+      </w:pPr>
+    </w:p>
+    <w:p>
+      <w:pPr>
+        <w:spacing w:after="0" w:line="240" w:lineRule="auto"/>
+        <w:ind w:firstLine="720"/>
+        <w:jc w:val="center"/>
+        <w:rPr>
+          <w:rFonts w:eastAsia="Times New Roman" w:cs="Times New Roman"/>
+          <w:b/>
+          <w:color w:val="222222"/>
+          <w:sz w:val="24"/>
+          <w:szCs w:val="24"/>
+        </w:rPr>
+      </w:pPr>
+    </w:p>
+    <w:p>
+      <w:pPr>
+        <w:spacing w:after="0" w:line="240" w:lineRule="auto"/>
+        <w:ind w:firstLine="720"/>
+        <w:jc w:val="center"/>
+        <w:rPr>
+          <w:rFonts w:eastAsia="Times New Roman" w:cs="Times New Roman"/>
+          <w:b/>
+          <w:color w:val="222222"/>
+          <w:sz w:val="24"/>
+          <w:szCs w:val="24"/>
+        </w:rPr>
+      </w:pPr>
+    </w:p>
+    <w:p>
+      <w:pPr>
+        <w:spacing w:after="0" w:line="240" w:lineRule="auto"/>
+        <w:ind w:firstLine="720"/>
+        <w:jc w:val="center"/>
+        <w:rPr>
+          <w:rFonts w:eastAsia="Times New Roman" w:cs="Times New Roman"/>
+          <w:b/>
+          <w:color w:val="222222"/>
+          <w:sz w:val="24"/>
+          <w:szCs w:val="24"/>
+        </w:rPr>
+      </w:pPr>
+    </w:p>
+    <w:p>
+      <w:pPr>
+        <w:spacing w:after="0" w:line="240" w:lineRule="auto"/>
+        <w:ind w:firstLine="720"/>
+        <w:jc w:val="center"/>
+        <w:rPr>
+          <w:rFonts w:eastAsia="Times New Roman" w:cs="Times New Roman"/>
+          <w:b/>
+          <w:color w:val="222222"/>
+          <w:sz w:val="24"/>
+          <w:szCs w:val="24"/>
+        </w:rPr>
+      </w:pPr>
+    </w:p>
+    <w:p>
+      <w:pPr>
+        <w:spacing w:after="0" w:line="240" w:lineRule="auto"/>
+        <w:ind w:firstLine="720"/>
+        <w:jc w:val="center"/>
+        <w:rPr>
+          <w:rFonts w:eastAsia="Times New Roman" w:cs="Times New Roman"/>
+          <w:b/>
+          <w:color w:val="222222"/>
+          <w:sz w:val="24"/>
+          <w:szCs w:val="24"/>
+        </w:rPr>
+      </w:pPr>
+    </w:p>
+    <w:p>
+      <w:pPr>
+        <w:spacing w:after="0" w:line="240" w:lineRule="auto"/>
+        <w:ind w:firstLine="720"/>
+        <w:jc w:val="center"/>
+        <w:rPr>
+          <w:rFonts w:eastAsia="Times New Roman" w:cs="Times New Roman"/>
+          <w:b/>
+          <w:color w:val="222222"/>
+          <w:sz w:val="24"/>
+          <w:szCs w:val="24"/>
+        </w:rPr>
+      </w:pPr>
+    </w:p>
+    <w:p>
+      <w:pPr>
+        <w:spacing w:after="0" w:line="240" w:lineRule="auto"/>
+        <w:ind w:firstLine="720"/>
+        <w:jc w:val="center"/>
+        <w:rPr>
+          <w:rFonts w:eastAsia="Times New Roman" w:cs="Times New Roman"/>
+          <w:b/>
+          <w:color w:val="222222"/>
+          <w:sz w:val="24"/>
+          <w:szCs w:val="24"/>
+        </w:rPr>
+      </w:pPr>
+    </w:p>
+    <w:p>
+      <w:pPr>
+        <w:spacing w:after="0" w:line="240" w:lineRule="auto"/>
+        <w:ind w:firstLine="720"/>
+        <w:jc w:val="center"/>
+        <w:rPr>
+          <w:rFonts w:eastAsia="Times New Roman" w:cs="Times New Roman"/>
+          <w:b/>
+          <w:color w:val="222222"/>
+          <w:sz w:val="24"/>
+          <w:szCs w:val="24"/>
+        </w:rPr>
+      </w:pPr>
+    </w:p>
+    <w:p>
+      <w:pPr>
+        <w:spacing w:after="0" w:line="240" w:lineRule="auto"/>
+        <w:ind w:firstLine="720"/>
+        <w:jc w:val="center"/>
+        <w:rPr>
+          <w:rFonts w:eastAsia="Times New Roman" w:cs="Times New Roman"/>
+          <w:b/>
+          <w:color w:val="222222"/>
+          <w:sz w:val="24"/>
+          <w:szCs w:val="24"/>
+        </w:rPr>
+      </w:pPr>
     </w:p>
     <w:p>
       <w:pPr>
@@ -4974,6 +5360,18 @@
     <w:p>
       <w:pPr>
         <w:spacing w:after="0" w:line="240" w:lineRule="auto"/>
+        <w:rPr>
+          <w:rFonts w:eastAsia="Times New Roman" w:cs="Times New Roman"/>
+          <w:b/>
+          <w:color w:val="222222"/>
+          <w:sz w:val="24"/>
+          <w:szCs w:val="24"/>
+        </w:rPr>
+      </w:pPr>
+    </w:p>
+    <w:p>
+      <w:pPr>
+        <w:spacing w:after="0" w:line="240" w:lineRule="auto"/>
         <w:ind w:firstLine="720"/>
         <w:jc w:val="center"/>
         <w:rPr>
@@ -4992,7 +5390,6 @@
           <w:sz w:val="24"/>
           <w:szCs w:val="24"/>
         </w:rPr>
-        <w:lastRenderedPageBreak/>
         <w:t>QUẢN TÀI VIÊN/DOANH NGHIỆP QUẢN LÝ, THANH LÝ TÀI SẢN</w:t>
       </w:r>
     </w:p>
@@ -5047,83 +5444,6 @@
     <w:p>
       <w:pPr>
         <w:spacing w:after="0" w:line="240" w:lineRule="auto"/>
-        <w:jc w:val="both"/>
-        <w:rPr>
-          <w:rFonts w:eastAsia="Times New Roman" w:cs="Times New Roman"/>
-          <w:color w:val="222222"/>
-          <w:sz w:val="24"/>
-          <w:szCs w:val="24"/>
-        </w:rPr>
-      </w:pPr>
-    </w:p>
-    <w:p>
-      <w:pPr>
-        <w:spacing w:after="0" w:line="240" w:lineRule="auto"/>
-        <w:ind w:firstLine="720"/>
-        <w:jc w:val="both"/>
-        <w:rPr>
-          <w:rFonts w:eastAsia="Times New Roman" w:cs="Times New Roman"/>
-          <w:color w:val="222222"/>
-          <w:sz w:val="24"/>
-          <w:szCs w:val="24"/>
-        </w:rPr>
-      </w:pPr>
-    </w:p>
-    <w:p>
-      <w:pPr>
-        <w:spacing w:after="0" w:line="240" w:lineRule="auto"/>
-        <w:ind w:firstLine="720"/>
-        <w:jc w:val="both"/>
-        <w:rPr>
-          <w:rFonts w:eastAsia="Times New Roman" w:cs="Times New Roman"/>
-          <w:color w:val="222222"/>
-          <w:sz w:val="24"/>
-          <w:szCs w:val="24"/>
-        </w:rPr>
-      </w:pPr>
-    </w:p>
-    <w:p>
-      <w:pPr>
-        <w:spacing w:after="0" w:line="240" w:lineRule="auto"/>
-        <w:ind w:firstLine="720"/>
-        <w:jc w:val="both"/>
-        <w:rPr>
-          <w:rFonts w:eastAsia="Times New Roman" w:cs="Times New Roman"/>
-          <w:color w:val="222222"/>
-          <w:sz w:val="24"/>
-          <w:szCs w:val="24"/>
-        </w:rPr>
-      </w:pPr>
-    </w:p>
-    <w:p>
-      <w:pPr>
-        <w:spacing w:after="0" w:line="240" w:lineRule="auto"/>
-        <w:ind w:firstLine="720"/>
-        <w:jc w:val="both"/>
-        <w:rPr>
-          <w:rFonts w:eastAsia="Times New Roman" w:cs="Times New Roman"/>
-          <w:color w:val="222222"/>
-          <w:sz w:val="24"/>
-          <w:szCs w:val="24"/>
-        </w:rPr>
-      </w:pPr>
-    </w:p>
-    <w:p>
-      <w:pPr>
-        <w:spacing w:after="0" w:line="240" w:lineRule="auto"/>
-        <w:ind w:firstLine="720"/>
-        <w:jc w:val="both"/>
-        <w:rPr>
-          <w:rFonts w:eastAsia="Times New Roman" w:cs="Times New Roman"/>
-          <w:color w:val="222222"/>
-          <w:sz w:val="24"/>
-          <w:szCs w:val="24"/>
-        </w:rPr>
-      </w:pPr>
-    </w:p>
-    <w:p>
-      <w:pPr>
-        <w:spacing w:after="0" w:line="240" w:lineRule="auto"/>
         <w:ind w:firstLine="720"/>
         <w:jc w:val="both"/>
         <w:rPr>
@@ -5488,7 +5808,7 @@
     </w:p>
     <w:sectPr>
       <w:pgSz w:w="11906" w:h="16838" w:code="9"/>
-      <w:pgMar w:top="1440" w:right="1440" w:bottom="2160" w:left="1440" w:header="720" w:footer="720" w:gutter="0"/>
+      <w:pgMar w:top="1134" w:right="1134" w:bottom="1134" w:left="1701" w:header="720" w:footer="720" w:gutter="0"/>
       <w:cols w:space="720"/>
       <w:docGrid w:linePitch="381"/>
     </w:sectPr>
@@ -6302,7 +6622,7 @@
 </file>
 
 <file path=customXml/itemProps1.xml><?xml version="1.0" encoding="utf-8"?>
-<ds:datastoreItem xmlns:ds="http://schemas.openxmlformats.org/officeDocument/2006/customXml" ds:itemID="{C232EDA2-95A7-4440-B7D5-DF95454CA02B}">
+<ds:datastoreItem xmlns:ds="http://schemas.openxmlformats.org/officeDocument/2006/customXml" ds:itemID="{EBD684C0-219F-4DDD-A2F7-01677F19B8E0}">
   <ds:schemaRefs>
     <ds:schemaRef ds:uri="http://schemas.openxmlformats.org/officeDocument/2006/bibliography"/>
   </ds:schemaRefs>

--- a/src/main/resources/templates/PhieuBaoDamQSDD.docx
+++ b/src/main/resources/templates/PhieuBaoDamQSDD.docx
@@ -44,6 +44,8 @@
                 <w:szCs w:val="26"/>
               </w:rPr>
             </w:pPr>
+            <w:bookmarkStart w:id="0" w:name="_GoBack"/>
+            <w:bookmarkEnd w:id="0"/>
             <w:r>
               <w:rPr>
                 <w:rFonts w:eastAsia="Times New Roman" w:cs="Times New Roman"/>
@@ -158,7 +160,7 @@
                 </mc:Choice>
                 <mc:Fallback>
                   <w:pict>
-                    <v:line w14:anchorId="481EF5A1" id="Straight Connector 1" o:spid="_x0000_s1026" style="position:absolute;z-index:251658752;visibility:visible;mso-wrap-style:square;mso-wrap-distance-left:9pt;mso-wrap-distance-top:0;mso-wrap-distance-right:9pt;mso-wrap-distance-bottom:0;mso-position-horizontal:absolute;mso-position-horizontal-relative:text;mso-position-vertical:absolute;mso-position-vertical-relative:text" from="63.7pt,.9pt" to="216.1pt,.9pt" o:gfxdata="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" strokecolor="#4579b8 [3044]"/>
+                    <v:line w14:anchorId="3D4450C3" id="Straight Connector 1" o:spid="_x0000_s1026" style="position:absolute;z-index:251658752;visibility:visible;mso-wrap-style:square;mso-wrap-distance-left:9pt;mso-wrap-distance-top:0;mso-wrap-distance-right:9pt;mso-wrap-distance-bottom:0;mso-position-horizontal:absolute;mso-position-horizontal-relative:text;mso-position-vertical:absolute;mso-position-vertical-relative:text" from="63.7pt,.9pt" to="216.1pt,.9pt" o:gfxdata="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" strokecolor="#4579b8 [3044]"/>
                   </w:pict>
                 </mc:Fallback>
               </mc:AlternateContent>
@@ -5354,8 +5356,6 @@
           <w:szCs w:val="24"/>
         </w:rPr>
       </w:pPr>
-      <w:bookmarkStart w:id="0" w:name="_GoBack"/>
-      <w:bookmarkEnd w:id="0"/>
     </w:p>
     <w:p>
       <w:pPr>
@@ -6622,7 +6622,7 @@
 </file>
 
 <file path=customXml/itemProps1.xml><?xml version="1.0" encoding="utf-8"?>
-<ds:datastoreItem xmlns:ds="http://schemas.openxmlformats.org/officeDocument/2006/customXml" ds:itemID="{EBD684C0-219F-4DDD-A2F7-01677F19B8E0}">
+<ds:datastoreItem xmlns:ds="http://schemas.openxmlformats.org/officeDocument/2006/customXml" ds:itemID="{A99EEC33-244D-4925-AF71-A1C88B1D07B8}">
   <ds:schemaRefs>
     <ds:schemaRef ds:uri="http://schemas.openxmlformats.org/officeDocument/2006/bibliography"/>
   </ds:schemaRefs>

--- a/src/main/resources/templates/PhieuBaoDamQSDD.docx
+++ b/src/main/resources/templates/PhieuBaoDamQSDD.docx
@@ -158,7 +158,7 @@
                 </mc:Choice>
                 <mc:Fallback>
                   <w:pict>
-                    <v:line w14:anchorId="44FCA71F" id="Straight Connector 1" o:spid="_x0000_s1026" style="position:absolute;z-index:251658752;visibility:visible;mso-wrap-style:square;mso-wrap-distance-left:9pt;mso-wrap-distance-top:0;mso-wrap-distance-right:9pt;mso-wrap-distance-bottom:0;mso-position-horizontal:absolute;mso-position-horizontal-relative:text;mso-position-vertical:absolute;mso-position-vertical-relative:text" from="63.7pt,.9pt" to="216.1pt,.9pt" o:gfxdata="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" strokecolor="#4579b8 [3044]"/>
+                    <v:line w14:anchorId="10BEADC2" id="Straight Connector 1" o:spid="_x0000_s1026" style="position:absolute;z-index:251658752;visibility:visible;mso-wrap-style:square;mso-wrap-distance-left:9pt;mso-wrap-distance-top:0;mso-wrap-distance-right:9pt;mso-wrap-distance-bottom:0;mso-position-horizontal:absolute;mso-position-horizontal-relative:text;mso-position-vertical:absolute;mso-position-vertical-relative:text" from="63.7pt,.9pt" to="216.1pt,.9pt" o:gfxdata="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" strokecolor="#4579b8 [3044]"/>
                   </w:pict>
                 </mc:Fallback>
               </mc:AlternateContent>
@@ -5104,136 +5104,6 @@
     <w:p>
       <w:pPr>
         <w:spacing w:after="0" w:line="240" w:lineRule="auto"/>
-        <w:ind w:firstLine="720"/>
-        <w:jc w:val="center"/>
-        <w:rPr>
-          <w:rFonts w:eastAsia="Times New Roman" w:cs="Times New Roman"/>
-          <w:i/>
-          <w:iCs/>
-          <w:sz w:val="24"/>
-          <w:szCs w:val="24"/>
-        </w:rPr>
-      </w:pPr>
-    </w:p>
-    <w:p>
-      <w:pPr>
-        <w:spacing w:after="0" w:line="240" w:lineRule="auto"/>
-        <w:ind w:firstLine="720"/>
-        <w:jc w:val="center"/>
-        <w:rPr>
-          <w:rFonts w:eastAsia="Times New Roman" w:cs="Times New Roman"/>
-          <w:i/>
-          <w:iCs/>
-          <w:sz w:val="24"/>
-          <w:szCs w:val="24"/>
-        </w:rPr>
-      </w:pPr>
-    </w:p>
-    <w:p>
-      <w:pPr>
-        <w:spacing w:after="0" w:line="240" w:lineRule="auto"/>
-        <w:ind w:firstLine="720"/>
-        <w:jc w:val="center"/>
-        <w:rPr>
-          <w:rFonts w:eastAsia="Times New Roman" w:cs="Times New Roman"/>
-          <w:i/>
-          <w:iCs/>
-          <w:sz w:val="24"/>
-          <w:szCs w:val="24"/>
-        </w:rPr>
-      </w:pPr>
-    </w:p>
-    <w:p>
-      <w:pPr>
-        <w:spacing w:after="0" w:line="240" w:lineRule="auto"/>
-        <w:ind w:firstLine="720"/>
-        <w:jc w:val="center"/>
-        <w:rPr>
-          <w:rFonts w:eastAsia="Times New Roman" w:cs="Times New Roman"/>
-          <w:i/>
-          <w:iCs/>
-          <w:sz w:val="24"/>
-          <w:szCs w:val="24"/>
-        </w:rPr>
-      </w:pPr>
-    </w:p>
-    <w:p>
-      <w:pPr>
-        <w:spacing w:after="0" w:line="240" w:lineRule="auto"/>
-        <w:ind w:firstLine="720"/>
-        <w:jc w:val="center"/>
-        <w:rPr>
-          <w:rFonts w:eastAsia="Times New Roman" w:cs="Times New Roman"/>
-          <w:i/>
-          <w:iCs/>
-          <w:sz w:val="24"/>
-          <w:szCs w:val="24"/>
-        </w:rPr>
-      </w:pPr>
-    </w:p>
-    <w:p>
-      <w:pPr>
-        <w:spacing w:after="0" w:line="240" w:lineRule="auto"/>
-        <w:ind w:firstLine="720"/>
-        <w:jc w:val="center"/>
-        <w:rPr>
-          <w:rFonts w:eastAsia="Times New Roman" w:cs="Times New Roman"/>
-          <w:i/>
-          <w:iCs/>
-          <w:sz w:val="24"/>
-          <w:szCs w:val="24"/>
-        </w:rPr>
-      </w:pPr>
-    </w:p>
-    <w:p>
-      <w:pPr>
-        <w:spacing w:after="0" w:line="240" w:lineRule="auto"/>
-        <w:ind w:firstLine="720"/>
-        <w:jc w:val="center"/>
-        <w:rPr>
-          <w:rFonts w:eastAsia="Times New Roman" w:cs="Times New Roman"/>
-          <w:i/>
-          <w:iCs/>
-          <w:sz w:val="24"/>
-          <w:szCs w:val="24"/>
-        </w:rPr>
-      </w:pPr>
-    </w:p>
-    <w:p>
-      <w:pPr>
-        <w:spacing w:after="0" w:line="240" w:lineRule="auto"/>
-        <w:ind w:firstLine="720"/>
-        <w:jc w:val="center"/>
-        <w:rPr>
-          <w:rFonts w:eastAsia="Times New Roman" w:cs="Times New Roman"/>
-          <w:i/>
-          <w:iCs/>
-          <w:sz w:val="24"/>
-          <w:szCs w:val="24"/>
-        </w:rPr>
-      </w:pPr>
-      <w:bookmarkStart w:id="0" w:name="_GoBack"/>
-      <w:bookmarkEnd w:id="0"/>
-    </w:p>
-    <w:p>
-      <w:pPr>
-        <w:spacing w:after="0" w:line="240" w:lineRule="auto"/>
-        <w:ind w:firstLine="720"/>
-        <w:jc w:val="center"/>
-        <w:rPr>
-          <w:rFonts w:eastAsia="Times New Roman" w:cs="Times New Roman"/>
-          <w:i/>
-          <w:iCs/>
-          <w:sz w:val="24"/>
-          <w:szCs w:val="24"/>
-        </w:rPr>
-      </w:pPr>
-    </w:p>
-    <w:p>
-      <w:pPr>
-        <w:spacing w:after="0" w:line="240" w:lineRule="auto"/>
-        <w:ind w:firstLine="720"/>
-        <w:jc w:val="center"/>
         <w:rPr>
           <w:rFonts w:eastAsia="Times New Roman" w:cs="Times New Roman"/>
           <w:b/>
@@ -5242,16 +5112,8 @@
           <w:szCs w:val="24"/>
         </w:rPr>
       </w:pPr>
-      <w:r>
-        <w:rPr>
-          <w:rFonts w:eastAsia="Times New Roman" w:cs="Times New Roman"/>
-          <w:b/>
-          <w:color w:val="222222"/>
-          <w:sz w:val="24"/>
-          <w:szCs w:val="24"/>
-        </w:rPr>
-        <w:t xml:space="preserve"> </w:t>
-      </w:r>
+      <w:bookmarkStart w:id="0" w:name="_GoBack"/>
+      <w:bookmarkEnd w:id="0"/>
     </w:p>
     <w:p>
       <w:pPr>
@@ -6562,7 +6424,7 @@
 </file>
 
 <file path=customXml/itemProps1.xml><?xml version="1.0" encoding="utf-8"?>
-<ds:datastoreItem xmlns:ds="http://schemas.openxmlformats.org/officeDocument/2006/customXml" ds:itemID="{B9DD7564-4AC9-493E-A605-B8CF7D6CADE8}">
+<ds:datastoreItem xmlns:ds="http://schemas.openxmlformats.org/officeDocument/2006/customXml" ds:itemID="{54AAD686-AF9C-49CC-953A-5E0E302A746F}">
   <ds:schemaRefs>
     <ds:schemaRef ds:uri="http://schemas.openxmlformats.org/officeDocument/2006/bibliography"/>
   </ds:schemaRefs>
